--- a/面向煤矿井下图像的可见度条件自适应与眩光校准复原方法_修订版_最终.docx
+++ b/面向煤矿井下图像的可见度条件自适应与眩光校准复原方法_修订版_最终.docx
@@ -170,123 +170,97 @@
           <w:b/>
           <w:bCs/>
         </w:rPr>
-        <w:t>摘要：</w:t>
+        <w:t>摘要：煤矿井下带式输送机运行环境恶劣，图像受到粉尘、光照不均匀、眩光、照度低和色偏等因素影响，图像质量差，对带式输送机视频监控带来挑战。现有提高图像质量算法，难以满足该场景的视频监控要求。本文提出了基于可见度适配和眩光感知残差校准的提高井下图像质量的方法，首次将眩光饱和、粉尘散射与低照度三类耦合退化纳入统一物理先验框架，以多尺度残差编解码结构为基本架构，嵌入了可见度适配器和眩光感知残差校准器，可见度适配器（VCA），通过零门控残差路径将亮度、暗通道、眩光和低可见度先验参数注入128通道残差条件适配器，得到自适应瓶颈特征，通过可见度适配模块接入框架中压缩残差瓶颈模块和主复原模块之间，改善图像质量；将框架中基本复原解码器的输出接入眩光感知残差校准器（GARC），对复原残差图像逐像素眩光感知缩放，通过其输出处理后图像，有效抑制图像的灯晕，提高了图像质量。构建了1920对真实工业配对（共3840幅）井下监控图像数据集，包含眩光饱和、扬尘散射、低照度等六类典型复合退化图像。利用该数据集实验结果表明该方法峰值信噪比（PSNR）、结构相似度（SSIM）、平均绝对误差（MAE）综合评价得分0.909，优于公开RIDCP （0.899）；通过选取30幅质量差的图像实验，峰值信噪比（PSNR）达23.11 dB，结构相似性指数（SSIM）达0.954；通过任意选取192幅图像实验，PSNR为21.87 dB，SSIM为0.941，均优于所有对比方法，并进行消融实验，验证了VCA 与 GARC 各自的贡献，以及二者协同的性能优势。</w:t>
       </w:r>
       <w:bookmarkStart w:id="2" w:name="OLE_LINK10"/>
       <w:r>
         <w:rPr>
           <w:rFonts w:hint="eastAsia"/>
         </w:rPr>
-        <w:t>煤矿井下带式输送机运行环境恶劣，图像受到粉尘、光照不均匀、眩光、照度低和色偏等因素影响，图像质量差，对带式输送机视频监控带来挑战。现有提高图像质量算法，难以满足煤矿井下带式输送机运行环境下视频监控要求。本文提出了基于</w:t>
-      </w:r>
-      <w:r>
-        <w:t>可见度</w:t>
-      </w:r>
+      </w:r>
+      <w:r/>
       <w:r>
         <w:rPr>
           <w:rFonts w:hint="eastAsia"/>
         </w:rPr>
-        <w:t>适配和</w:t>
-      </w:r>
-      <w:r>
-        <w:t>眩光感知残差校准</w:t>
-      </w:r>
+      </w:r>
+      <w:r/>
       <w:r>
         <w:rPr>
           <w:rFonts w:hint="eastAsia"/>
         </w:rPr>
-        <w:t>的提高煤矿井下带式输送机运行环境图像质量方法，首次将眩光饱和、粉尘散射与低照度三类耦合退化纳入统一物理先验框架，以多尺度残差编解码结构为基本架构，嵌入了</w:t>
-      </w:r>
-      <w:r>
-        <w:t>可见度</w:t>
-      </w:r>
+      </w:r>
+      <w:r/>
       <w:r>
         <w:rPr>
           <w:rFonts w:hint="eastAsia"/>
         </w:rPr>
-        <w:t>适配器和</w:t>
       </w:r>
       <w:bookmarkStart w:id="3" w:name="OLE_LINK3"/>
       <w:bookmarkStart w:id="4" w:name="OLE_LINK4"/>
-      <w:r>
-        <w:t>眩光感知残差校准</w:t>
-      </w:r>
+      <w:r/>
       <w:bookmarkEnd w:id="3"/>
       <w:bookmarkEnd w:id="4"/>
       <w:r>
         <w:rPr>
           <w:rFonts w:hint="eastAsia"/>
         </w:rPr>
-        <w:t>器，</w:t>
-      </w:r>
-      <w:r>
-        <w:t>可见度</w:t>
-      </w:r>
+      </w:r>
+      <w:r/>
       <w:r>
         <w:rPr>
           <w:rFonts w:hint="eastAsia"/>
         </w:rPr>
-        <w:t>适配器（VCA），通过零门控残差路径将亮度、暗通道、眩光和低可见度先验参数注入128通道残差条件适配器，得到自适应瓶颈特征，通过可见度适配模块接入框架中压缩残差瓶颈模块和主复原模块之间，改善图像质量；将框架中基本复原解码器的输出接入眩光感知残差校准器（GARC），对复原残差图像逐像素眩光感知缩放，通过其输出处理后图像，有效抑制图像的灯晕，提高了图像质量。构建了1920对真实工业配对（共3840</w:t>
       </w:r>
       <w:r>
         <w:rPr>
           <w:rFonts w:hint="eastAsia"/>
         </w:rPr>
-        <w:t>幅）煤矿井下带式输送机运行环境图像数据集</w:t>
       </w:r>
       <w:r>
         <w:rPr>
           <w:rFonts w:hint="eastAsia"/>
         </w:rPr>
-        <w:t>，包含眩光饱和、扬尘散射、低照度等六类典型复合退化</w:t>
       </w:r>
       <w:r>
         <w:rPr>
           <w:rFonts w:hint="eastAsia"/>
         </w:rPr>
-        <w:t>图像。利用该数据集实验结果表明该方法峰值信噪比（PSNR）、结构相似度（SSIM）、平均绝对误差（MAE）</w:t>
       </w:r>
       <w:r>
         <w:rPr>
           <w:rFonts w:hint="eastAsia"/>
         </w:rPr>
-        <w:t>综合评价得分0.909，优于公开RIDCP （0.899）</w:t>
       </w:r>
       <w:r>
         <w:rPr>
           <w:rFonts w:hint="eastAsia"/>
         </w:rPr>
-        <w:t>；通过选取30</w:t>
       </w:r>
       <w:r>
         <w:rPr>
           <w:rFonts w:hint="eastAsia"/>
         </w:rPr>
-        <w:t>幅质量差的图像实验，峰值信噪比（PSNR）达23.11 dB，结构相似性指数（SSIM）达0.954；</w:t>
       </w:r>
       <w:r>
         <w:rPr>
           <w:rFonts w:hint="eastAsia"/>
         </w:rPr>
-        <w:t>通过任意选取192</w:t>
       </w:r>
       <w:r>
         <w:rPr>
           <w:rFonts w:hint="eastAsia"/>
         </w:rPr>
-        <w:t>幅图像实验，PSNR为21.87 dB，SSIM为0.941，均优于所有对比方法</w:t>
       </w:r>
       <w:r>
         <w:rPr>
           <w:rFonts w:hint="eastAsia"/>
         </w:rPr>
-        <w:t>，并进行消融实验</w:t>
       </w:r>
       <w:r>
         <w:rPr>
           <w:rFonts w:hint="eastAsia"/>
         </w:rPr>
-        <w:t>，验证了VCA 与 GARC 各自的贡献，以及二者协同的性能优势。</w:t>
       </w:r>
     </w:p>
     <w:bookmarkEnd w:id="2"/>

--- a/面向煤矿井下图像的可见度条件自适应与眩光校准复原方法_修订版_最终.docx
+++ b/面向煤矿井下图像的可见度条件自适应与眩光校准复原方法_修订版_最终.docx
@@ -366,25 +366,19 @@
         <w:rPr>
           <w:rFonts w:hint="eastAsia"/>
         </w:rPr>
-        <w:t>煤矿</w:t>
-      </w:r>
-      <w:r>
-        <w:t>视觉系统广泛应用于远程巡检、安全监督、自主导航及设备状态监测等场景。在</w:t>
-      </w:r>
+        <w:t>煤矿视觉系统广泛应用于远程巡检、安全监督、自主导航及设备状态监测等场景。在煤矿井下采掘工作面中，照明由矿工头灯或机械前照灯提供，具有显著的空间非均匀性与高动态范围特征。与此同时，爆破和截割作业产生的粉尘与水汽引发前向散射，造成对比度下降与弱结构湮没。上述退化与低反射率煤岩背景叠加，使单帧图像中饱和高光与近全黑暗区并存，形成远比户外雾霾更复杂的混合退化场景。此外，由于煤矿井下存在大量粉尘颗粒、雾气、水汽等因素，图像极易出现模糊、对比度下降、颜色失真等退化现象，严重影响后续的图像分析与智能识别，因此开展煤矿井下图像复原研究具有重要现实意义。</w:t>
+      </w:r>
+      <w:r/>
       <w:r>
         <w:rPr>
           <w:rFonts w:hint="eastAsia"/>
         </w:rPr>
-        <w:t>煤矿井下</w:t>
-      </w:r>
-      <w:r>
-        <w:t>采掘工作面中，照明由矿工头灯或机械前照灯提供，具有显著的空间非均匀性与高动态范围特征。与此同时，爆破和截割作业产生的粉尘与水汽引发前向散射，造成对比度下降与弱结构湮没。上述退化与低反射率煤岩背景叠加，使单帧图像中饱和高光与近全黑暗区并存，形成远比户外雾霾更复杂的混合退化场景。</w:t>
-      </w:r>
+      </w:r>
+      <w:r/>
       <w:r>
         <w:rPr>
           <w:rFonts w:hint="eastAsia"/>
         </w:rPr>
-        <w:t>此外,由于煤矿井下存在大量粉尘颗粒、雾气、水汽等因素,图像极易出现模糊、对比度下降、颜色失真等退化现象,严重影响后续的图像分析与智能识别.因此,开展煤矿井下图像增强研究具有重要现实意义。</w:t>
       </w:r>
     </w:p>
     <w:p>

--- a/面向煤矿井下图像的可见度条件自适应与眩光校准复原方法_修订版_最终.docx
+++ b/面向煤矿井下图像的可见度条件自适应与眩光校准复原方法_修订版_最终.docx
@@ -1298,17 +1298,14 @@
         <w:ind w:firstLine="420"/>
       </w:pPr>
       <w:r>
-        <w:t>VCA与GARC共享四通道</w:t>
+        <w:t>VCA与GARC共享四通道煤矿先验张量Pm = [Y, D, G, V]，在反归一化后的RGB图像空间中计算（式（2）～式（6））。Y为BT.601标准亮度图，描述局部曝光；D为暗通道图，标记散射主导或阴影区域；G为眩光图，捕捉灯光与反射体附近的通道不均衡（注：式（4）右侧R、G、B为图像红、绿、蓝通道值，与先验图G同名但含义不同）；V为低可见度图，估计弱纹理区域的对比度缺失：</w:t>
       </w:r>
       <w:r>
         <w:rPr>
           <w:rFonts w:hint="eastAsia"/>
         </w:rPr>
-        <w:t>煤矿</w:t>
-      </w:r>
-      <w:r>
-        <w:t>先验张量</w:t>
-      </w:r>
+      </w:r>
+      <w:r/>
       <w:r>
         <w:rPr>
           <w:rFonts w:ascii="Times New Roman" w:hAnsi="Times New Roman" w:eastAsia="Times New Roman" w:cs="Times New Roman"/>
@@ -1317,7 +1314,6 @@
           <w:i/>
           <w:iCs/>
         </w:rPr>
-        <w:t>P</w:t>
       </w:r>
       <w:r>
         <w:rPr>
@@ -1326,13 +1322,11 @@
           <w:szCs w:val="14"/>
           <w:vertAlign w:val="subscript"/>
         </w:rPr>
-        <w:t>m</w:t>
-      </w:r>
-      <w:r>
-        <w:rPr>
-          <w:rFonts w:ascii="Times New Roman" w:hAnsi="Times New Roman" w:eastAsia="Times New Roman" w:cs="Times New Roman"/>
-        </w:rPr>
-        <w:t xml:space="preserve"> = [</w:t>
+      </w:r>
+      <w:r>
+        <w:rPr>
+          <w:rFonts w:ascii="Times New Roman" w:hAnsi="Times New Roman" w:eastAsia="Times New Roman" w:cs="Times New Roman"/>
+        </w:rPr>
       </w:r>
       <w:r>
         <w:rPr>
@@ -1342,13 +1336,11 @@
           <w:i/>
           <w:iCs/>
         </w:rPr>
-        <w:t>Y</w:t>
-      </w:r>
-      <w:r>
-        <w:rPr>
-          <w:rFonts w:ascii="Times New Roman" w:hAnsi="Times New Roman" w:eastAsia="Times New Roman" w:cs="Times New Roman"/>
-        </w:rPr>
-        <w:t xml:space="preserve">, </w:t>
+      </w:r>
+      <w:r>
+        <w:rPr>
+          <w:rFonts w:ascii="Times New Roman" w:hAnsi="Times New Roman" w:eastAsia="Times New Roman" w:cs="Times New Roman"/>
+        </w:rPr>
       </w:r>
       <w:r>
         <w:rPr>
@@ -1358,13 +1350,11 @@
           <w:i/>
           <w:iCs/>
         </w:rPr>
-        <w:t>D</w:t>
-      </w:r>
-      <w:r>
-        <w:rPr>
-          <w:rFonts w:ascii="Times New Roman" w:hAnsi="Times New Roman" w:eastAsia="Times New Roman" w:cs="Times New Roman"/>
-        </w:rPr>
-        <w:t xml:space="preserve">, </w:t>
+      </w:r>
+      <w:r>
+        <w:rPr>
+          <w:rFonts w:ascii="Times New Roman" w:hAnsi="Times New Roman" w:eastAsia="Times New Roman" w:cs="Times New Roman"/>
+        </w:rPr>
       </w:r>
       <w:r>
         <w:rPr>
@@ -1374,13 +1364,11 @@
           <w:i/>
           <w:iCs/>
         </w:rPr>
-        <w:t>G</w:t>
-      </w:r>
-      <w:r>
-        <w:rPr>
-          <w:rFonts w:ascii="Times New Roman" w:hAnsi="Times New Roman" w:eastAsia="Times New Roman" w:cs="Times New Roman"/>
-        </w:rPr>
-        <w:t xml:space="preserve">, </w:t>
+      </w:r>
+      <w:r>
+        <w:rPr>
+          <w:rFonts w:ascii="Times New Roman" w:hAnsi="Times New Roman" w:eastAsia="Times New Roman" w:cs="Times New Roman"/>
+        </w:rPr>
       </w:r>
       <w:r>
         <w:rPr>
@@ -1390,17 +1378,13 @@
           <w:i/>
           <w:iCs/>
         </w:rPr>
-        <w:t>V</w:t>
-      </w:r>
-      <w:r>
-        <w:rPr>
-          <w:rFonts w:ascii="Times New Roman" w:hAnsi="Times New Roman" w:eastAsia="Times New Roman" w:cs="Times New Roman"/>
-        </w:rPr>
-        <w:t>]</w:t>
-      </w:r>
-      <w:r>
-        <w:t>，在反归一化后的RGB图像空间中计算（式（2）～式（6））。</w:t>
-      </w:r>
+      </w:r>
+      <w:r>
+        <w:rPr>
+          <w:rFonts w:ascii="Times New Roman" w:hAnsi="Times New Roman" w:eastAsia="Times New Roman" w:cs="Times New Roman"/>
+        </w:rPr>
+      </w:r>
+      <w:r/>
       <w:r>
         <w:rPr>
           <w:rFonts w:ascii="Times New Roman" w:hAnsi="Times New Roman" w:eastAsia="Times New Roman" w:cs="Times New Roman"/>
@@ -1409,11 +1393,8 @@
           <w:i/>
           <w:iCs/>
         </w:rPr>
-        <w:t>Y</w:t>
-      </w:r>
-      <w:r>
-        <w:t>为BT.601标准亮度图，描述局部曝光；</w:t>
-      </w:r>
+      </w:r>
+      <w:r/>
       <w:r>
         <w:rPr>
           <w:rFonts w:ascii="Times New Roman" w:hAnsi="Times New Roman" w:eastAsia="Times New Roman" w:cs="Times New Roman"/>
@@ -1422,11 +1403,8 @@
           <w:i/>
           <w:iCs/>
         </w:rPr>
-        <w:t>D</w:t>
-      </w:r>
-      <w:r>
-        <w:t>为暗通道图，标记散射主导或阴影区域；</w:t>
-      </w:r>
+      </w:r>
+      <w:r/>
       <w:r>
         <w:rPr>
           <w:rFonts w:ascii="Times New Roman" w:hAnsi="Times New Roman" w:eastAsia="Times New Roman" w:cs="Times New Roman"/>
@@ -1435,11 +1413,8 @@
           <w:i/>
           <w:iCs/>
         </w:rPr>
-        <w:t>G</w:t>
-      </w:r>
-      <w:r>
-        <w:t>为眩光图，捕捉灯光与反射体附近的通道不均衡（式（4）中左侧G为眩光先验图，式右侧R、G、B为输入图像的红、绿、蓝通道值）；</w:t>
-      </w:r>
+      </w:r>
+      <w:r/>
       <w:r>
         <w:rPr>
           <w:rFonts w:ascii="Times New Roman" w:hAnsi="Times New Roman" w:eastAsia="Times New Roman" w:cs="Times New Roman"/>
@@ -1448,11 +1423,8 @@
           <w:i/>
           <w:iCs/>
         </w:rPr>
-        <w:t>V</w:t>
-      </w:r>
-      <w:r>
-        <w:t>为低可见度图，估计弱纹理区域的对比度缺失：</w:t>
-      </w:r>
+      </w:r>
+      <w:r/>
     </w:p>
     <w:p/>
     <w:tbl>

--- a/面向煤矿井下图像的可见度条件自适应与眩光校准复原方法_修订版_最终.docx
+++ b/面向煤矿井下图像的可见度条件自适应与眩光校准复原方法_修订版_最终.docx
@@ -5380,23 +5380,19 @@
         <w:ind w:firstLine="420"/>
       </w:pPr>
       <w:r>
-        <w:t>选取以下七类方法进行系统比较：（1）</w:t>
+        <w:t>选取以下七类方法进行系统比较：（1）输入原图：未处理的退化帧，作为退化基准；（2）DCP[1]：暗通道先验（局部窗口15×15，引导滤波透射率精炼，透射率下限0.1）；（3）CLAHE[4]：对比度受限自适应直方图均衡（逐通道，裁剪限制clipLimit = 2.0，分块大小8×8）；（4）Retinex[3]：多尺度Retinex（高斯尺度15/80/250像素，颜色恢复因子125）；（5）AdaIR[35]（ICLR 2025）：全能图像复原网络（单任务去雾模式），使用官方公开权重，不进行煤矿域微调，作为最新开源SOTA去雾基线（于代理集测试子集448×256分辨率下评估，详见表2脚注）；（6）骨干基线（Foundation）：预训练骨干网络不加VCA/GARC的零样本应用，作为内部对照，用于量化煤矿先验适配的净增益（非独立竞争方法）；（7）LUCIDMine（本文）：在1920对煤矿图像上完成两阶段自适应训练的完整框架。</w:t>
       </w:r>
       <w:r>
         <w:rPr>
           <w:b/>
           <w:bCs/>
         </w:rPr>
-        <w:t>输入原图</w:t>
-      </w:r>
-      <w:r>
-        <w:t>：未处理的退化帧，作为退化基准；（2）</w:t>
-      </w:r>
-      <w:r>
-        <w:rPr>
-          <w:rFonts w:ascii="Times New Roman" w:hAnsi="Times New Roman" w:eastAsia="Times New Roman" w:cs="Times New Roman"/>
-        </w:rPr>
-        <w:t>DCP</w:t>
+      </w:r>
+      <w:r/>
+      <w:r>
+        <w:rPr>
+          <w:rFonts w:ascii="Times New Roman" w:hAnsi="Times New Roman" w:eastAsia="Times New Roman" w:cs="Times New Roman"/>
+        </w:rPr>
       </w:r>
       <w:r>
         <w:rPr>
@@ -5405,16 +5401,12 @@
           <w:szCs w:val="16"/>
           <w:vertAlign w:val="superscript"/>
         </w:rPr>
-        <w:t>[1]</w:t>
-      </w:r>
-      <w:r>
-        <w:t>：暗通道先验（局部窗口15×15，引导滤波透射率精炼，透射率下限0.1）；（3）</w:t>
-      </w:r>
-      <w:r>
-        <w:rPr>
-          <w:rFonts w:ascii="Times New Roman" w:hAnsi="Times New Roman" w:eastAsia="Times New Roman" w:cs="Times New Roman"/>
-        </w:rPr>
-        <w:t>CLAHE</w:t>
+      </w:r>
+      <w:r/>
+      <w:r>
+        <w:rPr>
+          <w:rFonts w:ascii="Times New Roman" w:hAnsi="Times New Roman" w:eastAsia="Times New Roman" w:cs="Times New Roman"/>
+        </w:rPr>
       </w:r>
       <w:r>
         <w:rPr>
@@ -5423,25 +5415,18 @@
           <w:szCs w:val="16"/>
           <w:vertAlign w:val="superscript"/>
         </w:rPr>
-        <w:t>[4]</w:t>
-      </w:r>
-      <w:r>
-        <w:t>：对比度受限自适应直方图均衡（逐通道，裁剪限制</w:t>
-      </w:r>
-      <w:r>
-        <w:rPr>
-          <w:rFonts w:ascii="Times New Roman" w:hAnsi="Times New Roman" w:eastAsia="Times New Roman" w:cs="Times New Roman"/>
-        </w:rPr>
-        <w:t>clipLimit = 2.0</w:t>
-      </w:r>
-      <w:r>
-        <w:t>，分块大小8×8）；（4）</w:t>
-      </w:r>
-      <w:r>
-        <w:rPr>
-          <w:rFonts w:ascii="Times New Roman" w:hAnsi="Times New Roman" w:eastAsia="Times New Roman" w:cs="Times New Roman"/>
-        </w:rPr>
-        <w:t>Retinex</w:t>
+      </w:r>
+      <w:r/>
+      <w:r>
+        <w:rPr>
+          <w:rFonts w:ascii="Times New Roman" w:hAnsi="Times New Roman" w:eastAsia="Times New Roman" w:cs="Times New Roman"/>
+        </w:rPr>
+      </w:r>
+      <w:r/>
+      <w:r>
+        <w:rPr>
+          <w:rFonts w:ascii="Times New Roman" w:hAnsi="Times New Roman" w:eastAsia="Times New Roman" w:cs="Times New Roman"/>
+        </w:rPr>
       </w:r>
       <w:r>
         <w:rPr>
@@ -5450,16 +5435,12 @@
           <w:szCs w:val="16"/>
           <w:vertAlign w:val="superscript"/>
         </w:rPr>
-        <w:t>[3]</w:t>
-      </w:r>
-      <w:r>
-        <w:t>：多尺度Retinex（高斯尺度15/80/250像素，颜色恢复因子125）；（5）</w:t>
-      </w:r>
-      <w:r>
-        <w:rPr>
-          <w:rFonts w:ascii="Times New Roman" w:hAnsi="Times New Roman" w:eastAsia="Times New Roman" w:cs="Times New Roman"/>
-        </w:rPr>
-        <w:t>RIDCP</w:t>
+      </w:r>
+      <w:r/>
+      <w:r>
+        <w:rPr>
+          <w:rFonts w:ascii="Times New Roman" w:hAnsi="Times New Roman" w:eastAsia="Times New Roman" w:cs="Times New Roman"/>
+        </w:rPr>
       </w:r>
       <w:r>
         <w:rPr>
@@ -5468,59 +5449,41 @@
           <w:szCs w:val="16"/>
           <w:vertAlign w:val="superscript"/>
         </w:rPr>
-        <w:t>[2]</w:t>
-      </w:r>
-      <w:r>
-        <w:t>：码本先验真实图像去雾，使用官方公开权重，不进行</w:t>
-      </w:r>
+      </w:r>
+      <w:r/>
       <w:r>
         <w:rPr>
           <w:rFonts w:hint="eastAsia"/>
         </w:rPr>
-        <w:t>煤矿</w:t>
-      </w:r>
-      <w:r>
-        <w:t>域微调，作为最强公开神经网络基线；（6）</w:t>
-      </w:r>
+      </w:r>
+      <w:r/>
       <w:r>
         <w:rPr>
           <w:b/>
           <w:bCs/>
         </w:rPr>
-        <w:t>骨干基线（Foundation）</w:t>
-      </w:r>
-      <w:r>
-        <w:t>：预训练骨干网络不加VCA/GARC的零样本应用，作为内部对照，用于量化</w:t>
-      </w:r>
+      </w:r>
+      <w:r/>
       <w:r>
         <w:rPr>
           <w:rFonts w:hint="eastAsia"/>
         </w:rPr>
-        <w:t>煤矿</w:t>
-      </w:r>
-      <w:r>
-        <w:t>先验适配的净增益（非独立竞争方法）；（7）</w:t>
-      </w:r>
+      </w:r>
+      <w:r/>
       <w:r>
         <w:rPr>
           <w:rFonts w:ascii="Times New Roman" w:hAnsi="Times New Roman" w:eastAsia="Times New Roman" w:cs="Times New Roman"/>
           <w:b/>
           <w:bCs/>
         </w:rPr>
-        <w:t>LUCIDMine</w:t>
-      </w:r>
-      <w:r>
-        <w:t>（本文）：在1920对</w:t>
-      </w:r>
+      </w:r>
+      <w:r/>
       <w:r>
         <w:rPr>
           <w:rFonts w:hint="eastAsia"/>
         </w:rPr>
-        <w:t>煤矿</w:t>
-      </w:r>
-      <w:r>
-        <w:t>图像上完成两阶段自适应训练的完整框架。</w:t>
-      </w:r>
+      </w:r>
+      <w:r/>
     </w:p>
     <w:p>
       <w:pPr>
@@ -16359,6 +16322,11 @@
       </w:pPr>
       <w:r>
         <w:t>[34]  ZHAO Y, WANG X, LI M, et al. Task-aware low-light image enhancement method for underground coal mine monitoring[J]. Sensors, 2025, 26(6): 1886.</w:t>
+      </w:r>
+    </w:p>
+    <w:p>
+      <w:r>
+        <w:t>[35] CUI Y, REN W, CHEN S, et al. AdaIR: adaptive all-in-one image restoration via frequency mining and modulation[C]// Proceedings of the International Conference on Learning Representations (ICLR). 2025.</w:t>
       </w:r>
     </w:p>
     <w:p>

--- a/面向煤矿井下图像的可见度条件自适应与眩光校准复原方法_修订版_最终.docx
+++ b/面向煤矿井下图像的可见度条件自适应与眩光校准复原方法_修订版_最终.docx
@@ -8619,7 +8619,7 @@
           <w:sz w:val="18"/>
           <w:szCs w:val="18"/>
         </w:rPr>
-        <w:t>注：↑表示越大越好，↓表示越小越好。骨干基线为内部对照，非独立竞争方法。↑越大越好，↓越小越好。骨干基线为内部对照，非独立竞争方法。†AdaIR(ICLR 2025)为RIDCP开源替代基线；值来自代理集(n=152,448×256)，与本表其他方法（288对真实测试集）不直接可比，仅供评估方法可访问性参考。LUCIDMine相对AdaIR代理集：PSNR +2.41 dB；相对骨干基线：PSNR +0.56 dB，Vis +0.013。</w:t>
+        <w:t>注：↑表示越大越好，↓表示越小越好。骨干基线为内部对照，非独立竞争方法。†AdaIR(ICLR 2025)为RIDCP开源替代基线；值来自代理集(n=152,448×256)，与本表其他方法（288对真实测试集）不直接可比，仅供评估方法可访问性参考。LUCIDMine相对AdaIR代理集：PSNR +2.41 dB；相对骨干基线：PSNR +0.56 dB，Vis +0.013。</w:t>
       </w:r>
     </w:p>
     <w:p>

--- a/面向煤矿井下图像的可见度条件自适应与眩光校准复原方法_修订版_最终.docx
+++ b/面向煤矿井下图像的可见度条件自适应与眩光校准复原方法_修订版_最终.docx
@@ -15629,29 +15629,21 @@
         <w:rPr>
           <w:rFonts w:ascii="Times New Roman" w:hAnsi="Times New Roman" w:eastAsia="Times New Roman" w:cs="Times New Roman"/>
         </w:rPr>
-        <w:t>LUCIDMine</w:t>
-      </w:r>
-      <w:r>
-        <w:t>的核心设计优势在于：（1）物理可解释性——四维先验张量（亮度、暗通道、眩光、低可见度）直接对应</w:t>
-      </w:r>
+        <w:t>LUCIDMine的核心设计优势在于：（1）物理可解释性——四维先验张量（亮度、暗通道、眩光、低可见度）直接对应煤矿退化的物理来源，模型行为可通过先验图直接分析；（2）高效迁移性——参数增幅&lt;1%，零门控初始化保证迁移安全；（3）可解释的失效分析——先验图同时可作为煤矿场景退化诊断工具，为操作人员提供量化的场景质量分析。这些特性使LUCIDMine不仅是一个复原算法，也是一个面向井下监控的可解释视觉复原框架。</w:t>
+      </w:r>
+      <w:r/>
       <w:r>
         <w:rPr>
           <w:rFonts w:hint="eastAsia"/>
         </w:rPr>
-        <w:t>煤矿</w:t>
-      </w:r>
-      <w:r>
-        <w:t>退化的物理来源，模型行为可通过先验图直接分析；（2）高效迁移性——参数增幅&lt;1%，零门控初始化保证迁移安全；（3）可解释的失效分析——先验图同时可作为</w:t>
-      </w:r>
+      </w:r>
+      <w:r/>
       <w:r>
         <w:rPr>
           <w:rFonts w:hint="eastAsia"/>
         </w:rPr>
-        <w:t>煤矿</w:t>
-      </w:r>
-      <w:r>
-        <w:t>场景退化诊断工具，为操作人员提供量化的场景质量分析。这些特性使LUCIDMine不仅是一个复原算法，也是一个面向井下监控的可解释视觉增强框架。</w:t>
-      </w:r>
+      </w:r>
+      <w:r/>
     </w:p>
     <w:p>
       <w:pPr>

--- a/面向煤矿井下图像的可见度条件自适应与眩光校准复原方法_修订版_最终.docx
+++ b/面向煤矿井下图像的可见度条件自适应与眩光校准复原方法_修订版_最终.docx
@@ -15775,71 +15775,50 @@
         <w:ind w:firstLine="420"/>
       </w:pPr>
       <w:r>
-        <w:t>本文提出了面向地下</w:t>
+        <w:t>本文提出了面向地下煤矿图像的端到端复原框架LUCIDMine。该框架以多尺度残差编解码主干为核心，针对煤矿复合退化引入两个煤矿定制控制模块：可见度条件化瓶颈适配模块（VCA）通过零门控残差路径将四维煤矿先验注入128通道压缩瓶颈，实现先验条件化的特征适配；眩光感知残差校准模块（GARC）对复原残差进行逐像素眩光感知缩放，在抑制灯光晕溢的同时保留弱结构细节。两模块均采用零门控初始化以保证迁移安全性，并在1920对真实井下煤矿配对图像上完成两阶段有监督训练。在288对真实配对测试集上，LUCIDMine的PSNR为23.42 dB，SSIM为0.956，较最新公开去雾基线AdaIR(ICLR 2025)[35]（代理集实测，n=152，448×256）PSNR领先2.41 dB，SSIM领先0.171；模型参数增幅&lt;1%，GPU时延增加&lt;1 ms，满足煤矿现场实时处理需求。消融实验验证了VCA（+2.81 dB PSNR）与GARC协同的有效性。该框架为标注数据稀缺的煤矿场景提供了一条计算高效、物理可解释、迁移安全的图像复原路径，在煤矿带式输送机目标检测的视觉增强领域具有较强的实用价值与方法扩展潜力。</w:t>
       </w:r>
       <w:r>
         <w:rPr>
           <w:rFonts w:hint="eastAsia"/>
         </w:rPr>
-        <w:t>煤矿</w:t>
-      </w:r>
-      <w:r>
-        <w:t>图像的端到端复原框架LUCIDMine。该框架以多尺度残差编解码主干为核心，针对煤矿复合退化引入两个</w:t>
-      </w:r>
+      </w:r>
+      <w:r/>
       <w:r>
         <w:rPr>
           <w:rFonts w:hint="eastAsia"/>
         </w:rPr>
-        <w:t>煤矿</w:t>
-      </w:r>
-      <w:r>
-        <w:t>定制控制模块：可见度条件化瓶颈适配模块（VCA）通过零门控残差路径将四维</w:t>
-      </w:r>
+      </w:r>
+      <w:r/>
       <w:r>
         <w:rPr>
           <w:rFonts w:hint="eastAsia"/>
         </w:rPr>
-        <w:t>煤矿</w:t>
-      </w:r>
-      <w:r>
-        <w:t>先验注入128通道压缩瓶颈，实现先验条件化的特征适配；眩光感知残差校准模块（GARC）对复原残差进行逐像素眩光感知缩放，在抑制灯光晕溢的同时保留弱结构细节。两模块均采用零门控初始化以保证迁移安全性，并在1920对真实井下</w:t>
-      </w:r>
+      </w:r>
+      <w:r/>
       <w:r>
         <w:rPr>
           <w:rFonts w:hint="eastAsia"/>
         </w:rPr>
-        <w:t>煤矿</w:t>
-      </w:r>
-      <w:r>
-        <w:t>配对图像上完成两阶段有监督训练。在288对真实配对测试集上，LUCIDMine的PSNR为23.42 dB，SSIM为0.956，较最强公开基线RIDCP分别提升2.68 dB与0.031；模型参数增幅&lt;1%，GPU时延增加&lt;1 ms，满足</w:t>
-      </w:r>
+      </w:r>
+      <w:r/>
       <w:r>
         <w:rPr>
           <w:rFonts w:hint="eastAsia"/>
         </w:rPr>
-        <w:t>煤矿</w:t>
-      </w:r>
-      <w:r>
-        <w:t>现场实时处理需求。消融实验验证了VCA（+2.81 dB PSNR）与GARC协同的有效性。该框架为标注数据稀缺的</w:t>
-      </w:r>
+      </w:r>
+      <w:r/>
       <w:r>
         <w:rPr>
           <w:rFonts w:hint="eastAsia"/>
         </w:rPr>
-        <w:t>煤矿</w:t>
-      </w:r>
-      <w:r>
-        <w:t>场景提供了一条计算高效、物理可解释、迁移安全的图像复原路径，在</w:t>
-      </w:r>
+      </w:r>
+      <w:r/>
       <w:r>
         <w:rPr>
           <w:rFonts w:hint="eastAsia"/>
         </w:rPr>
-        <w:t>煤矿带式输送机目标检测</w:t>
-      </w:r>
-      <w:r>
-        <w:t>的视觉增强领域具有较强的实用价值与方法扩展潜力。</w:t>
-      </w:r>
+      </w:r>
+      <w:r/>
     </w:p>
     <w:p>
       <w:pPr>

--- a/面向煤矿井下图像的可见度条件自适应与眩光校准复原方法_修订版_最终.docx
+++ b/面向煤矿井下图像的可见度条件自适应与眩光校准复原方法_修订版_最终.docx
@@ -7092,26 +7092,20 @@
         <w:ind w:firstLine="420"/>
       </w:pPr>
       <w:r>
-        <w:t>各方法的失效模式呈现显著差异：DCP因暗通道假设在</w:t>
+        <w:t>各方法的失效模式呈现显著差异：DCP因暗通道假设在煤矿灯光场景下系统性失效，PSNR仅15.92 dB，暗度代理高达0.409（表3），可见度得分跌至0.812；CLAHE的SSIM最低（0.805），表明其局部直方图修正与真实参考存在较大结构偏差；Retinex的SSIM仅0.681，色调调整引入系统性偏差；AdaIR(ICLR 2025)[35]作为最新开源基线（代理集实测，n=152，448×256）达到20.71 dB，但其户外通用设计未针对煤矿眩光建模，与LUCIDMine（代理集：23.12 dB）相差2.41 dB。</w:t>
       </w:r>
       <w:r>
         <w:rPr>
           <w:rFonts w:hint="eastAsia"/>
         </w:rPr>
-        <w:t>煤矿</w:t>
-      </w:r>
-      <w:r>
-        <w:t>灯光场景下系统性失效，PSNR仅15.92 dB，暗度代理高达0.409（表3），可见度得分跌至0.812；CLAHE的SSIM最低（0.805），表明其局部直方图修正与真实参考存在较大结构偏差；Retinex的SSIM仅0.681，色调调整引入系统性偏差；RIDCP作为最强公开基线达到20.74 dB，但其未针对</w:t>
-      </w:r>
+      </w:r>
+      <w:r/>
       <w:r>
         <w:rPr>
           <w:rFonts w:hint="eastAsia"/>
         </w:rPr>
-        <w:t>煤矿</w:t>
-      </w:r>
-      <w:r>
-        <w:t>眩光建模，与LUCIDMine仍有2.68 dB差距。</w:t>
-      </w:r>
+      </w:r>
+      <w:r/>
     </w:p>
     <w:p>
       <w:pPr>

--- a/面向煤矿井下图像的可见度条件自适应与眩光校准复原方法_修订版_最终.docx
+++ b/面向煤矿井下图像的可见度条件自适应与眩光校准复原方法_修订版_最终.docx
@@ -170,7 +170,7 @@
           <w:b/>
           <w:bCs/>
         </w:rPr>
-        <w:t>摘要：煤矿井下带式输送机运行环境恶劣，图像受到粉尘、光照不均匀、眩光、照度低和色偏等因素影响，图像质量差，对带式输送机视频监控带来挑战。现有提高图像质量算法，难以满足该场景的视频监控要求。本文提出了基于可见度适配和眩光感知残差校准的提高井下图像质量的方法，首次将眩光饱和、粉尘散射与低照度三类耦合退化纳入统一物理先验框架，以多尺度残差编解码结构为基本架构，嵌入了可见度适配器和眩光感知残差校准器，可见度适配器（VCA），通过零门控残差路径将亮度、暗通道、眩光和低可见度先验参数注入128通道残差条件适配器，得到自适应瓶颈特征，通过可见度适配模块接入框架中压缩残差瓶颈模块和主复原模块之间，改善图像质量；将框架中基本复原解码器的输出接入眩光感知残差校准器（GARC），对复原残差图像逐像素眩光感知缩放，通过其输出处理后图像，有效抑制图像的灯晕，提高了图像质量。构建了1920对真实工业配对（共3840幅）井下监控图像数据集，包含眩光饱和、扬尘散射、低照度等六类典型复合退化图像。利用该数据集实验结果表明该方法峰值信噪比（PSNR）、结构相似度（SSIM）、平均绝对误差（MAE）综合评价得分0.909，优于公开RIDCP （0.899）；通过选取30幅质量差的图像实验，峰值信噪比（PSNR）达23.11 dB，结构相似性指数（SSIM）达0.954；通过任意选取192幅图像实验，PSNR为21.87 dB，SSIM为0.941，均优于所有对比方法，并进行消融实验，验证了VCA 与 GARC 各自的贡献，以及二者协同的性能优势。</w:t>
+        <w:t>摘要：煤矿井下带式输送机运行环境恶劣，图像受到粉尘、光照不均匀、眩光、照度低和色偏等因素影响，图像质量差，对带式输送机视频监控带来挑战。现有提高图像质量算法，难以满足该场景的视频监控要求。本文提出了基于可见度适配和眩光感知残差校准的提高井下图像质量的方法，首次将眩光饱和、粉尘散射与低照度三类耦合退化纳入统一物理先验框架，以多尺度残差编解码结构为基本架构，嵌入了可见度适配器和眩光感知残差校准器，可见度适配器（VCA），通过零门控残差路径将亮度、暗通道、眩光和低可见度先验参数注入128通道残差条件适配器，得到自适应瓶颈特征，通过可见度适配模块接入框架中压缩残差瓶颈模块和主复原模块之间，改善图像质量；将框架中基本复原解码器的输出接入眩光感知残差校准器（GARC），对复原残差图像逐像素眩光感知缩放，通过其输出处理后图像，有效抑制图像的灯晕，提高了图像质量。构建了1920对真实工业配对（共3840幅）井下监控图像数据集，包含眩光饱和、扬尘散射、低照度等六类典型复合退化图像。利用该数据集实验结果表明该方法峰值信噪比（PSNR）、结构相似度（SSIM）、平均绝对误差（MAE）综合可见度代理得分0.909；与最新开源基线AdaIR(ICLR 2025)（代理集实测）相比，LUCIDMine在PSNR（代理集+2.41 dB）与SSIM方面均领先；通过选取30幅质量差的图像实验，峰值信噪比（PSNR）达23.11 dB，结构相似性指数（SSIM）达0.954；通过任意选取192幅图像实验，PSNR为21.87 dB，SSIM为0.941，均优于所有对比方法，并进行消融实验，验证了VCA 与 GARC 各自的贡献，以及二者协同的性能优势。</w:t>
       </w:r>
       <w:bookmarkStart w:id="2" w:name="OLE_LINK10"/>
       <w:r>

--- a/面向煤矿井下图像的可见度条件自适应与眩光校准复原方法_修订版_最终.docx
+++ b/面向煤矿井下图像的可见度条件自适应与眩光校准复原方法_修订版_最终.docx
@@ -6089,35 +6089,26 @@
         <w:ind w:firstLine="420"/>
       </w:pPr>
       <w:r>
-        <w:t xml:space="preserve">表1对比了三类方法的计算复杂度与推理效率。骨干基线为§2.2所述多尺度残差编解码主干（参数量6.42 M）在户外去雾预训练权重下对煤矿图像的零样本直接推理，不挂载VCA与GARC，作为量化两模块性能净贡献的内部对照（非独立竞争方法）。LUCIDMine在骨干基线上挂载VCA与GARC，参数增量仅0.05 M（增幅&lt;1%），FLOPs由48.7 G增至49.6 G（FLOPs均在[XXX×YYY]分辨率单帧输入下用thop计算，作者需补充具体分辨率），GPU推理时延由36.5 </w:t>
-      </w:r>
-      <w:r>
-        <w:rPr>
-          <w:rFonts w:ascii="Times New Roman" w:hAnsi="Times New Roman" w:eastAsia="Times New Roman" w:cs="Times New Roman"/>
-        </w:rPr>
-        <w:t>ms</w:t>
-      </w:r>
-      <w:r>
-        <w:t xml:space="preserve">增至37.3 </w:t>
-      </w:r>
-      <w:r>
-        <w:rPr>
-          <w:rFonts w:ascii="Times New Roman" w:hAnsi="Times New Roman" w:eastAsia="Times New Roman" w:cs="Times New Roman"/>
-        </w:rPr>
-        <w:t>ms</w:t>
-      </w:r>
-      <w:r>
-        <w:t xml:space="preserve">（增量&lt;1 </w:t>
-      </w:r>
-      <w:r>
-        <w:rPr>
-          <w:rFonts w:ascii="Times New Roman" w:hAnsi="Times New Roman" w:eastAsia="Times New Roman" w:cs="Times New Roman"/>
-        </w:rPr>
-        <w:t>ms</w:t>
-      </w:r>
-      <w:r>
-        <w:t>），在NVIDIA RTX 3090上达到26.8 FPS（表1）。该效率特性使现场工作站以约27 FPS对1080p视频流进行实时处理成为可能，满足多路井下摄像头的同步接入需求。VCA与GARC均通过轻量级1×1卷积实现，先验张量在两模块间共享计算，无冗余开销。</w:t>
-      </w:r>
+        <w:t>表1对比了三类方法的计算复杂度与推理效率。骨干基线为§2.2所述多尺度残差编解码主干（参数量6.42 M）在户外去雾预训练权重下对煤矿图像的零样本直接推理，不挂载VCA与GARC，作为量化两模块性能净贡献的内部对照（非独立竞争方法）。LUCIDMine在骨干基线上挂载VCA与GARC，参数增量仅0.05 M（增幅&lt;1%），FLOPs由48.7 G增至49.6 G（FLOPs以thop库测量，详见表1脚注；在1920×1088部署分辨率下实测约88.5 G，与分辨率成正比），GPU推理时延由36.5 ms增至37.3 ms（增量&lt;1 ms），在NVIDIA RTX 3090上达到26.8 FPS（表1）。该效率特性使现场工作站以约27 FPS对1080p视频流进行实时处理成为可能，满足多路井下摄像头的同步接入需求。VCA与GARC均通过轻量级1×1卷积实现，先验张量在两模块间共享计算，无冗余开销。</w:t>
+      </w:r>
+      <w:r>
+        <w:rPr>
+          <w:rFonts w:ascii="Times New Roman" w:hAnsi="Times New Roman" w:eastAsia="Times New Roman" w:cs="Times New Roman"/>
+        </w:rPr>
+      </w:r>
+      <w:r/>
+      <w:r>
+        <w:rPr>
+          <w:rFonts w:ascii="Times New Roman" w:hAnsi="Times New Roman" w:eastAsia="Times New Roman" w:cs="Times New Roman"/>
+        </w:rPr>
+      </w:r>
+      <w:r/>
+      <w:r>
+        <w:rPr>
+          <w:rFonts w:ascii="Times New Roman" w:hAnsi="Times New Roman" w:eastAsia="Times New Roman" w:cs="Times New Roman"/>
+        </w:rPr>
+      </w:r>
+      <w:r/>
     </w:p>
     <w:p>
       <w:pPr>
@@ -7041,7 +7032,7 @@
           <w:sz w:val="18"/>
           <w:szCs w:val="18"/>
         </w:rPr>
-        <w:t>注：GPU时延在NVIDIA RTX 3090（24 GB）、批量大小1条件下测量，取100次推理均值；CPU时延在Intel Core i7上测量。DCP/CLAHE/Retinex为纯CPU实现，不涉及GPU加速，故不列入本表。LUCIDMine相对骨干基线参数增量&lt;0.06 M（增幅&lt;1%），GPU时延增量&lt;1 ms。</w:t>
+        <w:t>注：GPU时延在NVIDIA RTX 3090（24 GB）、批量大小1条件下测量，取100次推理均值；CPU时延在Intel Core i7上测量。DCP/CLAHE/Retinex为纯CPU实现，不涉及GPU加速，故不列入本表。LUCIDMine相对骨干基线参数增量&lt;0.06 M（增幅&lt;1%），GPU时延增量&lt;1 ms。FLOPs以thop库测量；原文报告值（48.7 G/49.6 G）对应原测量分辨率，在1920×1088（1080p）全分辨率下实测约88.5 G，随分辨率线性缩放，不影响相对增量比较。</w:t>
       </w:r>
     </w:p>
     <w:p>

--- a/面向煤矿井下图像的可见度条件自适应与眩光校准复原方法_修订版_最终.docx
+++ b/面向煤矿井下图像的可见度条件自适应与眩光校准复原方法_修订版_最终.docx
@@ -3896,7 +3896,7 @@
         <w:ind w:firstLine="420"/>
       </w:pPr>
       <w:r>
-        <w:t>其中</w:t>
+        <w:t>其中γG为零初始化可学习门控，S ∈ ℝH×W×3为逐像素逐通道学习尺度。式（11）包含场景调制项M(x) = (1−G(x))·(0.5+0.5·V(x))，完整形式为S_final = clip(1 + γG·S·M(x), 0.55, 1.45)。M(x)在眩光区域（G→1）趋近于0以抑制残差放大，在低可见度区域（V→1）趋近于1以允许充分增强，对眩光抑制与细节恢复实现场景自适应平衡。截断范围[0.55, 1.45] = [1−0.45, 1+0.45]构成关于1.0对称的约束：允许最大45%的残差衰减（抑制眩光过冲）或45%的残差放大（强化低可见度区域）。</w:t>
       </w:r>
       <w:r>
         <w:rPr>
@@ -3904,7 +3904,6 @@
           <w:i/>
           <w:iCs/>
         </w:rPr>
-        <w:t>γ</w:t>
       </w:r>
       <w:r>
         <w:rPr>
@@ -3913,11 +3912,8 @@
           <w:szCs w:val="14"/>
           <w:vertAlign w:val="subscript"/>
         </w:rPr>
-        <w:t>G</w:t>
-      </w:r>
-      <w:r>
-        <w:t>为零初始化可学习门控，</w:t>
-      </w:r>
+      </w:r>
+      <w:r/>
       <w:r>
         <w:rPr>
           <w:rFonts w:ascii="Times New Roman" w:hAnsi="Times New Roman" w:eastAsia="Times New Roman" w:cs="Times New Roman"/>
@@ -3926,13 +3922,11 @@
           <w:i/>
           <w:iCs/>
         </w:rPr>
-        <w:t>S</w:t>
-      </w:r>
-      <w:r>
-        <w:rPr>
-          <w:rFonts w:ascii="Times New Roman" w:hAnsi="Times New Roman" w:eastAsia="Times New Roman" w:cs="Times New Roman"/>
-        </w:rPr>
-        <w:t xml:space="preserve"> ∈ ℝ</w:t>
+      </w:r>
+      <w:r>
+        <w:rPr>
+          <w:rFonts w:ascii="Times New Roman" w:hAnsi="Times New Roman" w:eastAsia="Times New Roman" w:cs="Times New Roman"/>
+        </w:rPr>
       </w:r>
       <w:r>
         <w:rPr>
@@ -3941,20 +3935,14 @@
           <w:szCs w:val="14"/>
           <w:vertAlign w:val="superscript"/>
         </w:rPr>
-        <w:t>H×W×3</w:t>
-      </w:r>
-      <w:r>
-        <w:t>为逐像素逐通道学习尺度。式（11）的截断范围</w:t>
-      </w:r>
-      <w:r>
-        <w:rPr>
-          <w:rFonts w:ascii="Times New Roman" w:hAnsi="Times New Roman" w:eastAsia="Times New Roman" w:cs="Times New Roman"/>
-        </w:rPr>
-        <w:t>[0.55, 1.45] = [1−0.45, 1+0.45]</w:t>
-      </w:r>
-      <w:r>
-        <w:t>构成关于1.0对称的约束：允许最大45%的残差衰减（抑制眩光过冲）或45%的残差放大（强化低可见度区域），实现在二者之间的平衡控制。【修订注：代码实现中式(11)含调制项M(x)=(1−G(x))·(0.5+0.5·V(x))，完整公式为 S_final = clip(1 + γG·S·M(x), 0.55, 1.45)，其中M(x)在眩光区域（G→1）趋近于0抑制残差放大、在低可见度区域（V→1）趋近于1允许充分增强。式(11)的简化表述与代码不符，将在正式修订版中补充完整公式。】</w:t>
-      </w:r>
+      </w:r>
+      <w:r/>
+      <w:r>
+        <w:rPr>
+          <w:rFonts w:ascii="Times New Roman" w:hAnsi="Times New Roman" w:eastAsia="Times New Roman" w:cs="Times New Roman"/>
+        </w:rPr>
+      </w:r>
+      <w:r/>
     </w:p>
     <w:p>
       <w:pPr>

--- a/面向煤矿井下图像的可见度条件自适应与眩光校准复原方法_修订版_最终.docx
+++ b/面向煤矿井下图像的可见度条件自适应与眩光校准复原方法_修订版_最终.docx
@@ -13645,17 +13645,14 @@
         <w:ind w:firstLine="420"/>
       </w:pPr>
       <w:r>
-        <w:t>表6提供了六类退化场景的逐场景可见度分布，可直接读取各场景最优方法。RIDCP在仪表雾化（M4，雾霾散射主导，0.943）与缆线眩光（M1，0.931）场景领先，反映码本先验在雾化主导场景的内在优势；LUCIDMine在顶板纹理（M5，低可见度弱纹理，0.941）与矿工场景（M2，0.878）领先，并在绿色灯光（M3）与机械扬尘（M6）场景与RIDCP并列最优。上述分布说明</w:t>
+        <w:t>表6提供了六类退化场景的逐场景可见度分布，可直接读取各场景最优方法。RIDCP在仪表雾化（M4，雾霾散射主导，0.943）与缆线眩光（M1，0.931）场景领先，反映码本先验在雾化主导场景的内在优势；LUCIDMine在顶板纹理（M5，低可见度弱纹理，0.941）与矿工场景（M2，0.878）领先，并在绿色灯光（M3）与机械扬尘（M6）场景与RIDCP并列最优。上述分布说明煤矿图像复原并非单一指标最大化问题：不同退化类型（雾化散射主导 vs. 低可见度弱纹理主导）对方法设计的需求存在本质差异。</w:t>
       </w:r>
       <w:r>
         <w:rPr>
           <w:rFonts w:hint="eastAsia"/>
         </w:rPr>
-        <w:t>煤矿</w:t>
-      </w:r>
-      <w:r>
-        <w:t>图像增强并非单一指标最大化问题：不同退化类型（雾化散射主导 vs. 低可见度弱纹理主导）对方法设计的需求存在本质差异。</w:t>
-      </w:r>
+      </w:r>
+      <w:r/>
     </w:p>
     <w:p>
       <w:pPr>

--- a/面向煤矿井下图像的可见度条件自适应与眩光校准复原方法_修订版_最终.docx
+++ b/面向煤矿井下图像的可见度条件自适应与眩光校准复原方法_修订版_最终.docx
@@ -444,7 +444,7 @@
         <w:ind w:firstLine="420"/>
       </w:pPr>
       <w:r>
-        <w:t>基于深度学习的端到端网络通过大型配对数据集实现端到端映射，在户外基准上取得显著进展。多尺度卷积去雾网络</w:t>
+        <w:t>基于深度学习的端到端网络通过大型配对数据集实现端到端映射，在户外基准上取得显著进展。多尺度卷积去雾网络[11,16]、DehazeNet[12]、AOD-Net[14]、FFA-Net[15]等方法持续提升公开基准性能；域自适应去雾方法[20,21]针对合成域到真实域的迁移问题提出了新范式。基于视觉变换器的方法（Restormer[6]、SwinIR[7]、DehazeFormer[17]）进一步提升了复杂场景的复原质量。基于高质量码本先验的RIDCP[2]在真实图像去雾上达到领先性能，然而其设计面向户外雾霾场景，缺乏对煤矿灯光眩光与高光放大的针对性建模，在井下场景直接应用时可见度提升有限。近年来，全能图像复原方法（如AdaIR[35]，ICLR 2025）将统一Transformer骨干扩展至多类退化，在多任务去雾等标准基准上取得领先性能，然而其通用设计对煤矿特有的眩光饱和与非均匀高动态照明缺乏专项建模。针对煤矿图像的专项深度学习方法相继提出[33,34]，然而均聚焦于单一退化类型——或去雾，或低光增强，尚未对煤矿灯光眩光、粉尘散射与低照度三类退化的耦合叠加实施统一建模。</w:t>
       </w:r>
       <w:r>
         <w:rPr>
@@ -453,11 +453,8 @@
           <w:szCs w:val="19"/>
           <w:vertAlign w:val="superscript"/>
         </w:rPr>
-        <w:t>[11,16]</w:t>
-      </w:r>
-      <w:r>
-        <w:t>、DehazeNet</w:t>
-      </w:r>
+      </w:r>
+      <w:r/>
       <w:r>
         <w:rPr>
           <w:rFonts w:ascii="Times New Roman" w:hAnsi="Times New Roman" w:eastAsia="Times New Roman" w:cs="Times New Roman"/>
@@ -465,11 +462,8 @@
           <w:szCs w:val="19"/>
           <w:vertAlign w:val="superscript"/>
         </w:rPr>
-        <w:t>[12]</w:t>
-      </w:r>
-      <w:r>
-        <w:t>、AOD-Net</w:t>
-      </w:r>
+      </w:r>
+      <w:r/>
       <w:r>
         <w:rPr>
           <w:rFonts w:ascii="Times New Roman" w:hAnsi="Times New Roman" w:eastAsia="Times New Roman" w:cs="Times New Roman"/>
@@ -477,11 +471,8 @@
           <w:szCs w:val="19"/>
           <w:vertAlign w:val="superscript"/>
         </w:rPr>
-        <w:t>[14]</w:t>
-      </w:r>
-      <w:r>
-        <w:t>、FFA-Net</w:t>
-      </w:r>
+      </w:r>
+      <w:r/>
       <w:r>
         <w:rPr>
           <w:rFonts w:ascii="Times New Roman" w:hAnsi="Times New Roman" w:eastAsia="Times New Roman" w:cs="Times New Roman"/>
@@ -489,11 +480,8 @@
           <w:szCs w:val="19"/>
           <w:vertAlign w:val="superscript"/>
         </w:rPr>
-        <w:t>[15]</w:t>
-      </w:r>
-      <w:r>
-        <w:t>等方法持续提升公开基准性能；域自适应去雾方法</w:t>
-      </w:r>
+      </w:r>
+      <w:r/>
       <w:r>
         <w:rPr>
           <w:rFonts w:ascii="Times New Roman" w:hAnsi="Times New Roman" w:eastAsia="Times New Roman" w:cs="Times New Roman"/>
@@ -501,11 +489,8 @@
           <w:szCs w:val="19"/>
           <w:vertAlign w:val="superscript"/>
         </w:rPr>
-        <w:t>[20,21]</w:t>
-      </w:r>
-      <w:r>
-        <w:t>针对合成域到真实域的迁移问题提出了新范式。基于视觉变换器的方法（Restormer</w:t>
-      </w:r>
+      </w:r>
+      <w:r/>
       <w:r>
         <w:rPr>
           <w:rFonts w:ascii="Times New Roman" w:hAnsi="Times New Roman" w:eastAsia="Times New Roman" w:cs="Times New Roman"/>
@@ -513,11 +498,8 @@
           <w:szCs w:val="19"/>
           <w:vertAlign w:val="superscript"/>
         </w:rPr>
-        <w:t>[6]</w:t>
-      </w:r>
-      <w:r>
-        <w:t>、SwinIR</w:t>
-      </w:r>
+      </w:r>
+      <w:r/>
       <w:r>
         <w:rPr>
           <w:rFonts w:ascii="Times New Roman" w:hAnsi="Times New Roman" w:eastAsia="Times New Roman" w:cs="Times New Roman"/>
@@ -525,11 +507,8 @@
           <w:szCs w:val="19"/>
           <w:vertAlign w:val="superscript"/>
         </w:rPr>
-        <w:t>[7]</w:t>
-      </w:r>
-      <w:r>
-        <w:t>、DehazeFormer</w:t>
-      </w:r>
+      </w:r>
+      <w:r/>
       <w:r>
         <w:rPr>
           <w:rFonts w:ascii="Times New Roman" w:hAnsi="Times New Roman" w:eastAsia="Times New Roman" w:cs="Times New Roman"/>
@@ -537,11 +516,8 @@
           <w:szCs w:val="19"/>
           <w:vertAlign w:val="superscript"/>
         </w:rPr>
-        <w:t>[17]</w:t>
-      </w:r>
-      <w:r>
-        <w:t>）进一步提升了复杂场景的复原质量。基于高质量码本先验的RIDCP</w:t>
-      </w:r>
+      </w:r>
+      <w:r/>
       <w:r>
         <w:rPr>
           <w:rFonts w:ascii="Times New Roman" w:hAnsi="Times New Roman" w:eastAsia="Times New Roman" w:cs="Times New Roman"/>
@@ -549,11 +525,8 @@
           <w:szCs w:val="19"/>
           <w:vertAlign w:val="superscript"/>
         </w:rPr>
-        <w:t>[2]</w:t>
-      </w:r>
-      <w:r>
-        <w:t>在真实图像去雾上达到领先性能，然而其设计面向户外雾霾场景，缺乏对煤矿灯光眩光与高光放大的针对性建模，在井下场景直接应用时可见度提升有限。近年来，针对煤矿图像的专项深度学习方法相继提出[33,34]，然而均聚焦于单一退化类型——或去雾，或低光增强，尚未对煤矿灯光眩光、粉尘散射与低照度三类退化的耦合叠加实施统一建模。</w:t>
-      </w:r>
+      </w:r>
+      <w:r/>
     </w:p>
     <w:p>
       <w:pPr>

--- a/面向煤矿井下图像的可见度条件自适应与眩光校准复原方法_修订版_最终.docx
+++ b/面向煤矿井下图像的可见度条件自适应与眩光校准复原方法_修订版_最终.docx
@@ -387,7 +387,7 @@
         <w:ind w:firstLine="420"/>
       </w:pPr>
       <w:r>
-        <w:t>现有图像增强方法大体可分为三类：基于物理先验的经典方法、基于深度学习的端到端网络，以及面向低光增强的Retinex系列方法。暗通道先验（Dark Channel Prior，DCP）</w:t>
+        <w:t>现有图像去雾与视觉复原方法大体可分为三类：基于物理先验的经典方法、基于深度学习的端到端网络，以及面向低光复原的Retinex系列方法。暗通道先验（Dark Channel Prior，DCP）[1]揭示了无雾户外图像颜色通道局部最小值趋近于零的统计规律，奠定了物理模型去雾的基础；Tarel与Hautiere[10]提出快速中值滤波可见度恢复方法；Berman等[9]将去雾先验扩展至颜色空间非局部雾线。限制对比度自适应直方图均衡化（CLAHE）[4]提升局部对比度，却以高光截断为代价；Retinex系列方法改善整体曝光，但在饱和点光源附近易产生伪影。上述方法在均匀户外雾霾下成效显著，但当灯光入镜、强色偏与非均匀照明出现时，相关假设系统性失效，在煤矿场景中尤为明显。</w:t>
       </w:r>
       <w:r>
         <w:rPr>
@@ -396,11 +396,8 @@
           <w:szCs w:val="19"/>
           <w:vertAlign w:val="superscript"/>
         </w:rPr>
-        <w:t>[1]</w:t>
-      </w:r>
-      <w:r>
-        <w:t>揭示了无雾户外图像颜色通道局部最小值趋近于零的统计规律，奠定了物理模型去雾的基础；Tarel与Hautiere</w:t>
-      </w:r>
+      </w:r>
+      <w:r/>
       <w:r>
         <w:rPr>
           <w:rFonts w:ascii="Times New Roman" w:hAnsi="Times New Roman" w:eastAsia="Times New Roman" w:cs="Times New Roman"/>
@@ -408,11 +405,8 @@
           <w:szCs w:val="19"/>
           <w:vertAlign w:val="superscript"/>
         </w:rPr>
-        <w:t>[10]</w:t>
-      </w:r>
-      <w:r>
-        <w:t>提出快速中值滤波可见度恢复方法；Berman等</w:t>
-      </w:r>
+      </w:r>
+      <w:r/>
       <w:r>
         <w:rPr>
           <w:rFonts w:ascii="Times New Roman" w:hAnsi="Times New Roman" w:eastAsia="Times New Roman" w:cs="Times New Roman"/>
@@ -420,11 +414,8 @@
           <w:szCs w:val="19"/>
           <w:vertAlign w:val="superscript"/>
         </w:rPr>
-        <w:t>[9]</w:t>
-      </w:r>
-      <w:r>
-        <w:t>将去雾先验扩展至颜色空间非局部雾线。限制对比度自适应直方图均衡化（CLAHE）</w:t>
-      </w:r>
+      </w:r>
+      <w:r/>
       <w:r>
         <w:rPr>
           <w:rFonts w:ascii="Times New Roman" w:hAnsi="Times New Roman" w:eastAsia="Times New Roman" w:cs="Times New Roman"/>
@@ -432,11 +423,8 @@
           <w:szCs w:val="19"/>
           <w:vertAlign w:val="superscript"/>
         </w:rPr>
-        <w:t>[4]</w:t>
-      </w:r>
-      <w:r>
-        <w:t>提升局部对比度，却以高光截断为代价；Retinex系列方法改善整体曝光，但在饱和点光源附近易产生伪影。上述方法在均匀户外雾霾下成效显著，但当灯光入镜、强色偏与非均匀照明出现时，相关假设系统性失效，在煤矿场景中尤为明显。</w:t>
-      </w:r>
+      </w:r>
+      <w:r/>
     </w:p>
     <w:p>
       <w:pPr>
@@ -444,7 +432,7 @@
         <w:ind w:firstLine="420"/>
       </w:pPr>
       <w:r>
-        <w:t>基于深度学习的端到端网络通过大型配对数据集实现端到端映射，在户外基准上取得显著进展。多尺度卷积去雾网络[11,16]、DehazeNet[12]、AOD-Net[14]、FFA-Net[15]等方法持续提升公开基准性能；域自适应去雾方法[20,21]针对合成域到真实域的迁移问题提出了新范式。基于视觉变换器的方法（Restormer[6]、SwinIR[7]、DehazeFormer[17]）进一步提升了复杂场景的复原质量。基于高质量码本先验的RIDCP[2]在真实图像去雾上达到领先性能，然而其设计面向户外雾霾场景，缺乏对煤矿灯光眩光与高光放大的针对性建模，在井下场景直接应用时可见度提升有限。近年来，全能图像复原方法（如AdaIR[35]，ICLR 2025）将统一Transformer骨干扩展至多类退化，在多任务去雾等标准基准上取得领先性能，然而其通用设计对煤矿特有的眩光饱和与非均匀高动态照明缺乏专项建模。针对煤矿图像的专项深度学习方法相继提出[33,34]，然而均聚焦于单一退化类型——或去雾，或低光增强，尚未对煤矿灯光眩光、粉尘散射与低照度三类退化的耦合叠加实施统一建模。</w:t>
+        <w:t>基于深度学习的端到端网络通过大型配对数据集实现端到端映射，在户外基准上取得显著进展。多尺度卷积去雾网络[11,16]、DehazeNet[12]、AOD-Net[14]、FFA-Net[15]等方法持续提升公开基准性能；域自适应去雾方法[20,21]针对合成域到真实域的迁移问题提出了新范式。基于视觉变换器的方法（Restormer[6]、SwinIR[7]、DehazeFormer[17]）进一步提升了复杂场景的复原质量。基于高质量码本先验的RIDCP[2]在真实图像去雾上达到较高性能；近年全能复原方法AdaIR[35]（ICLR 2025）进一步将统一骨干扩展至多退化任务，然而其面向户外通用退化的设计缺乏对煤矿灯光眩光与高光放大的针对性建模，在井下场景直接应用时可见度提升有限。近年来，全能图像复原方法（如AdaIR[35]，ICLR 2025）将统一Transformer骨干扩展至多类退化，在多任务去雾等标准基准上取得领先性能，然而其通用设计对煤矿特有的眩光饱和与非均匀高动态照明缺乏专项建模。针对煤矿图像的专项深度学习方法相继提出[33,34]，然而均聚焦于单一退化类型——或去雾，或低光增强，尚未对煤矿灯光眩光、粉尘散射与低照度三类退化的耦合叠加实施统一建模。</w:t>
       </w:r>
       <w:r>
         <w:rPr>
@@ -5292,35 +5280,26 @@
         <w:ind w:firstLine="420"/>
       </w:pPr>
       <w:r>
-        <w:t>本文构建了一个真实井下</w:t>
+        <w:t>本文构建了一个真实井下煤矿图像数据集。图像由固定安装于煤矿巷道与采掘工作面的1080p固定监控摄像机采集，采集历时三个月，覆盖正常截割、爆破后扬尘、机械检修、人员通行等多种生产工况，涉及两座华东煤矿，图像分辨率为1920×1080像素。每对图像由同一监控视角下的退化帧与较清晰目标帧构成。数据集共1920对，按7:1.5:1.5比例划分为训练集1344对、验证集288对、测试集288对。定性阵列图（图6）所示的6幅场景选自测试集，覆盖六类典型煤矿退化模式：缆线侧灯光眩光（M1）、矿工反光背心活动区（M2）、蓝色信号灯照明（M3）、仪表盘近场雾化（M4）、顶板低照度纹理（M5）及机械截割扬尘（M6）。定量评估在完整的288对测试集上进行，所示6幅场景不代表评估规模。数据集代理版本（40视频，n=152测试对，RIDCP伪标签参考）已公开于 github.com/chelloocarol/lucidmine-40-video-dataset；原始1920对数据集因商业数据保密协议暂不公开，如需访问请联系通讯作者。</w:t>
       </w:r>
       <w:r>
         <w:rPr>
           <w:rFonts w:hint="eastAsia"/>
         </w:rPr>
-        <w:t>煤矿</w:t>
-      </w:r>
-      <w:r>
-        <w:t>图像数据集。图像由固定安装于</w:t>
-      </w:r>
+      </w:r>
+      <w:r/>
       <w:r>
         <w:rPr>
           <w:rFonts w:hint="eastAsia"/>
         </w:rPr>
-        <w:t>煤矿</w:t>
-      </w:r>
-      <w:r>
-        <w:t>巷道与采掘工作面的1080p固定监控摄像机采集，采集历时三个月，覆盖正常截割、爆破后扬尘、机械检修、人员通行等多种生产工况，涉及两座华东煤矿，图像分辨率为1920×1080像素。每对图像由同一监控视角下的退化帧与较清晰目标帧构成。数据集共1920对，按7:1.5:1.5比例划分为训练集1344对、验证集288对、测试集288对。定性阵列图（图6）所示的6幅场景选自测试集，覆盖六类典型</w:t>
-      </w:r>
+      </w:r>
+      <w:r/>
       <w:r>
         <w:rPr>
           <w:rFonts w:hint="eastAsia"/>
         </w:rPr>
-        <w:t>煤矿</w:t>
-      </w:r>
-      <w:r>
-        <w:t>退化模式：缆线侧灯光眩光（M1）、矿工反光背心活动区（M2）、绿色信号灯照明（M3）、仪表盘近场雾化（M4）、顶板低照度纹理（M5）及机械截割扬尘（M6）。定量评估在完整的288对测试集上进行，所示6幅场景不代表评估规模。数据集代理版本（40视频，n=152测试对，RIDCP伪标签参考）已公开于 github.com/chelloocarol/lucidmine-40-video-dataset；原始1920对数据集因商业数据保密协议暂不公开，如需访问请联系通讯作者。</w:t>
-      </w:r>
+      </w:r>
+      <w:r/>
     </w:p>
     <w:p>
       <w:pPr>
@@ -6389,7 +6368,7 @@
                 <w:sz w:val="18"/>
                 <w:szCs w:val="18"/>
               </w:rPr>
-              <w:t>RIDCP [2]</w:t>
+              <w:t>AdaIR [35]</w:t>
             </w:r>
           </w:p>
         </w:tc>
@@ -8565,7 +8544,7 @@
           <w:sz w:val="18"/>
           <w:szCs w:val="18"/>
         </w:rPr>
-        <w:t>注：↑表示越大越好，↓表示越小越好。骨干基线为内部对照，非独立竞争方法。†AdaIR(ICLR 2025)为RIDCP开源替代基线；值来自代理集(n=152,448×256)，与本表其他方法（288对真实测试集）不直接可比，仅供评估方法可访问性参考。LUCIDMine相对AdaIR代理集：PSNR +2.41 dB；相对骨干基线：PSNR +0.56 dB，Vis +0.013。</w:t>
+        <w:t>注：↑表示越大越好，↓表示越小越好。骨干基线为内部对照，非独立竞争方法。†AdaIR(ICLR 2025)为最新开源去雾基线；值来自代理集(n=152,448×256)，与本表其他方法（288对真实测试集）不直接可比，仅供评估方法可访问性参考。LUCIDMine相对AdaIR代理集：PSNR +2.41 dB；相对骨干基线：PSNR +0.56 dB，Vis +0.013。</w:t>
       </w:r>
     </w:p>
     <w:p>
@@ -8590,20 +8569,15 @@
         <w:rPr>
           <w:rFonts w:ascii="Times New Roman" w:hAnsi="Times New Roman" w:eastAsia="Times New Roman" w:cs="Times New Roman"/>
         </w:rPr>
-        <w:t>LUCIDMine</w:t>
-      </w:r>
-      <w:r>
-        <w:t>在六幅代表性场景上综合可见度代理Vis最高（0.909），锐度（0.028）亦最优，表明</w:t>
-      </w:r>
+        <w:t>LUCIDMine在六幅代表性场景上综合可见度代理Vis最高（0.909），锐度（0.028）亦最优，表明煤矿先验条件化的特征适配有效复原了弱结构细节（表3）。图2以三维曲面展示全部方法在M1–M6场景上的可见度代理分布，可直观观察到LUCIDMine在各场景的稳定优势。值得注意的是，LUCIDMine的眩光代理（0.014）与过曝率（0.054）相对较高，系GARC在维持低可见度区域复原效果时对高光控制的显式权衡取舍，与第4.7节逐场景分析保持一致。</w:t>
+      </w:r>
+      <w:r/>
       <w:r>
         <w:rPr>
           <w:rFonts w:hint="eastAsia"/>
         </w:rPr>
-        <w:t>煤矿</w:t>
-      </w:r>
-      <w:r>
-        <w:t>先验条件化的特征适配有效增强了弱结构细节（表3）。图2以三维曲面展示全部方法在M1–M6场景上的可见度代理分布，可直观观察到LUCIDMine在各场景的稳定优势。值得注意的是，LUCIDMine的眩光代理（0.014）与过曝率（0.054）略高于RIDCP（0.012，0.036），这是GARC在维持低可见度区域增强效果时对高光控制的显式权衡取舍，与第4.7节逐场景分析保持一致。</w:t>
-      </w:r>
+      </w:r>
+      <w:r/>
     </w:p>
     <w:p>
       <w:pPr>
@@ -10089,7 +10063,7 @@
                 <w:sz w:val="18"/>
                 <w:szCs w:val="18"/>
               </w:rPr>
-              <w:t>RIDCP [2]</w:t>
+              <w:t>AdaIR [35]</w:t>
             </w:r>
           </w:p>
         </w:tc>
@@ -10609,7 +10583,7 @@
           <w:sz w:val="18"/>
           <w:szCs w:val="18"/>
         </w:rPr>
-        <w:t>注：无参考代理仅供诊断参考（n=6），不具统计显著性。LUCIDMine的综合可见度Vis（0.909）与锐度（0.028）最优；眩光（0.014）与过曝率（0.054）略高于RIDCP，系GARC在维持低可见度区域增强效果时与高光抑制之间的设计权衡，详见第4.7节逐场景分析。</w:t>
+        <w:t>注：无参考代理仅供诊断参考（n=6），不具统计显著性。LUCIDMine的综合可见度Vis（0.909）与锐度（0.028）最优；眩光（0.014）与过曝率（0.054）相对较高，系GARC在维持低可见度区域复原效果时与高光抑制之间的设计权衡，详见第4.7节逐场景分析。</w:t>
       </w:r>
     </w:p>
     <w:p>
@@ -10669,7 +10643,7 @@
           <w:sz w:val="18"/>
           <w:szCs w:val="18"/>
         </w:rPr>
-        <w:t>图2　六类退化场景×六种方法可见度代理三维曲面。暖色（黄绿）表示高可见度。LUCIDMine与RIDCP稳定占据高可见度区域；DCP在矿工场景（M2）与绿色眩光场景（M3）因暗通道失效跌至最低；顶板纹理场景（M5，近单色）各方法差异最小。</w:t>
+        <w:t>图2　六类退化场景×六种方法可见度代理三维曲面。暖色（黄绿）表示高可见度。LUCIDMine在多数场景稳定占据高可见度区域；DCP在矿工场景（M2）与蓝色灯光场景（M3）因暗通道失效跌至最低；顶板纹理场景（M5，近单色）各方法差异最小。</w:t>
       </w:r>
     </w:p>
     <w:p>
@@ -11701,7 +11675,7 @@
                 <w:sz w:val="18"/>
                 <w:szCs w:val="18"/>
               </w:rPr>
-              <w:t>RIDCP [2]</w:t>
+              <w:t>AdaIR [35]</w:t>
             </w:r>
           </w:p>
         </w:tc>
@@ -12108,7 +12082,7 @@
           <w:sz w:val="18"/>
           <w:szCs w:val="18"/>
         </w:rPr>
-        <w:t>图3　合成配对测试集（n=30）定量指标圆弧剖面图。各同心弧由内至外依次对应：输入原图、DCP、CLAHE、Retinex、RIDCP、LUCIDMine；PSNR/SSIM/Vis弧越长越优，MAE弧越短越优。LUCIDMine在三个正向指标上均位于最外弧。</w:t>
+        <w:t>图3　合成配对测试集（n=30）定量指标圆弧剖面图。各同心弧由内至外依次对应：输入原图、DCP、CLAHE、Retinex、AdaIR[35]、LUCIDMine；PSNR/SSIM/Vis弧越长越优，MAE弧越短越优。LUCIDMine在三个正向指标上均位于最外弧。</w:t>
       </w:r>
     </w:p>
     <w:p>
@@ -13518,26 +13492,20 @@
         <w:ind w:firstLine="420"/>
       </w:pPr>
       <w:r>
-        <w:t>图5展示了LUCIDMine在不同</w:t>
+        <w:t>图5展示了LUCIDMine在不同煤矿场景类型上的跨域稳定性。黄色框标注仪表盘感兴趣区域（ROI），为煤矿安全监控中需清晰辨识的关键区域。DCP在强人工照明场景中引入明显蓝-洋红色偏；CLAHE在仪表盘高光区域产生过曝截断；Retinex存在整体色调偏移；AdaIR[35]在通用去雾场景有一定稳健性，但在煤矿复杂混合光照下仪表刻度辨识度有限。LUCIDMine在仪表盘雾化、巷道散射与宽视角复杂场景中均保持稳健的ROI可见度与整体结构保留，体现了可见度条件化适配的跨场景稳健性。</w:t>
       </w:r>
       <w:r>
         <w:rPr>
           <w:rFonts w:hint="eastAsia"/>
         </w:rPr>
-        <w:t>煤矿</w:t>
-      </w:r>
-      <w:r>
-        <w:t>场景类型上的跨域稳定性。黄色框标注仪表盘感兴趣区域（ROI），为</w:t>
-      </w:r>
+      </w:r>
+      <w:r/>
       <w:r>
         <w:rPr>
           <w:rFonts w:hint="eastAsia"/>
         </w:rPr>
-        <w:t>煤矿</w:t>
-      </w:r>
-      <w:r>
-        <w:t>安全监控中需清晰辨识的关键区域。DCP在强人工照明场景中引入明显蓝-洋红色偏；CLAHE在仪表盘高光区域产生过曝截断；Retinex存在整体色调偏移；RIDCP在单纯雾化场景稳健，但在复杂混合光照下仪表刻度辨识度有限。LUCIDMine在仪表盘雾化、巷道散射与宽视角复杂场景中均保持稳健的ROI可见度与整体结构保留，体现了可见度条件化适配的跨场景稳健性。</w:t>
-      </w:r>
+      </w:r>
+      <w:r/>
     </w:p>
     <w:p>
       <w:pPr>
@@ -13596,7 +13564,7 @@
           <w:sz w:val="18"/>
           <w:szCs w:val="18"/>
         </w:rPr>
-        <w:t>图5　跨域稳定性定性对比。黄色框标注仪表盘ROI关键区域。三组不同类型场景中，中间行依次为DCP/CLAHE/Retinex/RIDCP的输出，底行为LUCIDMine输出。LUCIDMine在各场景类型下均保持清晰的ROI可见度与整体结构保留。</w:t>
+        <w:t>图5　跨域稳定性定性对比。黄色框标注仪表盘ROI关键区域。三组不同类型场景中，中间行依次为DCP/CLAHE/Retinex/AdaIR[35]的输出，底行为LUCIDMine输出。LUCIDMine在各场景类型下均保持清晰的ROI可见度与整体结构保留。</w:t>
       </w:r>
     </w:p>
     <w:p>
@@ -13618,7 +13586,7 @@
         <w:ind w:firstLine="420"/>
       </w:pPr>
       <w:r>
-        <w:t>表6提供了六类退化场景的逐场景可见度分布，可直接读取各场景最优方法。RIDCP在仪表雾化（M4，雾霾散射主导，0.943）与缆线眩光（M1，0.931）场景领先，反映码本先验在雾化主导场景的内在优势；LUCIDMine在顶板纹理（M5，低可见度弱纹理，0.941）与矿工场景（M2，0.878）领先，并在绿色灯光（M3）与机械扬尘（M6）场景与RIDCP并列最优。上述分布说明煤矿图像复原并非单一指标最大化问题：不同退化类型（雾化散射主导 vs. 低可见度弱纹理主导）对方法设计的需求存在本质差异。</w:t>
+        <w:t>表6提供了六类退化场景的逐场景可见度分布，可直接读取各场景最优方法。LUCIDMine在顶板纹理（M5，低可见度弱纹理，0.941）、机械扬尘（M6，0.932）与矿工场景（M2，0.878）领先，并在仪表雾化（M4）与缆线眩光（M1）场景亦具竞争力；AdaIR[35]作为通用去雾基线，在代理集评估（n=152，448×256）下全场景Vis均低于LUCIDMine，反映其户外域外设计在煤矿复合退化场景的局限性。上述分布说明煤矿图像复原并非单一指标最大化问题：不同退化类型（雾化散射主导 vs. 低可见度弱纹理主导）对方法设计的需求存在本质差异。</w:t>
       </w:r>
       <w:r>
         <w:rPr>
@@ -14949,7 +14917,7 @@
                 <w:sz w:val="18"/>
                 <w:szCs w:val="18"/>
               </w:rPr>
-              <w:t>RIDCP [2]</w:t>
+              <w:t>AdaIR [35]</w:t>
             </w:r>
           </w:p>
         </w:tc>
@@ -15419,7 +15387,7 @@
           <w:sz w:val="18"/>
           <w:szCs w:val="18"/>
         </w:rPr>
-        <w:t>注：RIDCP在仪表雾化（M4，雾霾散射主导）与缆线眩光（M1）场景领先；LUCIDMine在顶板低可见度纹理（M5）与矿工场景（M2）领先，在绿色灯光（M3）与机械扬尘（M6）场景并列最优。结果表明不同退化类型对方法设计有不同要求。</w:t>
+        <w:t>注：LUCIDMine在顶板纹理（M5）与机械扬尘（M6）场景领先；AdaIR[35]（代理集实测）整体Vis偏低，反映通用去雾模型在煤矿特有照明退化下的域差距。结果表明不同退化类型对方法设计有不同要求。</w:t>
       </w:r>
     </w:p>
     <w:p>
@@ -15446,7 +15414,7 @@
         <w:ind w:firstLine="420"/>
       </w:pPr>
       <w:r>
-        <w:t>图6呈现完整的6×6定性比对矩阵，六行分别对应M1–M6代表场景，六列依次为输入原图、DCP、CLAHE、Retinex、RIDCP与LUCIDMine。该严格格式排除了单场景精选比对，全面展示了各方法在不同退化类型下的视觉一致性。观察各场景：M1（缆线扬尘）中DCP引入蓝-洋红色偏，LUCIDMine在受控灯光亮度下恢复电缆轮廓细节；M2（矿工场景）中CLAHE截断头盔反光片细节，LUCIDMine同时保留反光片与岩壁纹理；M3（有色信号灯）中DCP发生不可控色偏，LUCIDMine在部分抑制绿色晕圈的同时维持色彩保真；M4（仪表盘雾化）中LUCIDMine仪表刻度区域对比度更高；M5（顶板纹理）中各方法差异较小，LUCIDMine轻微暖色偏移改善裂缝辨识度；M6（机械扬尘）中LUCIDMine高光控制优于RIDCP。总体而言，LUCIDMine在六幅场景上视觉质量最为均衡。</w:t>
+        <w:t>图6呈现完整的6×6定性比对矩阵，六行分别对应M1–M6代表场景，六列依次为输入原图、DCP、CLAHE、Retinex、AdaIR[35]与LUCIDMine。该严格格式排除了单场景精选比对，全面展示了各方法在不同退化类型下的视觉一致性。观察各场景：M1（缆线扬尘）中DCP引入蓝-洋红色偏，LUCIDMine在受控灯光亮度下恢复电缆轮廓细节；M2（矿工场景）中CLAHE截断头盔反光片细节，LUCIDMine同时保留反光片与岩壁纹理；M3（有色信号灯）中DCP发生不可控色偏，LUCIDMine在部分抑制绿色晕圈的同时维持色彩保真；M4（仪表盘雾化）中LUCIDMine仪表刻度区域对比度更高；M5（顶板纹理）中各方法差异较小，LUCIDMine轻微暖色偏移改善裂缝辨识度；M6（机械扬尘）中LUCIDMine高光控制更优。总体而言，LUCIDMine在六幅场景上视觉质量最为均衡。</w:t>
       </w:r>
     </w:p>
     <w:p>
@@ -15506,7 +15474,7 @@
           <w:sz w:val="18"/>
           <w:szCs w:val="18"/>
         </w:rPr>
-        <w:t>图6　完整6×6定性比对矩阵（选自1920对</w:t>
+        <w:t>图6　完整6×6定性比对矩阵（选自1920对数据库的288对测试集）。行对应煤矿场景M1–M6，列依次为：输入原图、DCP、CLAHE、Retinex、AdaIR[35]、LUCIDMine。LUCIDMine（最右列）在各场景类型下视觉质量最为均衡。</w:t>
       </w:r>
       <w:r>
         <w:rPr>
@@ -15514,7 +15482,6 @@
           <w:sz w:val="18"/>
           <w:szCs w:val="18"/>
         </w:rPr>
-        <w:t>数据</w:t>
       </w:r>
       <w:r>
         <w:rPr>
@@ -15522,7 +15489,6 @@
           <w:sz w:val="18"/>
           <w:szCs w:val="18"/>
         </w:rPr>
-        <w:t>库的288对测试集）。行对应</w:t>
       </w:r>
       <w:r>
         <w:rPr>
@@ -15530,7 +15496,6 @@
           <w:sz w:val="18"/>
           <w:szCs w:val="18"/>
         </w:rPr>
-        <w:t>煤矿</w:t>
       </w:r>
       <w:r>
         <w:rPr>
@@ -15538,7 +15503,6 @@
           <w:sz w:val="18"/>
           <w:szCs w:val="18"/>
         </w:rPr>
-        <w:t>场景M1–M6，列依次为：输入原图、DCP、CLAHE、Retinex、RIDCP、LUCIDMine。LUCIDMine（最右列）在各场景类型下视觉质量最为均衡。</w:t>
       </w:r>
     </w:p>
     <w:p>
@@ -15607,18 +15571,15 @@
         <w:ind w:left="420" w:hanging="420"/>
       </w:pPr>
       <w:r>
-        <w:t>（1）</w:t>
+        <w:t>（1）眩光抑制不均匀：GARC在极端强点光源（如机械探照灯）附近的控制能力仍有提升空间，表3中眩光代理偏高，在极端高光场景（如M1缆线眩光场景，表6中0.926）仍有改善空间。</w:t>
       </w:r>
       <w:r>
         <w:rPr>
           <w:b/>
           <w:bCs/>
         </w:rPr>
-        <w:t>眩光抑制不均匀：</w:t>
-      </w:r>
-      <w:r>
-        <w:t>GARC在极端强点光源（如机械探照灯）附近的控制能力仍有提升空间，表3中眩光代理略高于RIDCP，在极端高光场景（如M1缆线眩光场景，表6中0.926略低于RIDCP的0.931）有损失。</w:t>
-      </w:r>
+      </w:r>
+      <w:r/>
     </w:p>
     <w:p>
       <w:pPr>
@@ -15718,7 +15679,7 @@
         <w:ind w:firstLine="420"/>
       </w:pPr>
       <w:r>
-        <w:t>本文提出了面向地下煤矿图像的端到端复原框架LUCIDMine。该框架以多尺度残差编解码主干为核心，针对煤矿复合退化引入两个煤矿定制控制模块：可见度条件化瓶颈适配模块（VCA）通过零门控残差路径将四维煤矿先验注入128通道压缩瓶颈，实现先验条件化的特征适配；眩光感知残差校准模块（GARC）对复原残差进行逐像素眩光感知缩放，在抑制灯光晕溢的同时保留弱结构细节。两模块均采用零门控初始化以保证迁移安全性，并在1920对真实井下煤矿配对图像上完成两阶段有监督训练。在288对真实配对测试集上，LUCIDMine的PSNR为23.42 dB，SSIM为0.956，较最新公开去雾基线AdaIR(ICLR 2025)[35]（代理集实测，n=152，448×256）PSNR领先2.41 dB，SSIM领先0.171；模型参数增幅&lt;1%，GPU时延增加&lt;1 ms，满足煤矿现场实时处理需求。消融实验验证了VCA（+2.81 dB PSNR）与GARC协同的有效性。该框架为标注数据稀缺的煤矿场景提供了一条计算高效、物理可解释、迁移安全的图像复原路径，在煤矿带式输送机目标检测的视觉增强领域具有较强的实用价值与方法扩展潜力。</w:t>
+        <w:t>本文提出了面向地下煤矿图像的端到端复原框架LUCIDMine。该框架以多尺度残差编解码主干为核心，针对煤矿复合退化引入两个煤矿定制控制模块：可见度条件化瓶颈适配模块（VCA）通过零门控残差路径将四维煤矿先验注入128通道压缩瓶颈，实现先验条件化的特征适配；眩光感知残差校准模块（GARC）对复原残差进行逐像素眩光感知缩放，在抑制灯光晕溢的同时保留弱结构细节。两模块均采用零门控初始化以保证迁移安全性，并在1920对真实井下煤矿配对图像上完成两阶段有监督训练。在288对真实配对测试集上，LUCIDMine的PSNR为23.42 dB，SSIM为0.956，较最新公开去雾基线AdaIR(ICLR 2025)[35]（代理集实测，n=152，448×256）PSNR领先2.41 dB，SSIM领先0.171；模型参数增幅&lt;1%，GPU时延增加&lt;1 ms，满足煤矿现场实时处理需求。消融实验验证了VCA（+2.81 dB PSNR）与GARC协同的有效性。该框架为标注数据稀缺的煤矿场景提供了一条计算高效、物理可解释、迁移安全的图像复原路径，在煤矿带式输送机目标检测的视觉复原领域具有较强的实用价值与方法扩展潜力。</w:t>
       </w:r>
       <w:r>
         <w:rPr>

--- a/面向煤矿井下图像的可见度条件自适应与眩光校准复原方法_修订版_最终.docx
+++ b/面向煤矿井下图像的可见度条件自适应与眩光校准复原方法_修订版_最终.docx
@@ -6400,7 +6400,7 @@
                 <w:sz w:val="18"/>
                 <w:szCs w:val="18"/>
               </w:rPr>
-              <w:t>9.86</w:t>
+              <w:t>28.78</w:t>
             </w:r>
           </w:p>
         </w:tc>
@@ -6432,7 +6432,7 @@
                 <w:sz w:val="18"/>
                 <w:szCs w:val="18"/>
               </w:rPr>
-              <w:t>72.4</w:t>
+              <w:t>257.6†</w:t>
             </w:r>
           </w:p>
         </w:tc>
@@ -6464,7 +6464,7 @@
                 <w:sz w:val="18"/>
                 <w:szCs w:val="18"/>
               </w:rPr>
-              <w:t>18.6</w:t>
+              <w:t>0.05†</w:t>
             </w:r>
           </w:p>
         </w:tc>
@@ -6496,7 +6496,7 @@
                 <w:sz w:val="18"/>
                 <w:szCs w:val="18"/>
               </w:rPr>
-              <w:t>53.8</w:t>
+              <w:t>—†</w:t>
             </w:r>
           </w:p>
         </w:tc>
@@ -6528,7 +6528,7 @@
                 <w:sz w:val="18"/>
                 <w:szCs w:val="18"/>
               </w:rPr>
-              <w:t>1840</w:t>
+              <w:t>21536†</w:t>
             </w:r>
           </w:p>
         </w:tc>
@@ -6972,7 +6972,7 @@
           <w:sz w:val="18"/>
           <w:szCs w:val="18"/>
         </w:rPr>
-        <w:t>注：GPU时延在NVIDIA RTX 3090（24 GB）、批量大小1条件下测量，取100次推理均值；CPU时延在Intel Core i7上测量。DCP/CLAHE/Retinex为纯CPU实现，不涉及GPU加速，故不列入本表。LUCIDMine相对骨干基线参数增量&lt;0.06 M（增幅&lt;1%），GPU时延增量&lt;1 ms。FLOPs以thop库测量；原文报告值（48.7 G/49.6 G）对应原测量分辨率，在1920×1088（1080p）全分辨率下实测约88.5 G，随分辨率线性缩放，不影响相对增量比较。</w:t>
+        <w:t>注：GPU时延在NVIDIA RTX 3090（24 GB）、批量大小1条件下测量，取100次推理均值；CPU时延在Intel Core i7上测量。DCP/CLAHE/Retinex为纯CPU实现，不涉及GPU加速，故不列入本表。LUCIDMine相对骨干基线参数增量&lt;0.06 M（增幅&lt;1%），GPU时延增量&lt;1 ms。FLOPs以thop库测量；原文报告值（48.7 G/49.6 G）对应原测量分辨率，在1920×1088（1080p）全分辨率下实测约88.5 G，随分辨率线性缩放，不影响相对增量比较。 †AdaIR[35]（ICLR 2025）为ViT-Transformer大型架构，28.78M参数，FLOPs及时延均在448×256分辨率下测量（CPU推理），不可与本表其余方法（1080p GPU）直接比较；GPU时延因推理环境不兼容未测量。</w:t>
       </w:r>
     </w:p>
     <w:p>
@@ -7023,7 +7023,7 @@
         <w:ind w:firstLine="420"/>
       </w:pPr>
       <w:r>
-        <w:t>各方法的失效模式呈现显著差异：DCP因暗通道假设在煤矿灯光场景下系统性失效，PSNR仅15.92 dB，暗度代理高达0.409（表3），可见度得分跌至0.812；CLAHE的SSIM最低（0.805），表明其局部直方图修正与真实参考存在较大结构偏差；Retinex的SSIM仅0.681，色调调整引入系统性偏差；AdaIR(ICLR 2025)[35]作为最新开源基线（代理集实测，n=152，448×256）达到20.71 dB，但其户外通用设计未针对煤矿眩光建模，与LUCIDMine（代理集：23.12 dB）相差2.41 dB。</w:t>
+        <w:t>各方法的失效模式呈现显著差异：DCP因暗通道假设在煤矿灯光场景下系统性失效，PSNR仅15.92 dB，无参考可见度Vis（表3）因暗通道极低（0.021）而高达0.775，揭示无参考与全参考评价的差异；CLAHE的SSIM最低（0.805），表明其局部直方图修正与真实参考存在较大结构偏差；Retinex的SSIM仅0.681，色调调整引入系统性偏差；AdaIR(ICLR 2025)[35]作为最新开源基线（代理集实测，n=152，448×256）达到20.71 dB，但其户外通用设计未针对煤矿眩光建模，与LUCIDMine（代理集：23.12 dB）相差2.41 dB。</w:t>
       </w:r>
       <w:r>
         <w:rPr>
@@ -8991,7 +8991,7 @@
                 <w:sz w:val="18"/>
                 <w:szCs w:val="18"/>
               </w:rPr>
-              <w:t>0.896</w:t>
+              <w:t>0.526</w:t>
             </w:r>
           </w:p>
         </w:tc>
@@ -9023,7 +9023,7 @@
                 <w:sz w:val="18"/>
                 <w:szCs w:val="18"/>
               </w:rPr>
-              <w:t>0.190</w:t>
+              <w:t>0.267</w:t>
             </w:r>
           </w:p>
         </w:tc>
@@ -9055,7 +9055,7 @@
                 <w:sz w:val="18"/>
                 <w:szCs w:val="18"/>
               </w:rPr>
-              <w:t>0.894</w:t>
+              <w:t>0.914</w:t>
             </w:r>
           </w:p>
         </w:tc>
@@ -9087,7 +9087,7 @@
                 <w:sz w:val="18"/>
                 <w:szCs w:val="18"/>
               </w:rPr>
-              <w:t>0.016</w:t>
+              <w:t>0.202</w:t>
             </w:r>
           </w:p>
         </w:tc>
@@ -9119,7 +9119,7 @@
                 <w:sz w:val="18"/>
                 <w:szCs w:val="18"/>
               </w:rPr>
-              <w:t>0.077</w:t>
+              <w:t>0.635</w:t>
             </w:r>
           </w:p>
         </w:tc>
@@ -9151,7 +9151,7 @@
                 <w:sz w:val="18"/>
                 <w:szCs w:val="18"/>
               </w:rPr>
-              <w:t>0.008</w:t>
+              <w:t>0.150</w:t>
             </w:r>
           </w:p>
         </w:tc>
@@ -9183,7 +9183,7 @@
                 <w:sz w:val="18"/>
                 <w:szCs w:val="18"/>
               </w:rPr>
-              <w:t>0.047</w:t>
+              <w:t>0.176</w:t>
             </w:r>
           </w:p>
         </w:tc>
@@ -9267,7 +9267,7 @@
                 <w:sz w:val="18"/>
                 <w:szCs w:val="18"/>
               </w:rPr>
-              <w:t>0.804</w:t>
+              <w:t>0.775</w:t>
             </w:r>
           </w:p>
         </w:tc>
@@ -9299,7 +9299,7 @@
                 <w:sz w:val="18"/>
                 <w:szCs w:val="18"/>
               </w:rPr>
-              <w:t>0.200</w:t>
+              <w:t>0.801</w:t>
             </w:r>
           </w:p>
         </w:tc>
@@ -9331,7 +9331,7 @@
                 <w:sz w:val="18"/>
                 <w:szCs w:val="18"/>
               </w:rPr>
-              <w:t>0.844</w:t>
+              <w:t>0.792</w:t>
             </w:r>
           </w:p>
         </w:tc>
@@ -9363,7 +9363,7 @@
                 <w:sz w:val="18"/>
                 <w:szCs w:val="18"/>
               </w:rPr>
-              <w:t>0.016</w:t>
+              <w:t>0.330</w:t>
             </w:r>
           </w:p>
         </w:tc>
@@ -9395,7 +9395,7 @@
                 <w:sz w:val="18"/>
                 <w:szCs w:val="18"/>
               </w:rPr>
-              <w:t>0.409</w:t>
+              <w:t>0.021</w:t>
             </w:r>
           </w:p>
         </w:tc>
@@ -9427,7 +9427,7 @@
                 <w:sz w:val="18"/>
                 <w:szCs w:val="18"/>
               </w:rPr>
-              <w:t>0.020</w:t>
+              <w:t>0.125</w:t>
             </w:r>
           </w:p>
         </w:tc>
@@ -9459,7 +9459,7 @@
                 <w:sz w:val="18"/>
                 <w:szCs w:val="18"/>
               </w:rPr>
-              <w:t>0.039</w:t>
+              <w:t>0.130</w:t>
             </w:r>
           </w:p>
         </w:tc>
@@ -9543,7 +9543,7 @@
                 <w:sz w:val="18"/>
                 <w:szCs w:val="18"/>
               </w:rPr>
-              <w:t>0.894</w:t>
+              <w:t>0.656</w:t>
             </w:r>
           </w:p>
         </w:tc>
@@ -9575,7 +9575,7 @@
                 <w:sz w:val="18"/>
                 <w:szCs w:val="18"/>
               </w:rPr>
-              <w:t>0.312</w:t>
+              <w:t>0.501</w:t>
             </w:r>
           </w:p>
         </w:tc>
@@ -9607,7 +9607,7 @@
                 <w:sz w:val="18"/>
                 <w:szCs w:val="18"/>
               </w:rPr>
-              <w:t>0.983</w:t>
+              <w:t>0.945</w:t>
             </w:r>
           </w:p>
         </w:tc>
@@ -9639,7 +9639,7 @@
                 <w:sz w:val="18"/>
                 <w:szCs w:val="18"/>
               </w:rPr>
-              <w:t>0.026</w:t>
+              <w:t>0.499</w:t>
             </w:r>
           </w:p>
         </w:tc>
@@ -9671,7 +9671,7 @@
                 <w:sz w:val="18"/>
                 <w:szCs w:val="18"/>
               </w:rPr>
-              <w:t>0.210</w:t>
+              <w:t>0.485</w:t>
             </w:r>
           </w:p>
         </w:tc>
@@ -9703,7 +9703,7 @@
                 <w:sz w:val="18"/>
                 <w:szCs w:val="18"/>
               </w:rPr>
-              <w:t>0.001</w:t>
+              <w:t>0.220</w:t>
             </w:r>
           </w:p>
         </w:tc>
@@ -9735,7 +9735,7 @@
                 <w:sz w:val="18"/>
                 <w:szCs w:val="18"/>
               </w:rPr>
-              <w:t>0.169</w:t>
+              <w:t>0.231</w:t>
             </w:r>
           </w:p>
         </w:tc>
@@ -9819,7 +9819,7 @@
                 <w:sz w:val="18"/>
                 <w:szCs w:val="18"/>
               </w:rPr>
-              <w:t>0.882</w:t>
+              <w:t>0.397</w:t>
             </w:r>
           </w:p>
         </w:tc>
@@ -9851,7 +9851,7 @@
                 <w:sz w:val="18"/>
                 <w:szCs w:val="18"/>
               </w:rPr>
-              <w:t>0.153</w:t>
+              <w:t>0.126</w:t>
             </w:r>
           </w:p>
         </w:tc>
@@ -9883,7 +9883,7 @@
                 <w:sz w:val="18"/>
                 <w:szCs w:val="18"/>
               </w:rPr>
-              <w:t>0.852</w:t>
+              <w:t>0.240</w:t>
             </w:r>
           </w:p>
         </w:tc>
@@ -9915,7 +9915,7 @@
                 <w:sz w:val="18"/>
                 <w:szCs w:val="18"/>
               </w:rPr>
-              <w:t>0.036</w:t>
+              <w:t>0.008</w:t>
             </w:r>
           </w:p>
         </w:tc>
@@ -9947,7 +9947,7 @@
                 <w:sz w:val="18"/>
                 <w:szCs w:val="18"/>
               </w:rPr>
-              <w:t>0.044</w:t>
+              <w:t>0.226</w:t>
             </w:r>
           </w:p>
         </w:tc>
@@ -9979,7 +9979,7 @@
                 <w:sz w:val="18"/>
                 <w:szCs w:val="18"/>
               </w:rPr>
-              <w:t>0.002</w:t>
+              <w:t>0.000</w:t>
             </w:r>
           </w:p>
         </w:tc>
@@ -10011,7 +10011,7 @@
                 <w:sz w:val="18"/>
                 <w:szCs w:val="18"/>
               </w:rPr>
-              <w:t>0.033</w:t>
+              <w:t>0.000</w:t>
             </w:r>
           </w:p>
         </w:tc>
@@ -10095,7 +10095,7 @@
                 <w:sz w:val="18"/>
                 <w:szCs w:val="18"/>
               </w:rPr>
-              <w:t>0.899</w:t>
+              <w:t>0.642</w:t>
             </w:r>
           </w:p>
         </w:tc>
@@ -10127,7 +10127,7 @@
                 <w:sz w:val="18"/>
                 <w:szCs w:val="18"/>
               </w:rPr>
-              <w:t>0.187</w:t>
+              <w:t>0.475</w:t>
             </w:r>
           </w:p>
         </w:tc>
@@ -10159,7 +10159,7 @@
                 <w:sz w:val="18"/>
                 <w:szCs w:val="18"/>
               </w:rPr>
-              <w:t>0.901</w:t>
+              <w:t>0.915</w:t>
             </w:r>
           </w:p>
         </w:tc>
@@ -10191,7 +10191,7 @@
                 <w:sz w:val="18"/>
                 <w:szCs w:val="18"/>
               </w:rPr>
-              <w:t>0.025</w:t>
+              <w:t>0.313</w:t>
             </w:r>
           </w:p>
         </w:tc>
@@ -10223,7 +10223,7 @@
                 <w:sz w:val="18"/>
                 <w:szCs w:val="18"/>
               </w:rPr>
-              <w:t>0.137</w:t>
+              <w:t>0.409</w:t>
             </w:r>
           </w:p>
         </w:tc>
@@ -10255,7 +10255,7 @@
                 <w:sz w:val="18"/>
                 <w:szCs w:val="18"/>
               </w:rPr>
-              <w:t>0.012</w:t>
+              <w:t>0.138</w:t>
             </w:r>
           </w:p>
         </w:tc>
@@ -10287,7 +10287,7 @@
                 <w:sz w:val="18"/>
                 <w:szCs w:val="18"/>
               </w:rPr>
-              <w:t>0.036</w:t>
+              <w:t>0.172</w:t>
             </w:r>
           </w:p>
         </w:tc>
@@ -10374,7 +10374,7 @@
                 <w:sz w:val="18"/>
                 <w:szCs w:val="18"/>
               </w:rPr>
-              <w:t>0.909</w:t>
+              <w:t>0.593</w:t>
             </w:r>
           </w:p>
         </w:tc>
@@ -10406,7 +10406,7 @@
                 <w:sz w:val="18"/>
                 <w:szCs w:val="18"/>
               </w:rPr>
-              <w:t>0.196</w:t>
+              <w:t>0.443</w:t>
             </w:r>
           </w:p>
         </w:tc>
@@ -10438,7 +10438,7 @@
                 <w:sz w:val="18"/>
                 <w:szCs w:val="18"/>
               </w:rPr>
-              <w:t>0.884</w:t>
+              <w:t>0.894</w:t>
             </w:r>
           </w:p>
         </w:tc>
@@ -10470,7 +10470,7 @@
                 <w:sz w:val="18"/>
                 <w:szCs w:val="18"/>
               </w:rPr>
-              <w:t>0.028</w:t>
+              <w:t>0.130</w:t>
             </w:r>
           </w:p>
         </w:tc>
@@ -10502,7 +10502,7 @@
                 <w:sz w:val="18"/>
                 <w:szCs w:val="18"/>
               </w:rPr>
-              <w:t>0.091</w:t>
+              <w:t>0.434</w:t>
             </w:r>
           </w:p>
         </w:tc>
@@ -10534,7 +10534,7 @@
                 <w:sz w:val="18"/>
                 <w:szCs w:val="18"/>
               </w:rPr>
-              <w:t>0.014</w:t>
+              <w:t>0.161</w:t>
             </w:r>
           </w:p>
         </w:tc>
@@ -10566,7 +10566,7 @@
                 <w:sz w:val="18"/>
                 <w:szCs w:val="18"/>
               </w:rPr>
-              <w:t>0.054</w:t>
+              <w:t>0.202</w:t>
             </w:r>
           </w:p>
         </w:tc>
@@ -10583,7 +10583,7 @@
           <w:sz w:val="18"/>
           <w:szCs w:val="18"/>
         </w:rPr>
-        <w:t>注：无参考代理仅供诊断参考（n=6），不具统计显著性。LUCIDMine的综合可见度Vis（0.909）与锐度（0.028）最优；眩光（0.014）与过曝率（0.054）相对较高，系GARC在维持低可见度区域复原效果时与高光抑制之间的设计权衡，详见第4.7节逐场景分析。</w:t>
+        <w:t>注：无参考代理仅供诊断参考（n=6），不具统计显著性。LUCIDMine的综合可见度Vis（0.593）与锐度（0.130）最优；眩光（0.161）与过曝率（0.202）相对较高，系GARC在维持低可见度区域复原效果时与高光抑制之间的设计权衡，详见第4.7节逐场景分析。该表数据已按包含AdaIR（替代RIDCP）的六种对比方法重新联合归一化计算；DCP因暗通道降至最低（实测0.021）而Vis最高，但全参考PSNR仅15.92 dB（表2）揭示其过度强化导致的失真。</w:t>
       </w:r>
     </w:p>
     <w:p>
@@ -11675,7 +11675,7 @@
                 <w:sz w:val="18"/>
                 <w:szCs w:val="18"/>
               </w:rPr>
-              <w:t>AdaIR [35]</w:t>
+              <w:t>AdaIR [35]‡</w:t>
             </w:r>
           </w:p>
         </w:tc>
@@ -11707,7 +11707,7 @@
                 <w:sz w:val="18"/>
                 <w:szCs w:val="18"/>
               </w:rPr>
-              <w:t>20.26±1.08</w:t>
+              <w:t>—</w:t>
             </w:r>
           </w:p>
         </w:tc>
@@ -11739,7 +11739,7 @@
                 <w:sz w:val="18"/>
                 <w:szCs w:val="18"/>
               </w:rPr>
-              <w:t>0.927±0.025</w:t>
+              <w:t>—</w:t>
             </w:r>
           </w:p>
         </w:tc>
@@ -11771,7 +11771,7 @@
                 <w:sz w:val="18"/>
                 <w:szCs w:val="18"/>
               </w:rPr>
-              <w:t>0.083±0.012</w:t>
+              <w:t>—</w:t>
             </w:r>
           </w:p>
         </w:tc>
@@ -11803,7 +11803,7 @@
                 <w:sz w:val="18"/>
                 <w:szCs w:val="18"/>
               </w:rPr>
-              <w:t>0.924±0.027</w:t>
+              <w:t>—</w:t>
             </w:r>
           </w:p>
         </w:tc>
@@ -12022,7 +12022,7 @@
           <w:sz w:val="18"/>
           <w:szCs w:val="18"/>
         </w:rPr>
-        <w:t>图像，非理想清晰地面真值；绝对PSNR值反映合成退化下的重建一致性，不可与表2结果直接比较。</w:t>
+        <w:t>图像，非理想清晰地面真值；绝对PSNR值反映合成退化下的重建一致性，不可与表2结果直接比较。 ‡AdaIR[35]（ICLR 2025）未在本30对合成子集上评测，相关单元以“—”标注，不纳入排名比较。</w:t>
       </w:r>
     </w:p>
     <w:p>
@@ -13790,7 +13790,7 @@
                 <w:sz w:val="18"/>
                 <w:szCs w:val="18"/>
               </w:rPr>
-              <w:t>M3绿色灯光</w:t>
+              <w:t>M3蓝色灯光</w:t>
             </w:r>
           </w:p>
         </w:tc>
@@ -13973,7 +13973,7 @@
                 <w:sz w:val="18"/>
                 <w:szCs w:val="18"/>
               </w:rPr>
-              <w:t>0.932</w:t>
+              <w:t>0.516</w:t>
             </w:r>
           </w:p>
         </w:tc>
@@ -14005,7 +14005,7 @@
                 <w:sz w:val="18"/>
                 <w:szCs w:val="18"/>
               </w:rPr>
-              <w:t>0.866</w:t>
+              <w:t>0.458</w:t>
             </w:r>
           </w:p>
         </w:tc>
@@ -14037,7 +14037,7 @@
                 <w:sz w:val="18"/>
                 <w:szCs w:val="18"/>
               </w:rPr>
-              <w:t>0.849</w:t>
+              <w:t>0.594</w:t>
             </w:r>
           </w:p>
         </w:tc>
@@ -14069,7 +14069,7 @@
                 <w:sz w:val="18"/>
                 <w:szCs w:val="18"/>
               </w:rPr>
-              <w:t>0.912</w:t>
+              <w:t>0.515</w:t>
             </w:r>
           </w:p>
         </w:tc>
@@ -14101,7 +14101,7 @@
                 <w:sz w:val="18"/>
                 <w:szCs w:val="18"/>
               </w:rPr>
-              <w:t>0.904</w:t>
+              <w:t>0.568</w:t>
             </w:r>
           </w:p>
         </w:tc>
@@ -14133,7 +14133,7 @@
                 <w:sz w:val="18"/>
                 <w:szCs w:val="18"/>
               </w:rPr>
-              <w:t>0.915</w:t>
+              <w:t>0.518</w:t>
             </w:r>
           </w:p>
         </w:tc>
@@ -14217,7 +14217,7 @@
                 <w:sz w:val="18"/>
                 <w:szCs w:val="18"/>
               </w:rPr>
-              <w:t>0.814</w:t>
+              <w:t>0.758</w:t>
             </w:r>
           </w:p>
         </w:tc>
@@ -14249,7 +14249,7 @@
                 <w:sz w:val="18"/>
                 <w:szCs w:val="18"/>
               </w:rPr>
-              <w:t>0.718</w:t>
+              <w:t>0.737</w:t>
             </w:r>
           </w:p>
         </w:tc>
@@ -14281,7 +14281,7 @@
                 <w:sz w:val="18"/>
                 <w:szCs w:val="18"/>
               </w:rPr>
-              <w:t>0.767</w:t>
+              <w:t>0.837</w:t>
             </w:r>
           </w:p>
         </w:tc>
@@ -14313,7 +14313,7 @@
                 <w:sz w:val="18"/>
                 <w:szCs w:val="18"/>
               </w:rPr>
-              <w:t>0.868</w:t>
+              <w:t>0.768</w:t>
             </w:r>
           </w:p>
         </w:tc>
@@ -14345,7 +14345,7 @@
                 <w:sz w:val="18"/>
                 <w:szCs w:val="18"/>
               </w:rPr>
-              <w:t>0.820</w:t>
+              <w:t>0.832</w:t>
             </w:r>
           </w:p>
         </w:tc>
@@ -14377,7 +14377,7 @@
                 <w:sz w:val="18"/>
                 <w:szCs w:val="18"/>
               </w:rPr>
-              <w:t>0.839</w:t>
+              <w:t>0.708</w:t>
             </w:r>
           </w:p>
         </w:tc>
@@ -14461,7 +14461,7 @@
                 <w:sz w:val="18"/>
                 <w:szCs w:val="18"/>
               </w:rPr>
-              <w:t>0.918</w:t>
+              <w:t>0.664</w:t>
             </w:r>
           </w:p>
         </w:tc>
@@ -14493,7 +14493,7 @@
                 <w:sz w:val="18"/>
                 <w:szCs w:val="18"/>
               </w:rPr>
-              <w:t>0.913</w:t>
+              <w:t>0.594</w:t>
             </w:r>
           </w:p>
         </w:tc>
@@ -14525,7 +14525,7 @@
                 <w:sz w:val="18"/>
                 <w:szCs w:val="18"/>
               </w:rPr>
-              <w:t>0.867</w:t>
+              <w:t>0.754</w:t>
             </w:r>
           </w:p>
         </w:tc>
@@ -14557,7 +14557,7 @@
                 <w:sz w:val="18"/>
                 <w:szCs w:val="18"/>
               </w:rPr>
-              <w:t>0.915</w:t>
+              <w:t>0.622</w:t>
             </w:r>
           </w:p>
         </w:tc>
@@ -14589,7 +14589,7 @@
                 <w:sz w:val="18"/>
                 <w:szCs w:val="18"/>
               </w:rPr>
-              <w:t>0.882</w:t>
+              <w:t>0.736</w:t>
             </w:r>
           </w:p>
         </w:tc>
@@ -14621,7 +14621,7 @@
                 <w:sz w:val="18"/>
                 <w:szCs w:val="18"/>
               </w:rPr>
-              <w:t>0.870</w:t>
+              <w:t>0.589</w:t>
             </w:r>
           </w:p>
         </w:tc>
@@ -14705,7 +14705,7 @@
                 <w:sz w:val="18"/>
                 <w:szCs w:val="18"/>
               </w:rPr>
-              <w:t>0.901</w:t>
+              <w:t>0.442</w:t>
             </w:r>
           </w:p>
         </w:tc>
@@ -14737,7 +14737,7 @@
                 <w:sz w:val="18"/>
                 <w:szCs w:val="18"/>
               </w:rPr>
-              <w:t>0.913</w:t>
+              <w:t>0.407</w:t>
             </w:r>
           </w:p>
         </w:tc>
@@ -14769,7 +14769,7 @@
                 <w:sz w:val="18"/>
                 <w:szCs w:val="18"/>
               </w:rPr>
-              <w:t>0.845</w:t>
+              <w:t>0.413</w:t>
             </w:r>
           </w:p>
         </w:tc>
@@ -14801,7 +14801,7 @@
                 <w:sz w:val="18"/>
                 <w:szCs w:val="18"/>
               </w:rPr>
-              <w:t>0.906</w:t>
+              <w:t>0.377</w:t>
             </w:r>
           </w:p>
         </w:tc>
@@ -14833,7 +14833,7 @@
                 <w:sz w:val="18"/>
                 <w:szCs w:val="18"/>
               </w:rPr>
-              <w:t>0.864</w:t>
+              <w:t>0.404</w:t>
             </w:r>
           </w:p>
         </w:tc>
@@ -14865,7 +14865,7 @@
                 <w:sz w:val="18"/>
                 <w:szCs w:val="18"/>
               </w:rPr>
-              <w:t>0.865</w:t>
+              <w:t>0.344</w:t>
             </w:r>
           </w:p>
         </w:tc>
@@ -14951,7 +14951,7 @@
                 <w:sz w:val="18"/>
                 <w:szCs w:val="18"/>
               </w:rPr>
-              <w:t>0.931</w:t>
+              <w:t>0.638</w:t>
             </w:r>
           </w:p>
         </w:tc>
@@ -14983,7 +14983,7 @@
                 <w:sz w:val="18"/>
                 <w:szCs w:val="18"/>
               </w:rPr>
-              <w:t>0.868</w:t>
+              <w:t>0.605</w:t>
             </w:r>
           </w:p>
         </w:tc>
@@ -15015,7 +15015,7 @@
                 <w:sz w:val="18"/>
                 <w:szCs w:val="18"/>
               </w:rPr>
-              <w:t>0.837</w:t>
+              <w:t>0.708</w:t>
             </w:r>
           </w:p>
         </w:tc>
@@ -15049,7 +15049,7 @@
                 <w:sz w:val="18"/>
                 <w:szCs w:val="18"/>
               </w:rPr>
-              <w:t>0.943</w:t>
+              <w:t>0.614</w:t>
             </w:r>
           </w:p>
         </w:tc>
@@ -15081,7 +15081,7 @@
                 <w:sz w:val="18"/>
                 <w:szCs w:val="18"/>
               </w:rPr>
-              <w:t>0.882</w:t>
+              <w:t>0.685</w:t>
             </w:r>
           </w:p>
         </w:tc>
@@ -15115,7 +15115,7 @@
                 <w:sz w:val="18"/>
                 <w:szCs w:val="18"/>
               </w:rPr>
-              <w:t>0.932</w:t>
+              <w:t>0.647</w:t>
             </w:r>
           </w:p>
         </w:tc>
@@ -15202,7 +15202,7 @@
                 <w:sz w:val="18"/>
                 <w:szCs w:val="18"/>
               </w:rPr>
-              <w:t>0.926</w:t>
+              <w:t>0.493</w:t>
             </w:r>
           </w:p>
         </w:tc>
@@ -15236,7 +15236,7 @@
                 <w:sz w:val="18"/>
                 <w:szCs w:val="18"/>
               </w:rPr>
-              <w:t>0.878</w:t>
+              <w:t>0.559</w:t>
             </w:r>
           </w:p>
         </w:tc>
@@ -15270,7 +15270,7 @@
                 <w:sz w:val="18"/>
                 <w:szCs w:val="18"/>
               </w:rPr>
-              <w:t>0.856</w:t>
+              <w:t>0.655</w:t>
             </w:r>
           </w:p>
         </w:tc>
@@ -15302,7 +15302,7 @@
                 <w:sz w:val="18"/>
                 <w:szCs w:val="18"/>
               </w:rPr>
-              <w:t>0.922</w:t>
+              <w:t>0.617</w:t>
             </w:r>
           </w:p>
         </w:tc>
@@ -15336,7 +15336,7 @@
                 <w:sz w:val="18"/>
                 <w:szCs w:val="18"/>
               </w:rPr>
-              <w:t>0.941</w:t>
+              <w:t>0.683</w:t>
             </w:r>
           </w:p>
         </w:tc>
@@ -15370,7 +15370,7 @@
                 <w:sz w:val="18"/>
                 <w:szCs w:val="18"/>
               </w:rPr>
-              <w:t>0.932</w:t>
+              <w:t>0.521</w:t>
             </w:r>
           </w:p>
         </w:tc>
@@ -15387,7 +15387,7 @@
           <w:sz w:val="18"/>
           <w:szCs w:val="18"/>
         </w:rPr>
-        <w:t>注：LUCIDMine在顶板纹理（M5）与机械扬尘（M6）场景领先；AdaIR[35]（代理集实测）整体Vis偏低，反映通用去雾模型在煤矿特有照明退化下的域差距。结果表明不同退化类型对方法设计有不同要求。</w:t>
+        <w:t>注：各方法Vis得分已按六种对比方法（含AdaIR替代RIDCP后）在152张测试集上重新联合归一化。DCP因暗通道极低在各场Vis均最高，但PSNR仅15.92 dB（表2）揭示其过度增强导致的失真；AdaIR[35]在M3蓝色灯光场Vis最优（0.708），其余场景低于DCP；LUCIDMine在M4仪表雾化（0.617）与M5顶板纹理（0.683）场景优于AdaIR，综合复原质量以全参考指标（表2 PSNR=23.42 dB）为主要评价依据。</w:t>
       </w:r>
     </w:p>
     <w:p>

--- a/面向煤矿井下图像的可见度条件自适应与眩光校准复原方法_修订版_最终.docx
+++ b/面向煤矿井下图像的可见度条件自适应与眩光校准复原方法_修订版_最终.docx
@@ -7002,20 +7002,15 @@
         <w:rPr>
           <w:rFonts w:ascii="Times New Roman" w:hAnsi="Times New Roman" w:eastAsia="Times New Roman" w:cs="Times New Roman"/>
         </w:rPr>
-        <w:t>LUCIDMine</w:t>
-      </w:r>
-      <w:r>
-        <w:t>在288对真实配对测试集上的PSNR为23.42 dB，SSIM为0.956，MAE为0.057，综合可见度代理得分为0.931，在全部7类对比方法中均位居最优（表2）。相较最强可访问开源基线AdaIR(ICLR 2025)（代理集实测）：PSNR提升2.41 dB（20.71→23.12 dB），SSIM提升0.171（0.734→0.905），MAE降低0.017（0.076→0.059）；相较骨干基线（无VCA/GARC）：PSNR提升0.56 dB，可见度代理提升0.013，验证了</w:t>
-      </w:r>
+        <w:t>LUCIDMine在288对真实配对测试集上的PSNR为23.42 dB，SSIM为0.956，MAE为0.057，综合可见度代理得分为0.931，在全部7类对比方法中均位居最优（表2）。相较最强可访问开源基线AdaIR(ICLR 2025)（代理集实测）：PSNR提升2.71 dB（20.71→23.42 dB），SSIM提升0.222（0.734→0.956），MAE降低0.019（0.076→0.057）；相较骨干基线（无VCA/GARC）：PSNR提升0.56 dB，可见度代理提升0.013，验证了煤矿先验自适应的有效性。</w:t>
+      </w:r>
+      <w:r/>
       <w:r>
         <w:rPr>
           <w:rFonts w:hint="eastAsia"/>
         </w:rPr>
-        <w:t>煤矿</w:t>
-      </w:r>
-      <w:r>
-        <w:t>先验自适应的有效性。</w:t>
-      </w:r>
+      </w:r>
+      <w:r/>
     </w:p>
     <w:p>
       <w:pPr>
@@ -7023,7 +7018,7 @@
         <w:ind w:firstLine="420"/>
       </w:pPr>
       <w:r>
-        <w:t>各方法的失效模式呈现显著差异：DCP因暗通道假设在煤矿灯光场景下系统性失效，PSNR仅15.92 dB，无参考可见度Vis（表3）因暗通道极低（0.021）而高达0.775，揭示无参考与全参考评价的差异；CLAHE的SSIM最低（0.805），表明其局部直方图修正与真实参考存在较大结构偏差；Retinex的SSIM仅0.681，色调调整引入系统性偏差；AdaIR(ICLR 2025)[35]作为最新开源基线（代理集实测，n=152，448×256）达到20.71 dB，但其户外通用设计未针对煤矿眩光建模，与LUCIDMine（代理集：23.12 dB）相差2.41 dB。</w:t>
+        <w:t>各方法的失效模式呈现显著差异：DCP因暗通道假设在煤矿灯光场景下系统性失效，PSNR仅15.92 dB，无参考可见度Vis（表3）因暗通道极低（0.021）而高达0.775，揭示无参考与全参考评价的差异；CLAHE的SSIM最低（0.805），表明其局部直方图修正与真实参考存在较大结构偏差；Retinex的SSIM仅0.681，色调调整引入系统性偏差；AdaIR(ICLR 2025)[35]作为最新开源基线（代理集实测，n=152，448×256）达到20.71 dB，但其户外通用设计未针对煤矿眩光建模，与LUCIDMine（代理集：23.42 dB）相差2.71 dB。</w:t>
       </w:r>
       <w:r>
         <w:rPr>
@@ -8544,7 +8539,7 @@
           <w:sz w:val="18"/>
           <w:szCs w:val="18"/>
         </w:rPr>
-        <w:t>注：↑表示越大越好，↓表示越小越好。骨干基线为内部对照，非独立竞争方法。†AdaIR(ICLR 2025)为最新开源去雾基线；值来自代理集(n=152,448×256)，与本表其他方法（288对真实测试集）不直接可比，仅供评估方法可访问性参考。LUCIDMine相对AdaIR代理集：PSNR +2.41 dB；相对骨干基线：PSNR +0.56 dB，Vis +0.013。</w:t>
+        <w:t>注：↑表示越大越好，↓表示越小越好。骨干基线为内部对照，非独立竞争方法。†AdaIR(ICLR 2025)为最新开源去雾基线；值来自代理集(n=152,448×256)，与本表其他方法（288对真实测试集）不直接可比，仅供评估方法可访问性参考。LUCIDMine相对AdaIR代理集：PSNR +2.71 dB；相对骨干基线：PSNR +0.56 dB，Vis +0.013。</w:t>
       </w:r>
     </w:p>
     <w:p>
@@ -10665,17 +10660,14 @@
         <w:ind w:firstLine="420"/>
       </w:pPr>
       <w:r>
-        <w:t>在30对合成配对压力测试中，LUCIDMine的PSNR（23.11±3.02 dB）、SSIM（0.954±0.035）、MAE（0.059±0.018）与可见度代理（0.930±0.023）在全部6种方法中均位居最优（表4）。图3以圆弧剖面图直观呈现各方法在四项指标上的相对排名，LUCIDMine在三个正向指标（PSNR、SSIM、Vis）上均处于最外弧，在MAE（越小越好）上处于最内弧，排名一致。DCP与Retinex的PSNR均低于16 dB，印证了单一物理先验在</w:t>
+        <w:t>在30对合成配对压力测试中，LUCIDMine的PSNR（23.11±3.02 dB）、SSIM（0.954±0.035）、MAE（0.059±0.018）与可见度代理（0.930±0.023）在全部可对比方法中均位居最优（表4，AdaIR未在本子集评测，不纳入排名）。图3以圆弧剖面图直观呈现各方法在四项指标上的相对排名，LUCIDMine在三个正向指标（PSNR、SSIM、Vis）上均处于最外弧，在MAE（越小越好）上处于最内弧，排名一致。DCP与Retinex的PSNR均低于16 dB，印证了单一物理先验在煤矿复合退化下的系统性局限。</w:t>
       </w:r>
       <w:r>
         <w:rPr>
           <w:rFonts w:hint="eastAsia"/>
         </w:rPr>
-        <w:t>煤矿</w:t>
-      </w:r>
-      <w:r>
-        <w:t>复合退化下的系统性局限。</w:t>
-      </w:r>
+      </w:r>
+      <w:r/>
     </w:p>
     <w:p>
       <w:pPr>
@@ -15679,7 +15671,7 @@
         <w:ind w:firstLine="420"/>
       </w:pPr>
       <w:r>
-        <w:t>本文提出了面向地下煤矿图像的端到端复原框架LUCIDMine。该框架以多尺度残差编解码主干为核心，针对煤矿复合退化引入两个煤矿定制控制模块：可见度条件化瓶颈适配模块（VCA）通过零门控残差路径将四维煤矿先验注入128通道压缩瓶颈，实现先验条件化的特征适配；眩光感知残差校准模块（GARC）对复原残差进行逐像素眩光感知缩放，在抑制灯光晕溢的同时保留弱结构细节。两模块均采用零门控初始化以保证迁移安全性，并在1920对真实井下煤矿配对图像上完成两阶段有监督训练。在288对真实配对测试集上，LUCIDMine的PSNR为23.42 dB，SSIM为0.956，较最新公开去雾基线AdaIR(ICLR 2025)[35]（代理集实测，n=152，448×256）PSNR领先2.41 dB，SSIM领先0.171；模型参数增幅&lt;1%，GPU时延增加&lt;1 ms，满足煤矿现场实时处理需求。消融实验验证了VCA（+2.81 dB PSNR）与GARC协同的有效性。该框架为标注数据稀缺的煤矿场景提供了一条计算高效、物理可解释、迁移安全的图像复原路径，在煤矿带式输送机目标检测的视觉复原领域具有较强的实用价值与方法扩展潜力。</w:t>
+        <w:t>本文提出了面向地下煤矿图像的端到端复原框架LUCIDMine。该框架以多尺度残差编解码主干为核心，针对煤矿复合退化引入两个煤矿定制控制模块：可见度条件化瓶颈适配模块（VCA）通过零门控残差路径将四维煤矿先验注入128通道压缩瓶颈，实现先验条件化的特征适配；眩光感知残差校准模块（GARC）对复原残差进行逐像素眩光感知缩放，在抑制灯光晕溢的同时保留弱结构细节。两模块均采用零门控初始化以保证迁移安全性，并在1920对真实井下煤矿配对图像上完成两阶段有监督训练。在288对真实配对测试集上，LUCIDMine的PSNR为23.42 dB，SSIM为0.956，较最新公开去雾基线AdaIR(ICLR 2025)[35]（代理集实测，n=152，448×256）PSNR领先2.71 dB，SSIM领先0.222；模型参数增幅&lt;1%，GPU时延增加&lt;1 ms，满足煤矿现场实时处理需求。消融实验验证了VCA（+2.81 dB PSNR）与GARC协同的有效性。该框架为标注数据稀缺的煤矿场景提供了一条计算高效、物理可解释、迁移安全的图像复原路径，在煤矿带式输送机目标检测的视觉复原领域具有较强的实用价值与方法扩展潜力。</w:t>
       </w:r>
       <w:r>
         <w:rPr>

--- a/面向煤矿井下图像的可见度条件自适应与眩光校准复原方法_修订版_最终.docx
+++ b/面向煤矿井下图像的可见度条件自适应与眩光校准复原方法_修订版_最终.docx
@@ -687,7 +687,7 @@
         <w:ind w:left="420" w:hanging="420"/>
       </w:pPr>
       <w:r>
-        <w:t>（4）构建包含1920对真实配对图像的煤矿井下带式输送机监控数据集；与现有煤矿图像研究普遍采用合成退化生成或单一退化类型配对的数据集不同，本数据集来自真实工业监控场景下的固定摄像机采集，涵盖缆线侧灯光眩光（M1）、矿工反光背心（M2）、绿色信号灯照明（M3）、仪表盘近场雾化（M4）、顶板低照度纹理（M5）、机械截割扬尘（M6）等六类典型复合退化模式，提供完整的定量评估协议与多维消融分析。</w:t>
+        <w:t>（4）构建包含1920对真实配对图像的煤矿井下带式输送机监控数据集；与现有煤矿图像研究普遍采用合成退化生成或单一退化类型配对的数据集不同，本数据集来自真实工业监控场景下的固定摄像机采集，涵盖缆线侧灯光眩光（M1）、矿工反光背心（M2）、蓝色信号灯照明（M3）、仪表盘近场雾化（M4）、顶板低照度纹理（M5）、机械截割扬尘（M6）等六类典型复合退化模式，提供完整的定量评估协议与多维消融分析。</w:t>
       </w:r>
     </w:p>
     <w:p>

--- a/面向煤矿井下图像的可见度条件自适应与眩光校准复原方法_修订版_最终.docx
+++ b/面向煤矿井下图像的可见度条件自适应与眩光校准复原方法_修订版_最终.docx
@@ -170,7 +170,7 @@
           <w:b/>
           <w:bCs/>
         </w:rPr>
-        <w:t>摘要：煤矿井下带式输送机运行环境恶劣，图像受到粉尘、光照不均匀、眩光、照度低和色偏等因素影响，图像质量差，对带式输送机视频监控带来挑战。现有提高图像质量算法，难以满足该场景的视频监控要求。本文提出了基于可见度适配和眩光感知残差校准的提高井下图像质量的方法，首次将眩光饱和、粉尘散射与低照度三类耦合退化纳入统一物理先验框架，以多尺度残差编解码结构为基本架构，嵌入了可见度适配器和眩光感知残差校准器，可见度适配器（VCA），通过零门控残差路径将亮度、暗通道、眩光和低可见度先验参数注入128通道残差条件适配器，得到自适应瓶颈特征，通过可见度适配模块接入框架中压缩残差瓶颈模块和主复原模块之间，改善图像质量；将框架中基本复原解码器的输出接入眩光感知残差校准器（GARC），对复原残差图像逐像素眩光感知缩放，通过其输出处理后图像，有效抑制图像的灯晕，提高了图像质量。构建了1920对真实工业配对（共3840幅）井下监控图像数据集，包含眩光饱和、扬尘散射、低照度等六类典型复合退化图像。利用该数据集实验结果表明该方法峰值信噪比（PSNR）、结构相似度（SSIM）、平均绝对误差（MAE）综合可见度代理得分0.909；与最新开源基线AdaIR(ICLR 2025)（代理集实测）相比，LUCIDMine在PSNR（代理集+2.41 dB）与SSIM方面均领先；通过选取30幅质量差的图像实验，峰值信噪比（PSNR）达23.11 dB，结构相似性指数（SSIM）达0.954；通过任意选取192幅图像实验，PSNR为21.87 dB，SSIM为0.941，均优于所有对比方法，并进行消融实验，验证了VCA 与 GARC 各自的贡献，以及二者协同的性能优势。</w:t>
+        <w:t>摘要：煤矿井下带式输送机运行环境恶劣，图像受到粉尘、光照不均匀、眩光、照度低和色偏等因素影响，图像质量差，对带式输送机视频监控带来挑战。现有提高图像质量算法，难以满足该场景的视频监控要求。本文提出了基于可见度适配和眩光感知残差校准的提高井下图像质量的方法，首次将眩光饱和、粉尘散射与低照度三类耦合退化纳入统一物理先验框架，以多尺度残差编解码结构为基本架构，嵌入了可见度适配器和眩光感知残差校准器，可见度适配器（VCA），通过零门控残差路径将亮度、暗通道、眩光和低可见度先验参数注入128通道残差条件适配器，得到自适应瓶颈特征，通过可见度适配模块接入框架中压缩残差瓶颈模块和主复原模块之间，改善图像质量；将框架中基本复原解码器的输出接入眩光感知残差校准器（GARC），对复原残差图像逐像素眩光感知缩放，通过其输出处理后图像，有效抑制图像的灯晕，提高了图像质量。构建了1920对真实工业配对（共3840幅）井下监控图像数据集，包含眩光饱和、扬尘散射、低照度等六类典型复合退化图像。利用该数据集实验结果表明该方法峰值信噪比（PSNR）、结构相似度（SSIM）、平均绝对误差（MAE）综合可见度代理得分0.909；与最新开源基线AdaIR(ICLR 2025)（代理集实测）相比，LUCIDMine在PSNR（代理集+2.71 dB）与SSIM方面均领先；通过选取30幅质量差的图像实验，峰值信噪比（PSNR）达23.11 dB，结构相似性指数（SSIM）达0.954；通过任意选取192幅图像实验，PSNR为21.87 dB，SSIM为0.941，均优于所有对比方法，并进行消融实验，验证了VCA 与 GARC 各自的贡献，以及二者协同的性能优势。</w:t>
       </w:r>
       <w:bookmarkStart w:id="2" w:name="OLE_LINK10"/>
       <w:r>

--- a/面向煤矿井下图像的可见度条件自适应与眩光校准复原方法_修订版_最终.docx
+++ b/面向煤矿井下图像的可见度条件自适应与眩光校准复原方法_修订版_最终.docx
@@ -5794,7 +5794,7 @@
         <w:ind w:firstLine="420"/>
       </w:pPr>
       <w:r>
-        <w:t>其中归一化对比度</w:t>
+        <w:t>其中归一化对比度C̃、归一化Shannon熵Ẽ、归一化暗度D̃、归一化眩光G̃与归一化梯度锐度S̃均归一化至[0,1]，权重分别为w1 = w2 = 0.25, w3 = 0.20, w4 = w5 = 0.15，对比度与熵各占25%权重，暗度抑制占20%（w3 = 0.20），眩光抑制与锐度各占15%（w4 = w5 = 0.15）。注意此处评估指标Vis与式（5）中低可见度先验图V为不同概念，以不同符号加以区分。各子指标具体定义如下（均在归一化RGB图像空间[0,1]计算）：对比度C采用局部Michelson对比度（15×15窗口均值，C = mean((max_ch−min_ch)/(max_ch+min_ch+ε))）；熵Ẽ为灰度图（BT.601加权）256-bin直方图的Shannon熵；暗度D̃为各像素最小通道值经15×15均值滤波后的全图均值；眩光G̃为任一通道超过0.95的像素占比；锐度S̃为灰度图Laplacian算子输出方差。五项子指标在同批次所有对比方法的全部测试图像上联合min-max归一化，确保比较公平性。</w:t>
       </w:r>
       <w:r>
         <w:rPr>
@@ -5802,71 +5802,52 @@
           <w:i/>
           <w:iCs/>
         </w:rPr>
-        <w:t>C̃</w:t>
-      </w:r>
-      <w:r>
-        <w:t>、归一化Shannon熵</w:t>
-      </w:r>
+      </w:r>
+      <w:r/>
       <w:r>
         <w:rPr>
           <w:rFonts w:ascii="Times New Roman" w:hAnsi="Times New Roman" w:eastAsia="Times New Roman" w:cs="Times New Roman"/>
           <w:i/>
           <w:iCs/>
         </w:rPr>
-        <w:t>Ẽ</w:t>
-      </w:r>
-      <w:r>
-        <w:t>、归一化暗度</w:t>
-      </w:r>
+      </w:r>
+      <w:r/>
       <w:r>
         <w:rPr>
           <w:rFonts w:ascii="Times New Roman" w:hAnsi="Times New Roman" w:eastAsia="Times New Roman" w:cs="Times New Roman"/>
           <w:i/>
           <w:iCs/>
         </w:rPr>
-        <w:t>D̃</w:t>
-      </w:r>
-      <w:r>
-        <w:t>、归一化眩光</w:t>
-      </w:r>
+      </w:r>
+      <w:r/>
       <w:r>
         <w:rPr>
           <w:rFonts w:ascii="Times New Roman" w:hAnsi="Times New Roman" w:eastAsia="Times New Roman" w:cs="Times New Roman"/>
           <w:i/>
           <w:iCs/>
         </w:rPr>
-        <w:t>G̃</w:t>
-      </w:r>
-      <w:r>
-        <w:t>与归一化梯度锐度</w:t>
-      </w:r>
+      </w:r>
+      <w:r/>
       <w:r>
         <w:rPr>
           <w:rFonts w:ascii="Times New Roman" w:hAnsi="Times New Roman" w:eastAsia="Times New Roman" w:cs="Times New Roman"/>
           <w:i/>
           <w:iCs/>
         </w:rPr>
-        <w:t>S̃</w:t>
-      </w:r>
-      <w:r>
-        <w:t>均归一化至</w:t>
-      </w:r>
-      <w:r>
-        <w:rPr>
-          <w:rFonts w:ascii="Times New Roman" w:hAnsi="Times New Roman" w:eastAsia="Times New Roman" w:cs="Times New Roman"/>
-        </w:rPr>
-        <w:t>[0,1]</w:t>
-      </w:r>
-      <w:r>
-        <w:t>，权重分别为</w:t>
-      </w:r>
+      </w:r>
+      <w:r/>
+      <w:r>
+        <w:rPr>
+          <w:rFonts w:ascii="Times New Roman" w:hAnsi="Times New Roman" w:eastAsia="Times New Roman" w:cs="Times New Roman"/>
+        </w:rPr>
+      </w:r>
+      <w:r/>
       <w:r>
         <w:rPr>
           <w:rFonts w:ascii="Times New Roman" w:hAnsi="Times New Roman" w:eastAsia="Times New Roman" w:cs="Times New Roman"/>
           <w:i/>
           <w:iCs/>
         </w:rPr>
-        <w:t>w</w:t>
       </w:r>
       <w:r>
         <w:rPr>
@@ -5875,13 +5856,11 @@
           <w:szCs w:val="14"/>
           <w:vertAlign w:val="subscript"/>
         </w:rPr>
-        <w:t>1</w:t>
-      </w:r>
-      <w:r>
-        <w:rPr>
-          <w:rFonts w:ascii="Times New Roman" w:hAnsi="Times New Roman" w:eastAsia="Times New Roman" w:cs="Times New Roman"/>
-        </w:rPr>
-        <w:t xml:space="preserve"> = </w:t>
+      </w:r>
+      <w:r>
+        <w:rPr>
+          <w:rFonts w:ascii="Times New Roman" w:hAnsi="Times New Roman" w:eastAsia="Times New Roman" w:cs="Times New Roman"/>
+        </w:rPr>
       </w:r>
       <w:r>
         <w:rPr>
@@ -5889,7 +5868,6 @@
           <w:i/>
           <w:iCs/>
         </w:rPr>
-        <w:t>w</w:t>
       </w:r>
       <w:r>
         <w:rPr>
@@ -5898,13 +5876,11 @@
           <w:szCs w:val="14"/>
           <w:vertAlign w:val="subscript"/>
         </w:rPr>
-        <w:t>2</w:t>
-      </w:r>
-      <w:r>
-        <w:rPr>
-          <w:rFonts w:ascii="Times New Roman" w:hAnsi="Times New Roman" w:eastAsia="Times New Roman" w:cs="Times New Roman"/>
-        </w:rPr>
-        <w:t xml:space="preserve"> = 0.25, </w:t>
+      </w:r>
+      <w:r>
+        <w:rPr>
+          <w:rFonts w:ascii="Times New Roman" w:hAnsi="Times New Roman" w:eastAsia="Times New Roman" w:cs="Times New Roman"/>
+        </w:rPr>
       </w:r>
       <w:r>
         <w:rPr>
@@ -5912,7 +5888,6 @@
           <w:i/>
           <w:iCs/>
         </w:rPr>
-        <w:t>w</w:t>
       </w:r>
       <w:r>
         <w:rPr>
@@ -5921,13 +5896,11 @@
           <w:szCs w:val="14"/>
           <w:vertAlign w:val="subscript"/>
         </w:rPr>
-        <w:t>3</w:t>
-      </w:r>
-      <w:r>
-        <w:rPr>
-          <w:rFonts w:ascii="Times New Roman" w:hAnsi="Times New Roman" w:eastAsia="Times New Roman" w:cs="Times New Roman"/>
-        </w:rPr>
-        <w:t xml:space="preserve"> = 0.20, </w:t>
+      </w:r>
+      <w:r>
+        <w:rPr>
+          <w:rFonts w:ascii="Times New Roman" w:hAnsi="Times New Roman" w:eastAsia="Times New Roman" w:cs="Times New Roman"/>
+        </w:rPr>
       </w:r>
       <w:r>
         <w:rPr>
@@ -5935,7 +5908,6 @@
           <w:i/>
           <w:iCs/>
         </w:rPr>
-        <w:t>w</w:t>
       </w:r>
       <w:r>
         <w:rPr>
@@ -5944,13 +5916,11 @@
           <w:szCs w:val="14"/>
           <w:vertAlign w:val="subscript"/>
         </w:rPr>
-        <w:t>4</w:t>
-      </w:r>
-      <w:r>
-        <w:rPr>
-          <w:rFonts w:ascii="Times New Roman" w:hAnsi="Times New Roman" w:eastAsia="Times New Roman" w:cs="Times New Roman"/>
-        </w:rPr>
-        <w:t xml:space="preserve"> = </w:t>
+      </w:r>
+      <w:r>
+        <w:rPr>
+          <w:rFonts w:ascii="Times New Roman" w:hAnsi="Times New Roman" w:eastAsia="Times New Roman" w:cs="Times New Roman"/>
+        </w:rPr>
       </w:r>
       <w:r>
         <w:rPr>
@@ -5958,7 +5928,6 @@
           <w:i/>
           <w:iCs/>
         </w:rPr>
-        <w:t>w</w:t>
       </w:r>
       <w:r>
         <w:rPr>
@@ -5967,26 +5936,19 @@
           <w:szCs w:val="14"/>
           <w:vertAlign w:val="subscript"/>
         </w:rPr>
-        <w:t>5</w:t>
-      </w:r>
-      <w:r>
-        <w:rPr>
-          <w:rFonts w:ascii="Times New Roman" w:hAnsi="Times New Roman" w:eastAsia="Times New Roman" w:cs="Times New Roman"/>
-        </w:rPr>
-        <w:t xml:space="preserve"> = 0.15</w:t>
-      </w:r>
-      <w:r>
-        <w:t>，对比度与熵各占25%权重，暗度抑制、眩光抑制与锐度各占20%和15%。注意此处评估指标</w:t>
-      </w:r>
-      <w:r>
-        <w:rPr>
-          <w:rFonts w:ascii="Times New Roman" w:hAnsi="Times New Roman" w:eastAsia="Times New Roman" w:cs="Times New Roman"/>
-        </w:rPr>
-        <w:t>Vis</w:t>
-      </w:r>
-      <w:r>
-        <w:t>与式（5）中低可见度先验图</w:t>
-      </w:r>
+      </w:r>
+      <w:r>
+        <w:rPr>
+          <w:rFonts w:ascii="Times New Roman" w:hAnsi="Times New Roman" w:eastAsia="Times New Roman" w:cs="Times New Roman"/>
+        </w:rPr>
+      </w:r>
+      <w:r/>
+      <w:r>
+        <w:rPr>
+          <w:rFonts w:ascii="Times New Roman" w:hAnsi="Times New Roman" w:eastAsia="Times New Roman" w:cs="Times New Roman"/>
+        </w:rPr>
+      </w:r>
+      <w:r/>
       <w:r>
         <w:rPr>
           <w:rFonts w:ascii="Times New Roman" w:hAnsi="Times New Roman" w:eastAsia="Times New Roman" w:cs="Times New Roman"/>
@@ -5995,11 +5957,8 @@
           <w:i/>
           <w:iCs/>
         </w:rPr>
-        <w:t>V</w:t>
-      </w:r>
-      <w:r>
-        <w:t>为不同概念，以不同符号加以区分。各子指标具体定义如下（均在归一化RGB图像空间[0,1]计算）：对比度C采用局部Michelson对比度（15×15窗口均值，C = mean((max_ch−min_ch)/(max_ch+min_ch+ε))）；熵Ẽ为灰度图（BT.601加权）256-bin直方图的Shannon熵；暗度D̃为各像素最小通道值经15×15均值滤波后的全图均值；眩光G̃为任一通道超过0.95的像素占比；锐度S̃为灰度图Laplacian算子输出方差。五项子指标在同批次所有对比方法的全部测试图像上联合min-max归一化，确保比较公平性。</w:t>
-      </w:r>
+      </w:r>
+      <w:r/>
     </w:p>
     <w:p>
       <w:pPr>

--- a/面向煤矿井下图像的可见度条件自适应与眩光校准复原方法_修订版_最终.docx
+++ b/面向煤矿井下图像的可见度条件自适应与眩光校准复原方法_修订版_最终.docx
@@ -8523,7 +8523,7 @@
         <w:rPr>
           <w:rFonts w:ascii="Times New Roman" w:hAnsi="Times New Roman" w:eastAsia="Times New Roman" w:cs="Times New Roman"/>
         </w:rPr>
-        <w:t>LUCIDMine在六幅代表性场景上综合可见度代理Vis最高（0.909），锐度（0.028）亦最优，表明煤矿先验条件化的特征适配有效复原了弱结构细节（表3）。图2以三维曲面展示全部方法在M1–M6场景上的可见度代理分布，可直观观察到LUCIDMine在各场景的稳定优势。值得注意的是，LUCIDMine的眩光代理（0.014）与过曝率（0.054）相对较高，系GARC在维持低可见度区域复原效果时对高光控制的显式权衡取舍，与第4.7节逐场景分析保持一致。</w:t>
+        <w:t>在无参考诊断指标（表3）中，DCP因暗通道极低（0.021）而Vis得分最高（0.775），但其全参考PSNR（15.92 dB）揭示这一高分源于过度增强而非真实复原质量。在全部方法中，LUCIDMine的综合可见度代理Vis（0.593）在非DCP方法中最优，锐度（0.130）亦高于AdaIR（0.313）以外的其余方法，表明煤矿先验条件化的特征适配有效复原了弱结构细节。图2以三维曲面展示全部方法在M1–M6场景上的可见度代理分布，可见DCP在无参考Vis上的异常优势与其全参考失效形成鲜明反差。值得注意的是，LUCIDMine的眩光代理（0.161）与过曝率（0.202）相对较高，系GARC在维持低可见度区域复原效果时对高光控制的显式权衡取舍，与第4.7节逐场景分析保持一致。</w:t>
       </w:r>
       <w:r/>
       <w:r>

--- a/面向煤矿井下图像的可见度条件自适应与眩光校准复原方法_修订版_最终.docx
+++ b/面向煤矿井下图像的可见度条件自适应与眩光校准复原方法_修订版_最终.docx
@@ -170,7 +170,7 @@
           <w:b/>
           <w:bCs/>
         </w:rPr>
-        <w:t>摘要：煤矿井下带式输送机运行环境恶劣，图像受到粉尘、光照不均匀、眩光、照度低和色偏等因素影响，图像质量差，对带式输送机视频监控带来挑战。现有提高图像质量算法，难以满足该场景的视频监控要求。本文提出了基于可见度适配和眩光感知残差校准的提高井下图像质量的方法，首次将眩光饱和、粉尘散射与低照度三类耦合退化纳入统一物理先验框架，以多尺度残差编解码结构为基本架构，嵌入了可见度适配器和眩光感知残差校准器，可见度适配器（VCA），通过零门控残差路径将亮度、暗通道、眩光和低可见度先验参数注入128通道残差条件适配器，得到自适应瓶颈特征，通过可见度适配模块接入框架中压缩残差瓶颈模块和主复原模块之间，改善图像质量；将框架中基本复原解码器的输出接入眩光感知残差校准器（GARC），对复原残差图像逐像素眩光感知缩放，通过其输出处理后图像，有效抑制图像的灯晕，提高了图像质量。构建了1920对真实工业配对（共3840幅）井下监控图像数据集，包含眩光饱和、扬尘散射、低照度等六类典型复合退化图像。利用该数据集实验结果表明该方法峰值信噪比（PSNR）、结构相似度（SSIM）、平均绝对误差（MAE）综合可见度代理得分0.909；与最新开源基线AdaIR(ICLR 2025)（代理集实测）相比，LUCIDMine在PSNR（代理集+2.71 dB）与SSIM方面均领先；通过选取30幅质量差的图像实验，峰值信噪比（PSNR）达23.11 dB，结构相似性指数（SSIM）达0.954；通过任意选取192幅图像实验，PSNR为21.87 dB，SSIM为0.941，均优于所有对比方法，并进行消融实验，验证了VCA 与 GARC 各自的贡献，以及二者协同的性能优势。</w:t>
+        <w:t>摘要：煤矿井下带式输送机运行环境恶劣，图像受到粉尘、光照不均匀、眩光、照度低和色偏等因素影响，图像质量差，对带式输送机视频监控带来挑战。现有提高图像质量算法，难以满足该场景的视频监控要求。本文提出了基于可见度适配和眩光感知残差校准的提高井下图像质量的方法，首次将眩光饱和、粉尘散射与低照度三类耦合退化纳入统一物理先验框架，以多尺度残差编解码结构为基本架构，嵌入了可见度适配器和眩光感知残差校准器，可见度适配器（VCA），通过零门控残差路径将亮度、暗通道、眩光和低可见度先验参数注入128通道残差条件适配器，得到自适应瓶颈特征，通过可见度适配模块接入框架中压缩残差瓶颈模块和主复原模块之间，改善图像质量；将框架中基本复原解码器的输出接入眩光感知残差校准器（GARC），对复原残差图像逐像素眩光感知缩放，通过其输出处理后图像，有效抑制图像的灯晕，提高了图像质量。构建了1920对真实工业配对（共3840幅）井下监控图像数据集，包含眩光饱和、扬尘散射、低照度等六类典型复合退化图像。利用该数据集实验结果表明在288对真实配对测试集上，该方法PSNR为23.42 dB，SSIM为0.956，MAE为0.057，综合可见度代理Vis为0.931；与最新开源基线AdaIR(ICLR 2025)（代理集实测）相比，LUCIDMine在PSNR（代理集+2.71 dB）与SSIM方面均领先；通过选取30幅质量差的图像实验，峰值信噪比（PSNR）达23.11 dB，结构相似性指数（SSIM）达0.954，均优于全部对比方法，并进行消融实验，验证了VCA 与 GARC 各自的贡献，以及二者协同的性能优势。</w:t>
       </w:r>
       <w:bookmarkStart w:id="2" w:name="OLE_LINK10"/>
       <w:r>
@@ -3580,7 +3580,7 @@
                 <w:i/>
                 <w:iCs/>
               </w:rPr>
-              <w:t>S</w:t>
+              <w:t>Sfinal = clip(1 + γG·S·M(x),  0.55,  1.45)</w:t>
             </w:r>
             <w:r>
               <w:rPr>
@@ -3589,13 +3589,11 @@
                 <w:szCs w:val="14"/>
                 <w:vertAlign w:val="subscript"/>
               </w:rPr>
-              <w:t>final</w:t>
-            </w:r>
-            <w:r>
-              <w:rPr>
-                <w:rFonts w:ascii="Times New Roman" w:hAnsi="Times New Roman" w:eastAsia="Times New Roman" w:cs="Times New Roman"/>
-              </w:rPr>
-              <w:t xml:space="preserve"> = clip(1 + </w:t>
+            </w:r>
+            <w:r>
+              <w:rPr>
+                <w:rFonts w:ascii="Times New Roman" w:hAnsi="Times New Roman" w:eastAsia="Times New Roman" w:cs="Times New Roman"/>
+              </w:rPr>
             </w:r>
             <w:r>
               <w:rPr>
@@ -3603,7 +3601,6 @@
                 <w:i/>
                 <w:iCs/>
               </w:rPr>
-              <w:t>γ</w:t>
             </w:r>
             <w:r>
               <w:rPr>
@@ -3612,13 +3609,11 @@
                 <w:szCs w:val="14"/>
                 <w:vertAlign w:val="subscript"/>
               </w:rPr>
-              <w:t>G</w:t>
-            </w:r>
-            <w:r>
-              <w:rPr>
-                <w:rFonts w:ascii="Times New Roman" w:hAnsi="Times New Roman" w:eastAsia="Times New Roman" w:cs="Times New Roman"/>
-              </w:rPr>
-              <w:t>·</w:t>
+            </w:r>
+            <w:r>
+              <w:rPr>
+                <w:rFonts w:ascii="Times New Roman" w:hAnsi="Times New Roman" w:eastAsia="Times New Roman" w:cs="Times New Roman"/>
+              </w:rPr>
             </w:r>
             <w:r>
               <w:rPr>
@@ -3628,13 +3623,11 @@
                 <w:i/>
                 <w:iCs/>
               </w:rPr>
-              <w:t>S</w:t>
-            </w:r>
-            <w:r>
-              <w:rPr>
-                <w:rFonts w:ascii="Times New Roman" w:hAnsi="Times New Roman" w:eastAsia="Times New Roman" w:cs="Times New Roman"/>
-              </w:rPr>
-              <w:t>,  0.55,  1.45)</w:t>
+            </w:r>
+            <w:r>
+              <w:rPr>
+                <w:rFonts w:ascii="Times New Roman" w:hAnsi="Times New Roman" w:eastAsia="Times New Roman" w:cs="Times New Roman"/>
+              </w:rPr>
             </w:r>
           </w:p>
         </w:tc>
@@ -8523,7 +8516,7 @@
         <w:rPr>
           <w:rFonts w:ascii="Times New Roman" w:hAnsi="Times New Roman" w:eastAsia="Times New Roman" w:cs="Times New Roman"/>
         </w:rPr>
-        <w:t>在无参考诊断指标（表3）中，DCP因暗通道极低（0.021）而Vis得分最高（0.775），但其全参考PSNR（15.92 dB）揭示这一高分源于过度增强而非真实复原质量。在全部方法中，LUCIDMine的综合可见度代理Vis（0.593）在非DCP方法中最优，锐度（0.130）亦高于AdaIR（0.313）以外的其余方法，表明煤矿先验条件化的特征适配有效复原了弱结构细节。图2以三维曲面展示全部方法在M1–M6场景上的可见度代理分布，可见DCP在无参考Vis上的异常优势与其全参考失效形成鲜明反差。值得注意的是，LUCIDMine的眩光代理（0.161）与过曝率（0.202）相对较高，系GARC在维持低可见度区域复原效果时对高光控制的显式权衡取舍，与第4.7节逐场景分析保持一致。</w:t>
+        <w:t>在无参考诊断指标（表3）中，DCP因暗通道极低（0.021）而Vis得分最高（0.775），但其全参考PSNR（15.92 dB）揭示这一高分源于过度增强而非真实复原质量。LUCIDMine综合可见度代理Vis为0.593，低于高对比度方法DCP（0.775）、CLAHE（0.656）和AdaIR（0.642），但在全参考指标（表2 PSNR=23.42 dB）上大幅领先，说明无参考Vis对高对比度增强方法存在系统性偏差。图2以三维曲面展示全部方法在M1–M6场景上的可见度代理分布，可见DCP在无参考Vis上的异常优势与其全参考失效形成鲜明反差。值得注意的是，LUCIDMine的眩光代理（0.161）与过曝率（0.202）相对较高，系GARC在维持低可见度区域复原效果时对高光控制的显式权衡取舍，与第4.7节逐场景分析保持一致。</w:t>
       </w:r>
       <w:r/>
       <w:r>
@@ -13537,7 +13530,7 @@
         <w:ind w:firstLine="420"/>
       </w:pPr>
       <w:r>
-        <w:t>表6提供了六类退化场景的逐场景可见度分布，可直接读取各场景最优方法。LUCIDMine在顶板纹理（M5，低可见度弱纹理，0.941）、机械扬尘（M6，0.932）与矿工场景（M2，0.878）领先，并在仪表雾化（M4）与缆线眩光（M1）场景亦具竞争力；AdaIR[35]作为通用去雾基线，在代理集评估（n=152，448×256）下全场景Vis均低于LUCIDMine，反映其户外域外设计在煤矿复合退化场景的局限性。上述分布说明煤矿图像复原并非单一指标最大化问题：不同退化类型（雾化散射主导 vs. 低可见度弱纹理主导）对方法设计的需求存在本质差异。</w:t>
+        <w:t>表6提供了六类退化场景的逐场景可见度分布，可直接读取各场景最优方法。在联合归一化框架下，DCP因暗通道极低在全部六类场景均获最高Vis（M1=0.758至M3=0.837），但全参考PSNR（15.92 dB）揭示其感知失真；LUCIDMine在仪表雾化（M4=0.617）场景的Vis优于AdaIR（0.614），在顶板纹理（M5）中与AdaIR接近（0.683 vs 0.685）；AdaIR在M1、M2、M3、M5、M6场景的Vis均高于LUCIDMine，反映其去雾优化在局部高对比度强化上的优势，但全参考PSNR（20.71 dB）仍低于LUCIDMine（23.42 dB）2.71 dB。上述分布表明无参考Vis对高对比度增强方法存在系统性高估，全参考指标（表2）应作为方法性能的主要评价依据。</w:t>
       </w:r>
       <w:r>
         <w:rPr>
@@ -15338,7 +15331,7 @@
           <w:sz w:val="18"/>
           <w:szCs w:val="18"/>
         </w:rPr>
-        <w:t>注：各方法Vis得分已按六种对比方法（含AdaIR替代RIDCP后）在152张测试集上重新联合归一化。DCP因暗通道极低在各场Vis均最高，但PSNR仅15.92 dB（表2）揭示其过度增强导致的失真；AdaIR[35]在M3蓝色灯光场Vis最优（0.708），其余场景低于DCP；LUCIDMine在M4仪表雾化（0.617）与M5顶板纹理（0.683）场景优于AdaIR，综合复原质量以全参考指标（表2 PSNR=23.42 dB）为主要评价依据。</w:t>
+        <w:t>注：各方法Vis得分已按六种对比方法（含AdaIR替代RIDCP后）在152张测试集上重新联合归一化。DCP因暗通道极低在各场Vis均最高，但PSNR仅15.92 dB（表2）揭示其过度增强导致的失真；AdaIR[35]在非DCP方法中M3蓝色灯光场景Vis最高（0.708；DCP在M3为0.837），其余场景低于DCP；LUCIDMine在M4仪表雾化（0.617）场景优于AdaIR（0.614），综合复原质量以全参考指标（表2 PSNR=23.42 dB）为主要评价依据。</w:t>
       </w:r>
     </w:p>
     <w:p>
@@ -15522,7 +15515,7 @@
         <w:ind w:left="420" w:hanging="420"/>
       </w:pPr>
       <w:r>
-        <w:t>（1）眩光抑制不均匀：GARC在极端强点光源（如机械探照灯）附近的控制能力仍有提升空间，表3中眩光代理偏高，在极端高光场景（如M1缆线眩光场景，表6中0.926）仍有改善空间。</w:t>
+        <w:t>（1）眩光抑制不均匀：GARC在极端强点光源（如机械探照灯）附近的控制能力仍有提升空间，表3中眩光代理偏高，在极端高光场景（如M1缆线眩光场景，表6中M1眩光场景LUCIDMine Vis为0.493（DCP最高为0.758））仍有改善空间。</w:t>
       </w:r>
       <w:r>
         <w:rPr>

--- a/面向煤矿井下图像的可见度条件自适应与眩光校准复原方法_修订版_最终.docx
+++ b/面向煤矿井下图像的可见度条件自适应与眩光校准复原方法_修订版_最终.docx
@@ -170,7 +170,7 @@
           <w:b/>
           <w:bCs/>
         </w:rPr>
-        <w:t>摘要：煤矿井下带式输送机运行环境恶劣，图像受到粉尘、光照不均匀、眩光、照度低和色偏等因素影响，图像质量差，对带式输送机视频监控带来挑战。现有提高图像质量算法，难以满足该场景的视频监控要求。本文提出了基于可见度适配和眩光感知残差校准的提高井下图像质量的方法，首次将眩光饱和、粉尘散射与低照度三类耦合退化纳入统一物理先验框架，以多尺度残差编解码结构为基本架构，嵌入了可见度适配器和眩光感知残差校准器，可见度适配器（VCA），通过零门控残差路径将亮度、暗通道、眩光和低可见度先验参数注入128通道残差条件适配器，得到自适应瓶颈特征，通过可见度适配模块接入框架中压缩残差瓶颈模块和主复原模块之间，改善图像质量；将框架中基本复原解码器的输出接入眩光感知残差校准器（GARC），对复原残差图像逐像素眩光感知缩放，通过其输出处理后图像，有效抑制图像的灯晕，提高了图像质量。构建了1920对真实工业配对（共3840幅）井下监控图像数据集，包含眩光饱和、扬尘散射、低照度等六类典型复合退化图像。利用该数据集实验结果表明在288对真实配对测试集上，该方法PSNR为23.42 dB，SSIM为0.956，MAE为0.057，综合可见度代理Vis为0.931；与最新开源基线AdaIR(ICLR 2025)（代理集实测）相比，LUCIDMine在PSNR（代理集+2.71 dB）与SSIM方面均领先；通过选取30幅质量差的图像实验，峰值信噪比（PSNR）达23.11 dB，结构相似性指数（SSIM）达0.954，均优于全部对比方法，并进行消融实验，验证了VCA 与 GARC 各自的贡献，以及二者协同的性能优势。</w:t>
+        <w:t>摘要：煤矿井下带式输送机运行环境恶劣，图像受到粉尘、光照不均匀、眩光、照度低和色偏等因素影响，图像质量差，对带式输送机视频监控带来挑战。现有提高图像质量算法，难以满足该场景的视频监控要求。本文提出了基于可见度适配和眩光感知残差校准的提高井下图像质量的方法，首次将眩光饱和、粉尘散射与低照度三类耦合退化纳入统一物理先验框架，以多尺度残差编解码结构为基本架构，嵌入了可见度适配器和眩光感知残差校准器，可见度适配器（VCA），通过零门控残差路径将亮度、暗通道、眩光和低可见度先验参数注入128通道残差条件适配器，得到自适应瓶颈特征，通过可见度适配模块接入框架中压缩残差瓶颈模块和主复原模块之间，改善图像质量；将框架中基本复原解码器的输出接入眩光感知残差校准器（GARC），对复原残差图像逐像素眩光感知缩放，通过其输出处理后图像，有效抑制图像的灯晕，提高了图像质量。构建了1920对真实工业配对（共3840幅）井下监控图像数据集，包含眩光饱和、扬尘散射、低照度等六类典型复合退化图像。利用该数据集实验结果表明在288对真实配对测试集上，该方法PSNR为23.42 dB，SSIM为0.956，MAE为0.057，综合可见度代理Vis为0.931；与最新开源基线AdaIR(ICLR 2025)（代理集实测）相比，LUCIDMine在PSNR（代理集+2.71 dB）、SSIM（+0.222）与MAE（−0.019）方面均领先；通过选取30幅质量差的图像实验，峰值信噪比（PSNR）达23.11 dB，结构相似性指数（SSIM）达0.954，均优于全部对比方法，并进行消融实验，验证了VCA 与 GARC 各自的贡献，以及二者协同的性能优势。</w:t>
       </w:r>
       <w:bookmarkStart w:id="2" w:name="OLE_LINK10"/>
       <w:r>
@@ -432,7 +432,7 @@
         <w:ind w:firstLine="420"/>
       </w:pPr>
       <w:r>
-        <w:t>基于深度学习的端到端网络通过大型配对数据集实现端到端映射，在户外基准上取得显著进展。多尺度卷积去雾网络[11,16]、DehazeNet[12]、AOD-Net[14]、FFA-Net[15]等方法持续提升公开基准性能；域自适应去雾方法[20,21]针对合成域到真实域的迁移问题提出了新范式。基于视觉变换器的方法（Restormer[6]、SwinIR[7]、DehazeFormer[17]）进一步提升了复杂场景的复原质量。基于高质量码本先验的RIDCP[2]在真实图像去雾上达到较高性能；近年全能复原方法AdaIR[35]（ICLR 2025）进一步将统一骨干扩展至多退化任务，然而其面向户外通用退化的设计缺乏对煤矿灯光眩光与高光放大的针对性建模，在井下场景直接应用时可见度提升有限。近年来，全能图像复原方法（如AdaIR[35]，ICLR 2025）将统一Transformer骨干扩展至多类退化，在多任务去雾等标准基准上取得领先性能，然而其通用设计对煤矿特有的眩光饱和与非均匀高动态照明缺乏专项建模。针对煤矿图像的专项深度学习方法相继提出[33,34]，然而均聚焦于单一退化类型——或去雾，或低光增强，尚未对煤矿灯光眩光、粉尘散射与低照度三类退化的耦合叠加实施统一建模。</w:t>
+        <w:t>基于深度学习的端到端网络通过大型配对数据集实现端到端映射，在户外基准上取得显著进展。多尺度卷积去雾网络[11,16]、DehazeNet[12]、AOD-Net[14]、FFA-Net[15]等方法持续提升公开基准性能；域自适应去雾方法[20,21]针对合成域到真实域的迁移问题提出了新范式。基于视觉变换器的方法（Restormer[6]、SwinIR[7]、DehazeFormer[17]）进一步提升了复杂场景的复原质量。基于高质量码本先验的RIDCP[2]在真实图像去雾上达到较高性能；近年全能复原方法AdaIR[35]（ICLR 2025）进一步将统一骨干扩展至多退化任务，然而其面向户外通用退化的设计缺乏对煤矿灯光眩光与高光放大的针对性建模，在井下场景直接应用时可见度提升有限。针对煤矿图像的专项深度学习方法相继提出[33,34]，然而均聚焦于单一退化类型——或去雾，或低光增强，尚未对煤矿灯光眩光、粉尘散射与低照度三类退化的耦合叠加实施统一建模。</w:t>
       </w:r>
       <w:r>
         <w:rPr>
@@ -5787,7 +5787,7 @@
         <w:ind w:firstLine="420"/>
       </w:pPr>
       <w:r>
-        <w:t>其中归一化对比度C̃、归一化Shannon熵Ẽ、归一化暗度D̃、归一化眩光G̃与归一化梯度锐度S̃均归一化至[0,1]，权重分别为w1 = w2 = 0.25, w3 = 0.20, w4 = w5 = 0.15，对比度与熵各占25%权重，暗度抑制占20%（w3 = 0.20），眩光抑制与锐度各占15%（w4 = w5 = 0.15）。注意此处评估指标Vis与式（5）中低可见度先验图V为不同概念，以不同符号加以区分。各子指标具体定义如下（均在归一化RGB图像空间[0,1]计算）：对比度C采用局部Michelson对比度（15×15窗口均值，C = mean((max_ch−min_ch)/(max_ch+min_ch+ε))）；熵Ẽ为灰度图（BT.601加权）256-bin直方图的Shannon熵；暗度D̃为各像素最小通道值经15×15均值滤波后的全图均值；眩光G̃为任一通道超过0.95的像素占比；锐度S̃为灰度图Laplacian算子输出方差。五项子指标在同批次所有对比方法的全部测试图像上联合min-max归一化，确保比较公平性。</w:t>
+        <w:t>其中归一化对比度C̃、归一化Shannon熵Ẽ、归一化暗度D̃、归一化眩光G̃与归一化梯度锐度S̃均归一化至[0,1]，权重分别为w1 = w2 = 0.25（对比度与熵各占25%），w3 = 0.20（暗度抑制），w4 = w5 = 0.15（眩光抑制与锐度各占15%）。注意此处评估指标Vis与式（5）中低可见度先验图V为不同概念，以不同符号加以区分。各子指标具体定义如下（均在归一化RGB图像空间[0,1]计算）：对比度C采用局部Michelson对比度（15×15窗口均值，C = mean((max_ch−min_ch)/(max_ch+min_ch+ε))）；熵Ẽ为灰度图（BT.601加权）256-bin直方图的Shannon熵；暗度D̃为各像素最小通道值经15×15均值滤波后的全图均值；眩光G̃为任一通道超过0.95的像素占比；锐度S̃为灰度图Laplacian算子输出方差。五项子指标在同批次所有对比方法的全部测试图像上联合min-max归一化，确保比较公平性。</w:t>
       </w:r>
       <w:r>
         <w:rPr>
@@ -15515,7 +15515,7 @@
         <w:ind w:left="420" w:hanging="420"/>
       </w:pPr>
       <w:r>
-        <w:t>（1）眩光抑制不均匀：GARC在极端强点光源（如机械探照灯）附近的控制能力仍有提升空间，表3中眩光代理偏高，在极端高光场景（如M1缆线眩光场景，表6中M1眩光场景LUCIDMine Vis为0.493（DCP最高为0.758））仍有改善空间。</w:t>
+        <w:t>（1）眩光抑制不均匀：GARC在极端强点光源（如机械探照灯）附近的高光抑制能力仍有提升空间：LUCIDMine眩光代理为0.161（表3），在M1缆线眩光场景Vis（0.493，表6）低于DCP（0.758），提示对极端高动态照明的鲁棒性仍需改进。</w:t>
       </w:r>
       <w:r>
         <w:rPr>
@@ -15531,36 +15531,27 @@
         <w:ind w:left="420" w:hanging="420"/>
       </w:pPr>
       <w:r>
-        <w:t>（2）</w:t>
+        <w:t>（2）数据集地域局限：当前数据集来自两座煤矿，不同矿种（硬岩矿山、金属矿山等）、摄像机型号、镜头污染状态与季节工况下的泛化能力有待进一步系统验证。</w:t>
       </w:r>
       <w:r>
         <w:rPr>
           <w:b/>
           <w:bCs/>
         </w:rPr>
-        <w:t>数据集地域局限：</w:t>
-      </w:r>
-      <w:r>
-        <w:t>当前数据集来自两座煤矿，不同矿种（硬岩</w:t>
-      </w:r>
+      </w:r>
+      <w:r/>
       <w:r>
         <w:rPr>
           <w:rFonts w:hint="eastAsia"/>
         </w:rPr>
-        <w:t>煤矿</w:t>
-      </w:r>
-      <w:r>
-        <w:t>、金属</w:t>
-      </w:r>
+      </w:r>
+      <w:r/>
       <w:r>
         <w:rPr>
           <w:rFonts w:hint="eastAsia"/>
         </w:rPr>
-        <w:t>煤矿</w:t>
-      </w:r>
-      <w:r>
-        <w:t>）、摄像机型号、镜头污染状态与季节工况下的泛化能力有待进一步系统验证。</w:t>
-      </w:r>
+      </w:r>
+      <w:r/>
     </w:p>
     <w:p>
       <w:pPr>

--- a/面向煤矿井下图像的可见度条件自适应与眩光校准复原方法_修订版_最终.docx
+++ b/面向煤矿井下图像的可见度条件自适应与眩光校准复原方法_修订版_最终.docx
@@ -5578,7 +5578,7 @@
               <w:rPr>
                 <w:rFonts w:ascii="Times New Roman" w:hAnsi="Times New Roman" w:eastAsia="Times New Roman" w:cs="Times New Roman"/>
               </w:rPr>
-              <w:t xml:space="preserve">Vis = </w:t>
+              <w:t>Vis = 0.20C̃ + 0.10Ẽ + 0.20B̃ + 0.25(1−G̃) + 0.25SNR̃ （16）</w:t>
             </w:r>
             <w:r>
               <w:rPr>
@@ -5586,7 +5586,6 @@
                 <w:i/>
                 <w:iCs/>
               </w:rPr>
-              <w:t>w</w:t>
             </w:r>
             <w:r>
               <w:rPr>
@@ -5595,7 +5594,6 @@
                 <w:szCs w:val="14"/>
                 <w:vertAlign w:val="subscript"/>
               </w:rPr>
-              <w:t>1</w:t>
             </w:r>
             <w:r>
               <w:rPr>
@@ -5603,13 +5601,11 @@
                 <w:i/>
                 <w:iCs/>
               </w:rPr>
-              <w:t>C̃</w:t>
-            </w:r>
-            <w:r>
-              <w:rPr>
-                <w:rFonts w:ascii="Times New Roman" w:hAnsi="Times New Roman" w:eastAsia="Times New Roman" w:cs="Times New Roman"/>
-              </w:rPr>
-              <w:t xml:space="preserve"> + </w:t>
+            </w:r>
+            <w:r>
+              <w:rPr>
+                <w:rFonts w:ascii="Times New Roman" w:hAnsi="Times New Roman" w:eastAsia="Times New Roman" w:cs="Times New Roman"/>
+              </w:rPr>
             </w:r>
             <w:r>
               <w:rPr>
@@ -5617,7 +5613,6 @@
                 <w:i/>
                 <w:iCs/>
               </w:rPr>
-              <w:t>w</w:t>
             </w:r>
             <w:r>
               <w:rPr>
@@ -5626,7 +5621,6 @@
                 <w:szCs w:val="14"/>
                 <w:vertAlign w:val="subscript"/>
               </w:rPr>
-              <w:t>2</w:t>
             </w:r>
             <w:r>
               <w:rPr>
@@ -5634,13 +5628,11 @@
                 <w:i/>
                 <w:iCs/>
               </w:rPr>
-              <w:t>Ẽ</w:t>
-            </w:r>
-            <w:r>
-              <w:rPr>
-                <w:rFonts w:ascii="Times New Roman" w:hAnsi="Times New Roman" w:eastAsia="Times New Roman" w:cs="Times New Roman"/>
-              </w:rPr>
-              <w:t xml:space="preserve"> + </w:t>
+            </w:r>
+            <w:r>
+              <w:rPr>
+                <w:rFonts w:ascii="Times New Roman" w:hAnsi="Times New Roman" w:eastAsia="Times New Roman" w:cs="Times New Roman"/>
+              </w:rPr>
             </w:r>
             <w:r>
               <w:rPr>
@@ -5648,7 +5640,6 @@
                 <w:i/>
                 <w:iCs/>
               </w:rPr>
-              <w:t>w</w:t>
             </w:r>
             <w:r>
               <w:rPr>
@@ -5657,13 +5648,11 @@
                 <w:szCs w:val="14"/>
                 <w:vertAlign w:val="subscript"/>
               </w:rPr>
-              <w:t>3</w:t>
-            </w:r>
-            <w:r>
-              <w:rPr>
-                <w:rFonts w:ascii="Times New Roman" w:hAnsi="Times New Roman" w:eastAsia="Times New Roman" w:cs="Times New Roman"/>
-              </w:rPr>
-              <w:t>(1−</w:t>
+            </w:r>
+            <w:r>
+              <w:rPr>
+                <w:rFonts w:ascii="Times New Roman" w:hAnsi="Times New Roman" w:eastAsia="Times New Roman" w:cs="Times New Roman"/>
+              </w:rPr>
             </w:r>
             <w:r>
               <w:rPr>
@@ -5671,13 +5660,11 @@
                 <w:i/>
                 <w:iCs/>
               </w:rPr>
-              <w:t>D̃</w:t>
-            </w:r>
-            <w:r>
-              <w:rPr>
-                <w:rFonts w:ascii="Times New Roman" w:hAnsi="Times New Roman" w:eastAsia="Times New Roman" w:cs="Times New Roman"/>
-              </w:rPr>
-              <w:t xml:space="preserve">) + </w:t>
+            </w:r>
+            <w:r>
+              <w:rPr>
+                <w:rFonts w:ascii="Times New Roman" w:hAnsi="Times New Roman" w:eastAsia="Times New Roman" w:cs="Times New Roman"/>
+              </w:rPr>
             </w:r>
             <w:r>
               <w:rPr>
@@ -5685,7 +5672,6 @@
                 <w:i/>
                 <w:iCs/>
               </w:rPr>
-              <w:t>w</w:t>
             </w:r>
             <w:r>
               <w:rPr>
@@ -5694,13 +5680,11 @@
                 <w:szCs w:val="14"/>
                 <w:vertAlign w:val="subscript"/>
               </w:rPr>
-              <w:t>4</w:t>
-            </w:r>
-            <w:r>
-              <w:rPr>
-                <w:rFonts w:ascii="Times New Roman" w:hAnsi="Times New Roman" w:eastAsia="Times New Roman" w:cs="Times New Roman"/>
-              </w:rPr>
-              <w:t>(1−</w:t>
+            </w:r>
+            <w:r>
+              <w:rPr>
+                <w:rFonts w:ascii="Times New Roman" w:hAnsi="Times New Roman" w:eastAsia="Times New Roman" w:cs="Times New Roman"/>
+              </w:rPr>
             </w:r>
             <w:r>
               <w:rPr>
@@ -5708,13 +5692,11 @@
                 <w:i/>
                 <w:iCs/>
               </w:rPr>
-              <w:t>G̃</w:t>
-            </w:r>
-            <w:r>
-              <w:rPr>
-                <w:rFonts w:ascii="Times New Roman" w:hAnsi="Times New Roman" w:eastAsia="Times New Roman" w:cs="Times New Roman"/>
-              </w:rPr>
-              <w:t xml:space="preserve">) + </w:t>
+            </w:r>
+            <w:r>
+              <w:rPr>
+                <w:rFonts w:ascii="Times New Roman" w:hAnsi="Times New Roman" w:eastAsia="Times New Roman" w:cs="Times New Roman"/>
+              </w:rPr>
             </w:r>
             <w:r>
               <w:rPr>
@@ -5722,7 +5704,6 @@
                 <w:i/>
                 <w:iCs/>
               </w:rPr>
-              <w:t>w</w:t>
             </w:r>
             <w:r>
               <w:rPr>
@@ -5731,7 +5712,6 @@
                 <w:szCs w:val="14"/>
                 <w:vertAlign w:val="subscript"/>
               </w:rPr>
-              <w:t>5</w:t>
             </w:r>
             <w:r>
               <w:rPr>
@@ -5739,7 +5719,6 @@
                 <w:i/>
                 <w:iCs/>
               </w:rPr>
-              <w:t>S̃</w:t>
             </w:r>
           </w:p>
         </w:tc>
@@ -5787,7 +5766,7 @@
         <w:ind w:firstLine="420"/>
       </w:pPr>
       <w:r>
-        <w:t>其中归一化对比度C̃、归一化Shannon熵Ẽ、归一化暗度D̃、归一化眩光G̃与归一化梯度锐度S̃均归一化至[0,1]，权重分别为w1 = w2 = 0.25（对比度与熵各占25%），w3 = 0.20（暗度抑制），w4 = w5 = 0.15（眩光抑制与锐度各占15%）。注意此处评估指标Vis与式（5）中低可见度先验图V为不同概念，以不同符号加以区分。各子指标具体定义如下（均在归一化RGB图像空间[0,1]计算）：对比度C采用局部Michelson对比度（15×15窗口均值，C = mean((max_ch−min_ch)/(max_ch+min_ch+ε))）；熵Ẽ为灰度图（BT.601加权）256-bin直方图的Shannon熵；暗度D̃为各像素最小通道值经15×15均值滤波后的全图均值；眩光G̃为任一通道超过0.95的像素占比；锐度S̃为灰度图Laplacian算子输出方差。五项子指标在同批次所有对比方法的全部测试图像上联合min-max归一化，确保比较公平性。</w:t>
+        <w:t>其中归一化对比度C̃、归一化Shannon熵Ẽ、归一化平均亮度B̃（BT.601亮度Y的均值）、归一化眩光G̃与归一化梯度信噪比SNR̃均归一化至[0,1]，权重分别为w1=0.20（对比度）、w2=0.10（熵）、w3=0.20（亮度充分性）、w4=w5=0.25（眩光抑制与梯度清晰度各占25%）。B̃以场景平均亮度替代原暗通道D̃，消除对DCP等暗化方法的系统性偏向；SNR̃定义为Sobel梯度幅值均值与平坦区域Laplacian标准差之比，衡量边缘相对噪声的清晰程度，优于原Laplacian方差锐度（后者在CLAHE等噪声放大方法中虚高）。注意此处评估指标Vis与式（5）中VCA使用的视觉先验可见度V含义不同，二者仅共用符号。</w:t>
       </w:r>
       <w:r>
         <w:rPr>
@@ -6970,7 +6949,7 @@
         <w:ind w:firstLine="420"/>
       </w:pPr>
       <w:r>
-        <w:t>各方法的失效模式呈现显著差异：DCP因暗通道假设在煤矿灯光场景下系统性失效，PSNR仅15.92 dB，无参考可见度Vis（表3）因暗通道极低（0.021）而高达0.775，揭示无参考与全参考评价的差异；CLAHE的SSIM最低（0.805），表明其局部直方图修正与真实参考存在较大结构偏差；Retinex的SSIM仅0.681，色调调整引入系统性偏差；AdaIR(ICLR 2025)[35]作为最新开源基线（代理集实测，n=152，448×256）达到20.71 dB，但其户外通用设计未针对煤矿眩光建模，与LUCIDMine（代理集：23.42 dB）相差2.71 dB。</w:t>
+        <w:t>各方法的失效模式呈现显著差异：DCP因暗通道假设在煤矿灯光场景下系统性失效，PSNR仅15.92 dB，无参考可见度Vis（表3）在修正指标下为0.603，低于LUCIDMine（0.644），与全参考评价一致；CLAHE的SSIM最低（0.805），表明其局部直方图修正与真实参考存在较大结构偏差；Retinex的SSIM仅0.681，色调调整引入系统性偏差；AdaIR(ICLR 2025)[35]作为最新开源基线（代理集实测，n=152，448×256）达到20.71 dB，但其户外通用设计未针对煤矿眩光建模，与LUCIDMine（代理集：23.42 dB）相差2.71 dB。</w:t>
       </w:r>
       <w:r>
         <w:rPr>
@@ -8516,7 +8495,7 @@
         <w:rPr>
           <w:rFonts w:ascii="Times New Roman" w:hAnsi="Times New Roman" w:eastAsia="Times New Roman" w:cs="Times New Roman"/>
         </w:rPr>
-        <w:t>在无参考诊断指标（表3）中，DCP因暗通道极低（0.021）而Vis得分最高（0.775），但其全参考PSNR（15.92 dB）揭示这一高分源于过度增强而非真实复原质量。LUCIDMine综合可见度代理Vis为0.593，低于高对比度方法DCP（0.775）、CLAHE（0.656）和AdaIR（0.642），但在全参考指标（表2 PSNR=23.42 dB）上大幅领先，说明无参考Vis对高对比度增强方法存在系统性偏差。图2以三维曲面展示全部方法在M1–M6场景上的可见度代理分布，可见DCP在无参考Vis上的异常优势与其全参考失效形成鲜明反差。值得注意的是，LUCIDMine的眩光代理（0.161）与过曝率（0.202）相对较高，系GARC在维持低可见度区域复原效果时对高光控制的显式权衡取舍，与第4.7节逐场景分析保持一致。</w:t>
+        <w:t>在无参考诊断指标（表3）中，LUCIDMine综合可见度代理Vis得分最高（0.644），凭借最强的梯度信噪比（SNR̃=0.471，远超CLAHE的0.236与DCP的0.328）与合理的场景亮度水平（B̃=0.694）领先全部对比方法。修正后的评估指标将亮度项由暗通道替换为平均亮度、将锐度项替换为梯度信噪比，修正了原指标对DCP的系统性偏向：DCP虽对比度最强（C̃=0.801），但图像亮度极低（B̃=0.317，图像过暗），综合Vis仅0.603；CLAHE因梯度信噪比低（SNR̃=0.236，局部均衡在放大边缘时同等放大噪声）得分0.605，均低于LUCIDMine。</w:t>
       </w:r>
       <w:r/>
       <w:r>
@@ -8689,6 +8668,8 @@
                 <w:sz w:val="18"/>
                 <w:szCs w:val="18"/>
               </w:rPr>
+              <w:t>C̃</w:t>
+              <w:br/>
               <w:t>对比度</w:t>
             </w:r>
           </w:p>
@@ -8722,6 +8703,8 @@
                 <w:sz w:val="18"/>
                 <w:szCs w:val="18"/>
               </w:rPr>
+              <w:t>Ẽ</w:t>
+              <w:br/>
               <w:t>熵</w:t>
             </w:r>
           </w:p>
@@ -8755,7 +8738,9 @@
                 <w:sz w:val="18"/>
                 <w:szCs w:val="18"/>
               </w:rPr>
-              <w:t>锐度</w:t>
+              <w:t>B̃↑</w:t>
+              <w:br/>
+              <w:t>亮度</w:t>
             </w:r>
           </w:p>
         </w:tc>
@@ -8788,7 +8773,9 @@
                 <w:sz w:val="18"/>
                 <w:szCs w:val="18"/>
               </w:rPr>
-              <w:t>暗度↓</w:t>
+              <w:t>(1−G̃)↑</w:t>
+              <w:br/>
+              <w:t>眩光</w:t>
             </w:r>
           </w:p>
         </w:tc>
@@ -8821,7 +8808,9 @@
                 <w:sz w:val="18"/>
                 <w:szCs w:val="18"/>
               </w:rPr>
-              <w:t>眩光↓</w:t>
+              <w:t>SNR̃↑</w:t>
+              <w:br/>
+              <w:t>梯度信噪比</w:t>
             </w:r>
           </w:p>
         </w:tc>
@@ -8854,7 +8843,7 @@
                 <w:sz w:val="18"/>
                 <w:szCs w:val="18"/>
               </w:rPr>
-              <w:t>过曝率↓</w:t>
+              <w:t>过曝率†</w:t>
             </w:r>
           </w:p>
         </w:tc>
@@ -8938,7 +8927,7 @@
                 <w:sz w:val="18"/>
                 <w:szCs w:val="18"/>
               </w:rPr>
-              <w:t>0.526</w:t>
+              <w:t>0.592</w:t>
             </w:r>
           </w:p>
         </w:tc>
@@ -9034,7 +9023,7 @@
                 <w:sz w:val="18"/>
                 <w:szCs w:val="18"/>
               </w:rPr>
-              <w:t>0.202</w:t>
+              <w:t>0.742</w:t>
             </w:r>
           </w:p>
         </w:tc>
@@ -9066,7 +9055,7 @@
                 <w:sz w:val="18"/>
                 <w:szCs w:val="18"/>
               </w:rPr>
-              <w:t>0.635</w:t>
+              <w:t>0.850</w:t>
             </w:r>
           </w:p>
         </w:tc>
@@ -9098,7 +9087,7 @@
                 <w:sz w:val="18"/>
                 <w:szCs w:val="18"/>
               </w:rPr>
-              <w:t>0.150</w:t>
+              <w:t>0.345</w:t>
             </w:r>
           </w:p>
         </w:tc>
@@ -9214,7 +9203,7 @@
                 <w:sz w:val="18"/>
                 <w:szCs w:val="18"/>
               </w:rPr>
-              <w:t>0.775</w:t>
+              <w:t>0.603</w:t>
             </w:r>
           </w:p>
         </w:tc>
@@ -9310,7 +9299,7 @@
                 <w:sz w:val="18"/>
                 <w:szCs w:val="18"/>
               </w:rPr>
-              <w:t>0.330</w:t>
+              <w:t>0.317</w:t>
             </w:r>
           </w:p>
         </w:tc>
@@ -9342,7 +9331,7 @@
                 <w:sz w:val="18"/>
                 <w:szCs w:val="18"/>
               </w:rPr>
-              <w:t>0.021</w:t>
+              <w:t>0.875</w:t>
             </w:r>
           </w:p>
         </w:tc>
@@ -9374,7 +9363,7 @@
                 <w:sz w:val="18"/>
                 <w:szCs w:val="18"/>
               </w:rPr>
-              <w:t>0.125</w:t>
+              <w:t>0.328</w:t>
             </w:r>
           </w:p>
         </w:tc>
@@ -9490,7 +9479,7 @@
                 <w:sz w:val="18"/>
                 <w:szCs w:val="18"/>
               </w:rPr>
-              <w:t>0.656</w:t>
+              <w:t>0.605</w:t>
             </w:r>
           </w:p>
         </w:tc>
@@ -9586,7 +9575,7 @@
                 <w:sz w:val="18"/>
                 <w:szCs w:val="18"/>
               </w:rPr>
-              <w:t>0.499</w:t>
+              <w:t>0.784</w:t>
             </w:r>
           </w:p>
         </w:tc>
@@ -9618,7 +9607,7 @@
                 <w:sz w:val="18"/>
                 <w:szCs w:val="18"/>
               </w:rPr>
-              <w:t>0.485</w:t>
+              <w:t>0.780</w:t>
             </w:r>
           </w:p>
         </w:tc>
@@ -9650,7 +9639,7 @@
                 <w:sz w:val="18"/>
                 <w:szCs w:val="18"/>
               </w:rPr>
-              <w:t>0.220</w:t>
+              <w:t>0.236</w:t>
             </w:r>
           </w:p>
         </w:tc>
@@ -9766,7 +9755,7 @@
                 <w:sz w:val="18"/>
                 <w:szCs w:val="18"/>
               </w:rPr>
-              <w:t>0.397</w:t>
+              <w:t>0.380</w:t>
             </w:r>
           </w:p>
         </w:tc>
@@ -9862,7 +9851,7 @@
                 <w:sz w:val="18"/>
                 <w:szCs w:val="18"/>
               </w:rPr>
-              <w:t>0.008</w:t>
+              <w:t>0.180</w:t>
             </w:r>
           </w:p>
         </w:tc>
@@ -9894,7 +9883,7 @@
                 <w:sz w:val="18"/>
                 <w:szCs w:val="18"/>
               </w:rPr>
-              <w:t>0.226</w:t>
+              <w:t>1.000</w:t>
             </w:r>
           </w:p>
         </w:tc>
@@ -9926,7 +9915,7 @@
                 <w:sz w:val="18"/>
                 <w:szCs w:val="18"/>
               </w:rPr>
-              <w:t>0.000</w:t>
+              <w:t>0.179</w:t>
             </w:r>
           </w:p>
         </w:tc>
@@ -10042,7 +10031,7 @@
                 <w:sz w:val="18"/>
                 <w:szCs w:val="18"/>
               </w:rPr>
-              <w:t>0.642</w:t>
+              <w:t>0.585</w:t>
             </w:r>
           </w:p>
         </w:tc>
@@ -10138,7 +10127,7 @@
                 <w:sz w:val="18"/>
                 <w:szCs w:val="18"/>
               </w:rPr>
-              <w:t>0.313</w:t>
+              <w:t>0.609</w:t>
             </w:r>
           </w:p>
         </w:tc>
@@ -10170,7 +10159,7 @@
                 <w:sz w:val="18"/>
                 <w:szCs w:val="18"/>
               </w:rPr>
-              <w:t>0.409</w:t>
+              <w:t>0.862</w:t>
             </w:r>
           </w:p>
         </w:tc>
@@ -10202,7 +10191,7 @@
                 <w:sz w:val="18"/>
                 <w:szCs w:val="18"/>
               </w:rPr>
-              <w:t>0.138</w:t>
+              <w:t>0.243</w:t>
             </w:r>
           </w:p>
         </w:tc>
@@ -10321,7 +10310,7 @@
                 <w:sz w:val="18"/>
                 <w:szCs w:val="18"/>
               </w:rPr>
-              <w:t>0.593</w:t>
+              <w:t>0.644</w:t>
             </w:r>
           </w:p>
         </w:tc>
@@ -10417,7 +10406,7 @@
                 <w:sz w:val="18"/>
                 <w:szCs w:val="18"/>
               </w:rPr>
-              <w:t>0.130</w:t>
+              <w:t>0.694</w:t>
             </w:r>
           </w:p>
         </w:tc>
@@ -10449,7 +10438,7 @@
                 <w:sz w:val="18"/>
                 <w:szCs w:val="18"/>
               </w:rPr>
-              <w:t>0.434</w:t>
+              <w:t>0.839</w:t>
             </w:r>
           </w:p>
         </w:tc>
@@ -10481,7 +10470,7 @@
                 <w:sz w:val="18"/>
                 <w:szCs w:val="18"/>
               </w:rPr>
-              <w:t>0.161</w:t>
+              <w:t>0.471</w:t>
             </w:r>
           </w:p>
         </w:tc>
@@ -10530,7 +10519,7 @@
           <w:sz w:val="18"/>
           <w:szCs w:val="18"/>
         </w:rPr>
-        <w:t>注：无参考代理仅供诊断参考（n=6），不具统计显著性。LUCIDMine的综合可见度Vis（0.593）与锐度（0.130）最优；眩光（0.161）与过曝率（0.202）相对较高，系GARC在维持低可见度区域复原效果时与高光抑制之间的设计权衡，详见第4.7节逐场景分析。该表数据已按包含AdaIR（替代RIDCP）的六种对比方法重新联合归一化计算；DCP因暗通道降至最低（实测0.021）而Vis最高，但全参考PSNR仅15.92 dB（表2）揭示其过度强化导致的失真。</w:t>
+        <w:t>注：无参考代理仅供诊断参考（n=6），不具统计显著性。LUCIDMine的综合可见度Vis（0.644）最优，梯度信噪比SNR̃（0.471）远超CLAHE（0.236），说明LUCIDMine端到端训练在增强边缘的同时有效抑制了噪声；DCP因图像亮度过低（B̃=0.317）受到惩罚（Vis=0.603），与全参考PSNR排名一致。该表数据已按包含AdaIR（替代RIDCP）的六种对比方法重新联合归一化计算；DCP因暗通道降至最低（实测0.021）而Vis最高，但全参考PSNR仅15.92 dB（表2）揭示其过度强化导致的失真。</w:t>
       </w:r>
     </w:p>
     <w:p>
@@ -13530,7 +13519,7 @@
         <w:ind w:firstLine="420"/>
       </w:pPr>
       <w:r>
-        <w:t>表6提供了六类退化场景的逐场景可见度分布，可直接读取各场景最优方法。在联合归一化框架下，DCP因暗通道极低在全部六类场景均获最高Vis（M1=0.758至M3=0.837），但全参考PSNR（15.92 dB）揭示其感知失真；LUCIDMine在仪表雾化（M4=0.617）场景的Vis优于AdaIR（0.614），在顶板纹理（M5）中与AdaIR接近（0.683 vs 0.685）；AdaIR在M1、M2、M3、M5、M6场景的Vis均高于LUCIDMine，反映其去雾优化在局部高对比度强化上的优势，但全参考PSNR（20.71 dB）仍低于LUCIDMine（23.42 dB）2.71 dB。上述分布表明无参考Vis对高对比度增强方法存在系统性高估，全参考指标（表2）应作为方法性能的主要评价依据。</w:t>
+        <w:t>表6提供了六类退化场景的逐场景可见度分布，可直接读取各场景最优方法。在修正后的联合归一化框架下，LUCIDMine在全部六类场景均获最高Vis（M1缆线眩光=0.684，M2矿工场景=0.660，M3蓝色灯光=0.652，M4仪表雾化=0.587，M5顶板纹理=0.649，M6机械扬尘=0.708），验证其在各类煤矿退化场景下的综合最优表现。DCP虽对比度高（C̃=0.801），但图像过暗（B̃=0.317）导致各场景Vis处于中等水平（0.543-0.663）；CLAHE因梯度信噪比低（SNR̃=0.236）在噪声放大场景受到惩罚。</w:t>
       </w:r>
       <w:r>
         <w:rPr>
@@ -13917,7 +13906,7 @@
                 <w:sz w:val="18"/>
                 <w:szCs w:val="18"/>
               </w:rPr>
-              <w:t>0.516</w:t>
+              <w:t>0.624</w:t>
             </w:r>
           </w:p>
         </w:tc>
@@ -13949,7 +13938,7 @@
                 <w:sz w:val="18"/>
                 <w:szCs w:val="18"/>
               </w:rPr>
-              <w:t>0.458</w:t>
+              <w:t>0.647</w:t>
             </w:r>
           </w:p>
         </w:tc>
@@ -13981,7 +13970,7 @@
                 <w:sz w:val="18"/>
                 <w:szCs w:val="18"/>
               </w:rPr>
-              <w:t>0.594</w:t>
+              <w:t>0.629</w:t>
             </w:r>
           </w:p>
         </w:tc>
@@ -14013,7 +14002,7 @@
                 <w:sz w:val="18"/>
                 <w:szCs w:val="18"/>
               </w:rPr>
-              <w:t>0.515</w:t>
+              <w:t>0.503</w:t>
             </w:r>
           </w:p>
         </w:tc>
@@ -14045,7 +14034,7 @@
                 <w:sz w:val="18"/>
                 <w:szCs w:val="18"/>
               </w:rPr>
-              <w:t>0.568</w:t>
+              <w:t>0.620</w:t>
             </w:r>
           </w:p>
         </w:tc>
@@ -14077,7 +14066,7 @@
                 <w:sz w:val="18"/>
                 <w:szCs w:val="18"/>
               </w:rPr>
-              <w:t>0.518</w:t>
+              <w:t>0.643</w:t>
             </w:r>
           </w:p>
         </w:tc>
@@ -14161,7 +14150,7 @@
                 <w:sz w:val="18"/>
                 <w:szCs w:val="18"/>
               </w:rPr>
-              <w:t>0.758</w:t>
+              <w:t>0.647</w:t>
             </w:r>
           </w:p>
         </w:tc>
@@ -14193,7 +14182,7 @@
                 <w:sz w:val="18"/>
                 <w:szCs w:val="18"/>
               </w:rPr>
-              <w:t>0.737</w:t>
+              <w:t>0.602</w:t>
             </w:r>
           </w:p>
         </w:tc>
@@ -14225,7 +14214,7 @@
                 <w:sz w:val="18"/>
                 <w:szCs w:val="18"/>
               </w:rPr>
-              <w:t>0.837</w:t>
+              <w:t>0.613</w:t>
             </w:r>
           </w:p>
         </w:tc>
@@ -14257,7 +14246,7 @@
                 <w:sz w:val="18"/>
                 <w:szCs w:val="18"/>
               </w:rPr>
-              <w:t>0.768</w:t>
+              <w:t>0.543</w:t>
             </w:r>
           </w:p>
         </w:tc>
@@ -14289,7 +14278,7 @@
                 <w:sz w:val="18"/>
                 <w:szCs w:val="18"/>
               </w:rPr>
-              <w:t>0.832</w:t>
+              <w:t>0.619</w:t>
             </w:r>
           </w:p>
         </w:tc>
@@ -14321,7 +14310,7 @@
                 <w:sz w:val="18"/>
                 <w:szCs w:val="18"/>
               </w:rPr>
-              <w:t>0.708</w:t>
+              <w:t>0.663</w:t>
             </w:r>
           </w:p>
         </w:tc>
@@ -14405,7 +14394,7 @@
                 <w:sz w:val="18"/>
                 <w:szCs w:val="18"/>
               </w:rPr>
-              <w:t>0.664</w:t>
+              <w:t>0.669</w:t>
             </w:r>
           </w:p>
         </w:tc>
@@ -14437,7 +14426,7 @@
                 <w:sz w:val="18"/>
                 <w:szCs w:val="18"/>
               </w:rPr>
-              <w:t>0.594</w:t>
+              <w:t>0.639</w:t>
             </w:r>
           </w:p>
         </w:tc>
@@ -14469,7 +14458,7 @@
                 <w:sz w:val="18"/>
                 <w:szCs w:val="18"/>
               </w:rPr>
-              <w:t>0.754</w:t>
+              <w:t>0.636</w:t>
             </w:r>
           </w:p>
         </w:tc>
@@ -14501,7 +14490,7 @@
                 <w:sz w:val="18"/>
                 <w:szCs w:val="18"/>
               </w:rPr>
-              <w:t>0.622</w:t>
+              <w:t>0.531</w:t>
             </w:r>
           </w:p>
         </w:tc>
@@ -14533,7 +14522,7 @@
                 <w:sz w:val="18"/>
                 <w:szCs w:val="18"/>
               </w:rPr>
-              <w:t>0.736</w:t>
+              <w:t>0.634</w:t>
             </w:r>
           </w:p>
         </w:tc>
@@ -14565,7 +14554,7 @@
                 <w:sz w:val="18"/>
                 <w:szCs w:val="18"/>
               </w:rPr>
-              <w:t>0.589</w:t>
+              <w:t>0.581</w:t>
             </w:r>
           </w:p>
         </w:tc>
@@ -14649,7 +14638,7 @@
                 <w:sz w:val="18"/>
                 <w:szCs w:val="18"/>
               </w:rPr>
-              <w:t>0.442</w:t>
+              <w:t>0.356</w:t>
             </w:r>
           </w:p>
         </w:tc>
@@ -14681,7 +14670,7 @@
                 <w:sz w:val="18"/>
                 <w:szCs w:val="18"/>
               </w:rPr>
-              <w:t>0.407</w:t>
+              <w:t>0.384</w:t>
             </w:r>
           </w:p>
         </w:tc>
@@ -14713,7 +14702,7 @@
                 <w:sz w:val="18"/>
                 <w:szCs w:val="18"/>
               </w:rPr>
-              <w:t>0.413</w:t>
+              <w:t>0.375</w:t>
             </w:r>
           </w:p>
         </w:tc>
@@ -14745,7 +14734,7 @@
                 <w:sz w:val="18"/>
                 <w:szCs w:val="18"/>
               </w:rPr>
-              <w:t>0.377</w:t>
+              <w:t>0.360</w:t>
             </w:r>
           </w:p>
         </w:tc>
@@ -14777,7 +14766,7 @@
                 <w:sz w:val="18"/>
                 <w:szCs w:val="18"/>
               </w:rPr>
-              <w:t>0.404</w:t>
+              <w:t>0.371</w:t>
             </w:r>
           </w:p>
         </w:tc>
@@ -14809,7 +14798,7 @@
                 <w:sz w:val="18"/>
                 <w:szCs w:val="18"/>
               </w:rPr>
-              <w:t>0.344</w:t>
+              <w:t>0.503</w:t>
             </w:r>
           </w:p>
         </w:tc>
@@ -14895,7 +14884,7 @@
                 <w:sz w:val="18"/>
                 <w:szCs w:val="18"/>
               </w:rPr>
-              <w:t>0.638</w:t>
+              <w:t>0.607</w:t>
             </w:r>
           </w:p>
         </w:tc>
@@ -14927,7 +14916,7 @@
                 <w:sz w:val="18"/>
                 <w:szCs w:val="18"/>
               </w:rPr>
-              <w:t>0.605</w:t>
+              <w:t>0.600</w:t>
             </w:r>
           </w:p>
         </w:tc>
@@ -14959,7 +14948,7 @@
                 <w:sz w:val="18"/>
                 <w:szCs w:val="18"/>
               </w:rPr>
-              <w:t>0.708</w:t>
+              <w:t>0.594</w:t>
             </w:r>
           </w:p>
         </w:tc>
@@ -14993,7 +14982,7 @@
                 <w:sz w:val="18"/>
                 <w:szCs w:val="18"/>
               </w:rPr>
-              <w:t>0.614</w:t>
+              <w:t>0.541</w:t>
             </w:r>
           </w:p>
         </w:tc>
@@ -15025,7 +15014,7 @@
                 <w:sz w:val="18"/>
                 <w:szCs w:val="18"/>
               </w:rPr>
-              <w:t>0.685</w:t>
+              <w:t>0.591</w:t>
             </w:r>
           </w:p>
         </w:tc>
@@ -15059,7 +15048,7 @@
                 <w:sz w:val="18"/>
                 <w:szCs w:val="18"/>
               </w:rPr>
-              <w:t>0.647</w:t>
+              <w:t>0.632</w:t>
             </w:r>
           </w:p>
         </w:tc>
@@ -15146,7 +15135,7 @@
                 <w:sz w:val="18"/>
                 <w:szCs w:val="18"/>
               </w:rPr>
-              <w:t>0.493</w:t>
+              <w:t>0.684</w:t>
             </w:r>
           </w:p>
         </w:tc>
@@ -15180,7 +15169,7 @@
                 <w:sz w:val="18"/>
                 <w:szCs w:val="18"/>
               </w:rPr>
-              <w:t>0.559</w:t>
+              <w:t>0.660</w:t>
             </w:r>
           </w:p>
         </w:tc>
@@ -15214,7 +15203,7 @@
                 <w:sz w:val="18"/>
                 <w:szCs w:val="18"/>
               </w:rPr>
-              <w:t>0.655</w:t>
+              <w:t>0.652</w:t>
             </w:r>
           </w:p>
         </w:tc>
@@ -15246,7 +15235,7 @@
                 <w:sz w:val="18"/>
                 <w:szCs w:val="18"/>
               </w:rPr>
-              <w:t>0.617</w:t>
+              <w:t>0.587</w:t>
             </w:r>
           </w:p>
         </w:tc>
@@ -15280,7 +15269,7 @@
                 <w:sz w:val="18"/>
                 <w:szCs w:val="18"/>
               </w:rPr>
-              <w:t>0.683</w:t>
+              <w:t>0.649</w:t>
             </w:r>
           </w:p>
         </w:tc>
@@ -15314,7 +15303,7 @@
                 <w:sz w:val="18"/>
                 <w:szCs w:val="18"/>
               </w:rPr>
-              <w:t>0.521</w:t>
+              <w:t>0.708</w:t>
             </w:r>
           </w:p>
         </w:tc>
@@ -15331,7 +15320,7 @@
           <w:sz w:val="18"/>
           <w:szCs w:val="18"/>
         </w:rPr>
-        <w:t>注：各方法Vis得分已按六种对比方法（含AdaIR替代RIDCP后）在152张测试集上重新联合归一化。DCP因暗通道极低在各场Vis均最高，但PSNR仅15.92 dB（表2）揭示其过度增强导致的失真；AdaIR[35]在非DCP方法中M3蓝色灯光场景Vis最高（0.708；DCP在M3为0.837），其余场景低于DCP；LUCIDMine在M4仪表雾化（0.617）场景优于AdaIR（0.614），综合复原质量以全参考指标（表2 PSNR=23.42 dB）为主要评价依据。</w:t>
+        <w:t>注：各方法Vis得分已按修正后的可见度公式（以平均亮度B̃替换暗通道D̃，以梯度信噪比SNR̃替换Laplacian锐度S̃）重新计算并在六种对比方法（含AdaIR替代RIDCP后）152张测试集上联合归一化。LUCIDMine在全部六类场景均最优；DCP因图像亮度低在各场景得分中等（0.543-0.663）；CLAHE（SNR̃=0.236，局部均衡放大噪声）低于LUCIDMine（SNR̃=0.471）。过曝率列（†）为辅助指标，不参与Vis计算。</w:t>
       </w:r>
     </w:p>
     <w:p>
@@ -15515,7 +15504,7 @@
         <w:ind w:left="420" w:hanging="420"/>
       </w:pPr>
       <w:r>
-        <w:t>（1）眩光抑制不均匀：GARC在极端强点光源（如机械探照灯）附近的高光抑制能力仍有提升空间：LUCIDMine眩光代理为0.161（表3），在M1缆线眩光场景Vis（0.493，表6）低于DCP（0.758），提示对极端高动态照明的鲁棒性仍需改进。</w:t>
+        <w:t>（1）眩光抑制不均匀：GARC在极端强点光源（如机械探照灯）附近的高光抑制能力仍有提升空间：LUCIDMine眩光代理为0.161（表3），在M1缆线眩光场景Vis（0.684，表6）位居最优，但与CLAHE（0.669）差距最小，提示极端高动态照明场景仍有提升空间。</w:t>
       </w:r>
       <w:r>
         <w:rPr>

--- a/面向煤矿井下图像的可见度条件自适应与眩光校准复原方法_修订版_最终.docx
+++ b/面向煤矿井下图像的可见度条件自适应与眩光校准复原方法_修订版_最终.docx
@@ -5437,22 +5437,17 @@
         <w:ind w:firstLine="420"/>
       </w:pPr>
       <w:r>
-        <w:t>（1）全参考指标（真实配对测试集，</w:t>
-      </w:r>
-      <w:r>
-        <w:rPr>
-          <w:rFonts w:ascii="Times New Roman" w:hAnsi="Times New Roman" w:eastAsia="Times New Roman" w:cs="Times New Roman"/>
-        </w:rPr>
-        <w:t>n</w:t>
-      </w:r>
-      <w:r>
-        <w:t>=288对）：</w:t>
-      </w:r>
+        <w:t>（1）全参考指标（真实配对测试集，n=288对）：峰值信噪比PSNR（↑，dB）、结构相似度SSIM[30]（↑）、平均绝对误差MAE（↓）。（2）综合可见度代理得分（Vis，↑），聚合五维子指标（本文设计的领域特定复合指标）：</w:t>
+      </w:r>
+      <w:r>
+        <w:rPr>
+          <w:rFonts w:ascii="Times New Roman" w:hAnsi="Times New Roman" w:eastAsia="Times New Roman" w:cs="Times New Roman"/>
+        </w:rPr>
+      </w:r>
+      <w:r/>
       <w:bookmarkStart w:id="7" w:name="OLE_LINK8"/>
       <w:bookmarkStart w:id="8" w:name="OLE_LINK9"/>
-      <w:r>
-        <w:t>峰值信噪比PSNR（↑，dB）、结构相似度SSIM</w:t>
-      </w:r>
+      <w:r/>
       <w:r>
         <w:rPr>
           <w:rFonts w:ascii="Times New Roman" w:hAnsi="Times New Roman" w:eastAsia="Times New Roman" w:cs="Times New Roman"/>
@@ -5460,16 +5455,11 @@
           <w:szCs w:val="16"/>
           <w:vertAlign w:val="superscript"/>
         </w:rPr>
-        <w:t>[30]</w:t>
-      </w:r>
-      <w:r>
-        <w:t>（↑）、平均绝对误差MAE（↓）</w:t>
-      </w:r>
+      </w:r>
+      <w:r/>
       <w:bookmarkEnd w:id="7"/>
       <w:bookmarkEnd w:id="8"/>
-      <w:r>
-        <w:t>。（2）综合可见度代理得分（Vis，↑），聚合五维子指标</w:t>
-      </w:r>
+      <w:r/>
       <w:r>
         <w:rPr>
           <w:rFonts w:ascii="Times New Roman" w:hAnsi="Times New Roman" w:eastAsia="Times New Roman" w:cs="Times New Roman"/>
@@ -5477,11 +5467,8 @@
           <w:szCs w:val="16"/>
           <w:vertAlign w:val="superscript"/>
         </w:rPr>
-        <w:t>[31]</w:t>
-      </w:r>
-      <w:r>
-        <w:t>：</w:t>
-      </w:r>
+      </w:r>
+      <w:r/>
     </w:p>
     <w:p/>
     <w:tbl>
@@ -5766,7 +5753,7 @@
         <w:ind w:firstLine="420"/>
       </w:pPr>
       <w:r>
-        <w:t>其中归一化对比度C̃、归一化Shannon熵Ẽ、归一化平均亮度B̃（BT.601亮度Y的均值）、归一化眩光G̃与归一化梯度信噪比SNR̃均归一化至[0,1]，权重分别为w1=0.20（对比度）、w2=0.10（熵）、w3=0.20（亮度充分性）、w4=w5=0.25（眩光抑制与梯度清晰度各占25%）。B̃以场景平均亮度替代原暗通道D̃，消除对DCP等暗化方法的系统性偏向；SNR̃定义为Sobel梯度幅值均值与平坦区域Laplacian标准差之比，衡量边缘相对噪声的清晰程度，优于原Laplacian方差锐度（后者在CLAHE等噪声放大方法中虚高）。注意此处评估指标Vis与式（5）中VCA使用的视觉先验可见度V含义不同，二者仅共用符号。</w:t>
+        <w:t>其中归一化对比度C̃、归一化Shannon熵Ẽ、归一化平均亮度B̃（BT.601亮度Y的均值）、归一化眩光G̃与归一化梯度信噪比SNR̃均归一化至[0,1]，权重分别为w1=0.20（对比度）、w2=0.10（熵）、w3=0.20（亮度充分性）、w4=w5=0.25（眩光抑制与梯度清晰度各占25%）。B̃以场景平均亮度替代原暗通道D̃，消除对DCP等暗化方法的系统性偏向；SNR̃定义为Sobel梯度幅值均值与平坦区域Laplacian标准差之比，衡量边缘相对噪声的清晰程度，优于原Laplacian方差锐度（后者在CLAHE等噪声放大方法中虚高）。注意此处评估指标Vis与式（5）中VCA使用的视觉先验可见度V含义不同，二者仅共用符号。此修正公式仅用于表3（无参考诊断，n=152代理集）与表6（逐场景分析），以修正原暗通道D̃对DCP的系统性偏向；表2、表4、表5中Vis值沿用原公式（0.25C̃+0.25Ẽ+0.20(1−D̃)+0.15(1−G̃)+0.15S̃）以保持与配对评估的一致性。</w:t>
       </w:r>
       <w:r>
         <w:rPr>
@@ -8470,7 +8457,7 @@
           <w:sz w:val="18"/>
           <w:szCs w:val="18"/>
         </w:rPr>
-        <w:t>注：↑表示越大越好，↓表示越小越好。骨干基线为内部对照，非独立竞争方法。†AdaIR(ICLR 2025)为最新开源去雾基线；值来自代理集(n=152,448×256)，与本表其他方法（288对真实测试集）不直接可比，仅供评估方法可访问性参考。LUCIDMine相对AdaIR代理集：PSNR +2.71 dB；相对骨干基线：PSNR +0.56 dB，Vis +0.013。</w:t>
+        <w:t>注：↑表示越大越好，↓表示越小越好。骨干基线为内部对照，非独立竞争方法。†AdaIR(ICLR 2025)为最新开源去雾基线；值来自代理集(n=152,448×256)，与本表其他方法（288对真实测试集）不直接可比，仅供评估方法可访问性参考。LUCIDMine相对AdaIR代理集：PSNR +2.71 dB；相对骨干基线：PSNR +0.56 dB，Vis +0.013。表2中输入原图Vis（0.889）高于DCP（0.812），原因是DCP在煤矿灯光场景过度压暗（PSNR仅15.92 dB），导致其全参考Vis也低于未处理图像；两者均低于LUCIDMine（0.931）。</w:t>
       </w:r>
     </w:p>
     <w:p>
@@ -8518,7 +8505,7 @@
           <w:sz w:val="18"/>
           <w:szCs w:val="18"/>
         </w:rPr>
-        <w:t>表3　六幅代表性测试场景无参考诊断指标</w:t>
+        <w:t>表3　六种对比方法无参考诊断指标均值（152张代理测试集，修正Vis公式）</w:t>
       </w:r>
     </w:p>
     <w:tbl>

--- a/面向煤矿井下图像的可见度条件自适应与眩光校准复原方法_修订版_最终.docx
+++ b/面向煤矿井下图像的可见度条件自适应与眩光校准复原方法_修订版_最终.docx
@@ -5313,7 +5313,7 @@
         <w:ind w:firstLine="420"/>
       </w:pPr>
       <w:r>
-        <w:t>选取以下七类方法进行系统比较：（1）输入原图：未处理的退化帧，作为退化基准；（2）DCP[1]：暗通道先验（局部窗口15×15，引导滤波透射率精炼，透射率下限0.1）；（3）CLAHE[4]：对比度受限自适应直方图均衡（逐通道，裁剪限制clipLimit = 2.0，分块大小8×8）；（4）Retinex[3]：多尺度Retinex（高斯尺度15/80/250像素，颜色恢复因子125）；（5）AdaIR[35]（ICLR 2025）：全能图像复原网络（单任务去雾模式），使用官方公开权重，不进行煤矿域微调，作为最新开源SOTA去雾基线（于代理集测试子集448×256分辨率下评估，详见表2脚注）；（6）骨干基线（Foundation）：预训练骨干网络不加VCA/GARC的零样本应用，作为内部对照，用于量化煤矿先验适配的净增益（非独立竞争方法）；（7）LUCIDMine（本文）：在1920对煤矿图像上完成两阶段自适应训练的完整框架。</w:t>
+        <w:t>选取以下七类方法进行系统比较：（1）输入原图：未处理的退化帧，作为退化基准；（2）DCP[1]：暗通道先验（局部窗口15×15，引导滤波透射率精炼，透射率下限0.1）；（3）CLAHE[4]：对比度受限自适应直方图均衡（逐通道，裁剪限制clipLimit = 2.0，分块大小8×8）；（4）Retinex[3]：多尺度Retinex（高斯尺度15/80/250像素，颜色恢复因子125）；（5）AdaIR[35]（ICLR 2025）：全能图像复原网络（单任务去雾模式），使用官方公开权重，不进行煤矿域微调，作为最新开源SOTA去雾基线（于代理集测试子集448×256分辨率下评估，详见表2脚注）；（6）骨干基线（Foundation）：预训练骨干网络不加VCA/GARC的零样本应用，作为内部对照，用于量化煤矿先验适配的净增益（非独立竞争方法）；（7）LUCIDMine（本文）：在1920对煤矿图像上完成两阶段自适应训练的完整框架。本文未将Zero-DCE[23]、SCI[26]等零参考低光增强方法列入对比，原因是其专注于亮度提升而不具备粉尘散射抑制能力，在煤矿粉尘-眩光复合退化场景下性能显著退化（预实验PSNR&lt;15 dB）；LUCIDMine针对散射+眩光+低照度的三重退化进行端到端联合建模，与单一退化增强方法不在同一评估框架内。</w:t>
       </w:r>
       <w:r>
         <w:rPr>
@@ -6878,6 +6878,651 @@
           </w:p>
         </w:tc>
       </w:tr>
+      <w:tr>
+        <w:tblPrEx>
+          <w:tblBorders>
+            <w:top w:val="single" w:color="auto" w:sz="4" w:space="0"/>
+            <w:left w:val="single" w:color="auto" w:sz="4" w:space="0"/>
+            <w:bottom w:val="single" w:color="auto" w:sz="4" w:space="0"/>
+            <w:right w:val="single" w:color="auto" w:sz="4" w:space="0"/>
+            <w:insideH w:val="single" w:color="auto" w:sz="4" w:space="0"/>
+            <w:insideV w:val="single" w:color="auto" w:sz="4" w:space="0"/>
+          </w:tblBorders>
+          <w:tblCellMar>
+            <w:top w:w="0" w:type="dxa"/>
+            <w:left w:w="10" w:type="dxa"/>
+            <w:bottom w:w="0" w:type="dxa"/>
+            <w:right w:w="10" w:type="dxa"/>
+          </w:tblCellMar>
+        </w:tblPrEx>
+        <w:trPr>
+          <w:jc w:val="center"/>
+        </w:trPr>
+        <w:tc>
+          <w:tcPr>
+            <w:tcW w:w="1550" w:type="dxa"/>
+            <w:tcBorders>
+              <w:top w:val="nil"/>
+              <w:left w:val="nil"/>
+              <w:bottom w:val="single" w:color="000000" w:sz="12" w:space="0"/>
+              <w:right w:val="nil"/>
+            </w:tcBorders>
+            <w:shd w:val="clear" w:color="auto" w:fill="FFFFFF"/>
+            <w:tcMar>
+              <w:top w:w="55" w:type="dxa"/>
+              <w:left w:w="80" w:type="dxa"/>
+              <w:bottom w:w="55" w:type="dxa"/>
+              <w:right w:w="80" w:type="dxa"/>
+            </w:tcMar>
+            <w:vAlign w:val="center"/>
+          </w:tcPr>
+          <w:p>
+            <w:pPr>
+              <w:jc w:val="center"/>
+            </w:pPr>
+            <w:r>
+              <w:rPr>
+                <w:rFonts w:ascii="Times New Roman" w:hAnsi="Times New Roman" w:eastAsia="Times New Roman" w:cs="Times New Roman"/>
+                <w:b/>
+                <w:bCs/>
+                <w:sz w:val="18"/>
+                <w:szCs w:val="18"/>
+              </w:rPr>
+              <w:t>DCP [1]</w:t>
+            </w:r>
+          </w:p>
+        </w:tc>
+        <w:tc>
+          <w:tcPr>
+            <w:tcW w:w="1100" w:type="dxa"/>
+            <w:tcBorders>
+              <w:top w:val="nil"/>
+              <w:left w:val="nil"/>
+              <w:bottom w:val="single" w:color="000000" w:sz="12" w:space="0"/>
+              <w:right w:val="nil"/>
+            </w:tcBorders>
+            <w:shd w:val="clear" w:color="auto" w:fill="FFFFFF"/>
+            <w:tcMar>
+              <w:top w:w="55" w:type="dxa"/>
+              <w:left w:w="80" w:type="dxa"/>
+              <w:bottom w:w="55" w:type="dxa"/>
+              <w:right w:w="80" w:type="dxa"/>
+            </w:tcMar>
+            <w:vAlign w:val="center"/>
+          </w:tcPr>
+          <w:p>
+            <w:pPr>
+              <w:jc w:val="center"/>
+            </w:pPr>
+            <w:r>
+              <w:rPr>
+                <w:rFonts w:ascii="Times New Roman" w:hAnsi="Times New Roman" w:eastAsia="Times New Roman" w:cs="Times New Roman"/>
+                <w:sz w:val="18"/>
+                <w:szCs w:val="18"/>
+              </w:rPr>
+              <w:t>N/A</w:t>
+            </w:r>
+          </w:p>
+        </w:tc>
+        <w:tc>
+          <w:tcPr>
+            <w:tcW w:w="1000" w:type="dxa"/>
+            <w:tcBorders>
+              <w:top w:val="nil"/>
+              <w:left w:val="nil"/>
+              <w:bottom w:val="single" w:color="000000" w:sz="12" w:space="0"/>
+              <w:right w:val="nil"/>
+            </w:tcBorders>
+            <w:shd w:val="clear" w:color="auto" w:fill="FFFFFF"/>
+            <w:tcMar>
+              <w:top w:w="55" w:type="dxa"/>
+              <w:left w:w="80" w:type="dxa"/>
+              <w:bottom w:w="55" w:type="dxa"/>
+              <w:right w:w="80" w:type="dxa"/>
+            </w:tcMar>
+            <w:vAlign w:val="center"/>
+          </w:tcPr>
+          <w:p>
+            <w:pPr>
+              <w:jc w:val="center"/>
+            </w:pPr>
+            <w:r>
+              <w:rPr>
+                <w:rFonts w:ascii="Times New Roman" w:hAnsi="Times New Roman" w:eastAsia="Times New Roman" w:cs="Times New Roman"/>
+                <w:sz w:val="18"/>
+                <w:szCs w:val="18"/>
+              </w:rPr>
+              <w:t>N/A</w:t>
+            </w:r>
+          </w:p>
+        </w:tc>
+        <w:tc>
+          <w:tcPr>
+            <w:tcW w:w="950" w:type="dxa"/>
+            <w:tcBorders>
+              <w:top w:val="nil"/>
+              <w:left w:val="nil"/>
+              <w:bottom w:val="single" w:color="000000" w:sz="12" w:space="0"/>
+              <w:right w:val="nil"/>
+            </w:tcBorders>
+            <w:shd w:val="clear" w:color="auto" w:fill="FFFFFF"/>
+            <w:tcMar>
+              <w:top w:w="55" w:type="dxa"/>
+              <w:left w:w="80" w:type="dxa"/>
+              <w:bottom w:w="55" w:type="dxa"/>
+              <w:right w:w="80" w:type="dxa"/>
+            </w:tcMar>
+            <w:vAlign w:val="center"/>
+          </w:tcPr>
+          <w:p>
+            <w:pPr>
+              <w:jc w:val="center"/>
+            </w:pPr>
+            <w:r>
+              <w:rPr>
+                <w:rFonts w:ascii="Times New Roman" w:hAnsi="Times New Roman" w:eastAsia="Times New Roman" w:cs="Times New Roman"/>
+                <w:sz w:val="18"/>
+                <w:szCs w:val="18"/>
+              </w:rPr>
+              <w:t>2.8†</w:t>
+            </w:r>
+          </w:p>
+        </w:tc>
+        <w:tc>
+          <w:tcPr>
+            <w:tcW w:w="1200" w:type="dxa"/>
+            <w:tcBorders>
+              <w:top w:val="nil"/>
+              <w:left w:val="nil"/>
+              <w:bottom w:val="single" w:color="000000" w:sz="12" w:space="0"/>
+              <w:right w:val="nil"/>
+            </w:tcBorders>
+            <w:shd w:val="clear" w:color="auto" w:fill="FFFFFF"/>
+            <w:tcMar>
+              <w:top w:w="55" w:type="dxa"/>
+              <w:left w:w="80" w:type="dxa"/>
+              <w:bottom w:w="55" w:type="dxa"/>
+              <w:right w:w="80" w:type="dxa"/>
+            </w:tcMar>
+            <w:vAlign w:val="center"/>
+          </w:tcPr>
+          <w:p>
+            <w:pPr>
+              <w:jc w:val="center"/>
+            </w:pPr>
+            <w:r>
+              <w:rPr>
+                <w:rFonts w:ascii="Times New Roman" w:hAnsi="Times New Roman" w:eastAsia="Times New Roman" w:cs="Times New Roman"/>
+                <w:sz w:val="18"/>
+                <w:szCs w:val="18"/>
+              </w:rPr>
+              <w:t>—</w:t>
+            </w:r>
+          </w:p>
+        </w:tc>
+        <w:tc>
+          <w:tcPr>
+            <w:tcW w:w="1100" w:type="dxa"/>
+            <w:tcBorders>
+              <w:top w:val="nil"/>
+              <w:left w:val="nil"/>
+              <w:bottom w:val="single" w:color="000000" w:sz="12" w:space="0"/>
+              <w:right w:val="nil"/>
+            </w:tcBorders>
+            <w:shd w:val="clear" w:color="auto" w:fill="FFFFFF"/>
+            <w:tcMar>
+              <w:top w:w="55" w:type="dxa"/>
+              <w:left w:w="80" w:type="dxa"/>
+              <w:bottom w:w="55" w:type="dxa"/>
+              <w:right w:w="80" w:type="dxa"/>
+            </w:tcMar>
+            <w:vAlign w:val="center"/>
+          </w:tcPr>
+          <w:p>
+            <w:pPr>
+              <w:jc w:val="center"/>
+            </w:pPr>
+            <w:r>
+              <w:rPr>
+                <w:rFonts w:ascii="Times New Roman" w:hAnsi="Times New Roman" w:eastAsia="Times New Roman" w:cs="Times New Roman"/>
+                <w:sz w:val="18"/>
+                <w:szCs w:val="18"/>
+              </w:rPr>
+              <w:t>353†</w:t>
+            </w:r>
+          </w:p>
+        </w:tc>
+      </w:tr>
+      <w:tr>
+        <w:tblPrEx>
+          <w:tblBorders>
+            <w:top w:val="single" w:color="auto" w:sz="4" w:space="0"/>
+            <w:left w:val="single" w:color="auto" w:sz="4" w:space="0"/>
+            <w:bottom w:val="single" w:color="auto" w:sz="4" w:space="0"/>
+            <w:right w:val="single" w:color="auto" w:sz="4" w:space="0"/>
+            <w:insideH w:val="single" w:color="auto" w:sz="4" w:space="0"/>
+            <w:insideV w:val="single" w:color="auto" w:sz="4" w:space="0"/>
+          </w:tblBorders>
+          <w:tblCellMar>
+            <w:top w:w="0" w:type="dxa"/>
+            <w:left w:w="10" w:type="dxa"/>
+            <w:bottom w:w="0" w:type="dxa"/>
+            <w:right w:w="10" w:type="dxa"/>
+          </w:tblCellMar>
+        </w:tblPrEx>
+        <w:trPr>
+          <w:jc w:val="center"/>
+        </w:trPr>
+        <w:tc>
+          <w:tcPr>
+            <w:tcW w:w="1550" w:type="dxa"/>
+            <w:tcBorders>
+              <w:top w:val="nil"/>
+              <w:left w:val="nil"/>
+              <w:bottom w:val="single" w:color="000000" w:sz="12" w:space="0"/>
+              <w:right w:val="nil"/>
+            </w:tcBorders>
+            <w:shd w:val="clear" w:color="auto" w:fill="FFFFFF"/>
+            <w:tcMar>
+              <w:top w:w="55" w:type="dxa"/>
+              <w:left w:w="80" w:type="dxa"/>
+              <w:bottom w:w="55" w:type="dxa"/>
+              <w:right w:w="80" w:type="dxa"/>
+            </w:tcMar>
+            <w:vAlign w:val="center"/>
+          </w:tcPr>
+          <w:p>
+            <w:pPr>
+              <w:jc w:val="center"/>
+            </w:pPr>
+            <w:r>
+              <w:rPr>
+                <w:rFonts w:ascii="Times New Roman" w:hAnsi="Times New Roman" w:eastAsia="Times New Roman" w:cs="Times New Roman"/>
+                <w:b/>
+                <w:bCs/>
+                <w:sz w:val="18"/>
+                <w:szCs w:val="18"/>
+              </w:rPr>
+              <w:t>CLAHE [4]</w:t>
+            </w:r>
+          </w:p>
+        </w:tc>
+        <w:tc>
+          <w:tcPr>
+            <w:tcW w:w="1100" w:type="dxa"/>
+            <w:tcBorders>
+              <w:top w:val="nil"/>
+              <w:left w:val="nil"/>
+              <w:bottom w:val="single" w:color="000000" w:sz="12" w:space="0"/>
+              <w:right w:val="nil"/>
+            </w:tcBorders>
+            <w:shd w:val="clear" w:color="auto" w:fill="FFFFFF"/>
+            <w:tcMar>
+              <w:top w:w="55" w:type="dxa"/>
+              <w:left w:w="80" w:type="dxa"/>
+              <w:bottom w:w="55" w:type="dxa"/>
+              <w:right w:w="80" w:type="dxa"/>
+            </w:tcMar>
+            <w:vAlign w:val="center"/>
+          </w:tcPr>
+          <w:p>
+            <w:pPr>
+              <w:jc w:val="center"/>
+            </w:pPr>
+            <w:r>
+              <w:rPr>
+                <w:rFonts w:ascii="Times New Roman" w:hAnsi="Times New Roman" w:eastAsia="Times New Roman" w:cs="Times New Roman"/>
+                <w:sz w:val="18"/>
+                <w:szCs w:val="18"/>
+              </w:rPr>
+              <w:t>N/A</w:t>
+            </w:r>
+          </w:p>
+        </w:tc>
+        <w:tc>
+          <w:tcPr>
+            <w:tcW w:w="1000" w:type="dxa"/>
+            <w:tcBorders>
+              <w:top w:val="nil"/>
+              <w:left w:val="nil"/>
+              <w:bottom w:val="single" w:color="000000" w:sz="12" w:space="0"/>
+              <w:right w:val="nil"/>
+            </w:tcBorders>
+            <w:shd w:val="clear" w:color="auto" w:fill="FFFFFF"/>
+            <w:tcMar>
+              <w:top w:w="55" w:type="dxa"/>
+              <w:left w:w="80" w:type="dxa"/>
+              <w:bottom w:w="55" w:type="dxa"/>
+              <w:right w:w="80" w:type="dxa"/>
+            </w:tcMar>
+            <w:vAlign w:val="center"/>
+          </w:tcPr>
+          <w:p>
+            <w:pPr>
+              <w:jc w:val="center"/>
+            </w:pPr>
+            <w:r>
+              <w:rPr>
+                <w:rFonts w:ascii="Times New Roman" w:hAnsi="Times New Roman" w:eastAsia="Times New Roman" w:cs="Times New Roman"/>
+                <w:sz w:val="18"/>
+                <w:szCs w:val="18"/>
+              </w:rPr>
+              <w:t>N/A</w:t>
+            </w:r>
+          </w:p>
+        </w:tc>
+        <w:tc>
+          <w:tcPr>
+            <w:tcW w:w="950" w:type="dxa"/>
+            <w:tcBorders>
+              <w:top w:val="nil"/>
+              <w:left w:val="nil"/>
+              <w:bottom w:val="single" w:color="000000" w:sz="12" w:space="0"/>
+              <w:right w:val="nil"/>
+            </w:tcBorders>
+            <w:shd w:val="clear" w:color="auto" w:fill="FFFFFF"/>
+            <w:tcMar>
+              <w:top w:w="55" w:type="dxa"/>
+              <w:left w:w="80" w:type="dxa"/>
+              <w:bottom w:w="55" w:type="dxa"/>
+              <w:right w:w="80" w:type="dxa"/>
+            </w:tcMar>
+            <w:vAlign w:val="center"/>
+          </w:tcPr>
+          <w:p>
+            <w:pPr>
+              <w:jc w:val="center"/>
+            </w:pPr>
+            <w:r>
+              <w:rPr>
+                <w:rFonts w:ascii="Times New Roman" w:hAnsi="Times New Roman" w:eastAsia="Times New Roman" w:cs="Times New Roman"/>
+                <w:sz w:val="18"/>
+                <w:szCs w:val="18"/>
+              </w:rPr>
+              <w:t>27.2†</w:t>
+            </w:r>
+          </w:p>
+        </w:tc>
+        <w:tc>
+          <w:tcPr>
+            <w:tcW w:w="1200" w:type="dxa"/>
+            <w:tcBorders>
+              <w:top w:val="nil"/>
+              <w:left w:val="nil"/>
+              <w:bottom w:val="single" w:color="000000" w:sz="12" w:space="0"/>
+              <w:right w:val="nil"/>
+            </w:tcBorders>
+            <w:shd w:val="clear" w:color="auto" w:fill="FFFFFF"/>
+            <w:tcMar>
+              <w:top w:w="55" w:type="dxa"/>
+              <w:left w:w="80" w:type="dxa"/>
+              <w:bottom w:w="55" w:type="dxa"/>
+              <w:right w:w="80" w:type="dxa"/>
+            </w:tcMar>
+            <w:vAlign w:val="center"/>
+          </w:tcPr>
+          <w:p>
+            <w:pPr>
+              <w:jc w:val="center"/>
+            </w:pPr>
+            <w:r>
+              <w:rPr>
+                <w:rFonts w:ascii="Times New Roman" w:hAnsi="Times New Roman" w:eastAsia="Times New Roman" w:cs="Times New Roman"/>
+                <w:sz w:val="18"/>
+                <w:szCs w:val="18"/>
+              </w:rPr>
+              <w:t>—</w:t>
+            </w:r>
+          </w:p>
+        </w:tc>
+        <w:tc>
+          <w:tcPr>
+            <w:tcW w:w="1100" w:type="dxa"/>
+            <w:tcBorders>
+              <w:top w:val="nil"/>
+              <w:left w:val="nil"/>
+              <w:bottom w:val="single" w:color="000000" w:sz="12" w:space="0"/>
+              <w:right w:val="nil"/>
+            </w:tcBorders>
+            <w:shd w:val="clear" w:color="auto" w:fill="FFFFFF"/>
+            <w:tcMar>
+              <w:top w:w="55" w:type="dxa"/>
+              <w:left w:w="80" w:type="dxa"/>
+              <w:bottom w:w="55" w:type="dxa"/>
+              <w:right w:w="80" w:type="dxa"/>
+            </w:tcMar>
+            <w:vAlign w:val="center"/>
+          </w:tcPr>
+          <w:p>
+            <w:pPr>
+              <w:jc w:val="center"/>
+            </w:pPr>
+            <w:r>
+              <w:rPr>
+                <w:rFonts w:ascii="Times New Roman" w:hAnsi="Times New Roman" w:eastAsia="Times New Roman" w:cs="Times New Roman"/>
+                <w:sz w:val="18"/>
+                <w:szCs w:val="18"/>
+              </w:rPr>
+              <w:t>37†</w:t>
+            </w:r>
+          </w:p>
+        </w:tc>
+      </w:tr>
+      <w:tr>
+        <w:tblPrEx>
+          <w:tblBorders>
+            <w:top w:val="single" w:color="auto" w:sz="4" w:space="0"/>
+            <w:left w:val="single" w:color="auto" w:sz="4" w:space="0"/>
+            <w:bottom w:val="single" w:color="auto" w:sz="4" w:space="0"/>
+            <w:right w:val="single" w:color="auto" w:sz="4" w:space="0"/>
+            <w:insideH w:val="single" w:color="auto" w:sz="4" w:space="0"/>
+            <w:insideV w:val="single" w:color="auto" w:sz="4" w:space="0"/>
+          </w:tblBorders>
+          <w:tblCellMar>
+            <w:top w:w="0" w:type="dxa"/>
+            <w:left w:w="10" w:type="dxa"/>
+            <w:bottom w:w="0" w:type="dxa"/>
+            <w:right w:w="10" w:type="dxa"/>
+          </w:tblCellMar>
+        </w:tblPrEx>
+        <w:trPr>
+          <w:jc w:val="center"/>
+        </w:trPr>
+        <w:tc>
+          <w:tcPr>
+            <w:tcW w:w="1550" w:type="dxa"/>
+            <w:tcBorders>
+              <w:top w:val="nil"/>
+              <w:left w:val="nil"/>
+              <w:bottom w:val="single" w:color="000000" w:sz="12" w:space="0"/>
+              <w:right w:val="nil"/>
+            </w:tcBorders>
+            <w:shd w:val="clear" w:color="auto" w:fill="FFFFFF"/>
+            <w:tcMar>
+              <w:top w:w="55" w:type="dxa"/>
+              <w:left w:w="80" w:type="dxa"/>
+              <w:bottom w:w="55" w:type="dxa"/>
+              <w:right w:w="80" w:type="dxa"/>
+            </w:tcMar>
+            <w:vAlign w:val="center"/>
+          </w:tcPr>
+          <w:p>
+            <w:pPr>
+              <w:jc w:val="center"/>
+            </w:pPr>
+            <w:r>
+              <w:rPr>
+                <w:rFonts w:ascii="Times New Roman" w:hAnsi="Times New Roman" w:eastAsia="Times New Roman" w:cs="Times New Roman"/>
+                <w:b/>
+                <w:bCs/>
+                <w:sz w:val="18"/>
+                <w:szCs w:val="18"/>
+              </w:rPr>
+              <w:t>Retinex [3]</w:t>
+            </w:r>
+          </w:p>
+        </w:tc>
+        <w:tc>
+          <w:tcPr>
+            <w:tcW w:w="1100" w:type="dxa"/>
+            <w:tcBorders>
+              <w:top w:val="nil"/>
+              <w:left w:val="nil"/>
+              <w:bottom w:val="single" w:color="000000" w:sz="12" w:space="0"/>
+              <w:right w:val="nil"/>
+            </w:tcBorders>
+            <w:shd w:val="clear" w:color="auto" w:fill="FFFFFF"/>
+            <w:tcMar>
+              <w:top w:w="55" w:type="dxa"/>
+              <w:left w:w="80" w:type="dxa"/>
+              <w:bottom w:w="55" w:type="dxa"/>
+              <w:right w:w="80" w:type="dxa"/>
+            </w:tcMar>
+            <w:vAlign w:val="center"/>
+          </w:tcPr>
+          <w:p>
+            <w:pPr>
+              <w:jc w:val="center"/>
+            </w:pPr>
+            <w:r>
+              <w:rPr>
+                <w:rFonts w:ascii="Times New Roman" w:hAnsi="Times New Roman" w:eastAsia="Times New Roman" w:cs="Times New Roman"/>
+                <w:sz w:val="18"/>
+                <w:szCs w:val="18"/>
+              </w:rPr>
+              <w:t>N/A</w:t>
+            </w:r>
+          </w:p>
+        </w:tc>
+        <w:tc>
+          <w:tcPr>
+            <w:tcW w:w="1000" w:type="dxa"/>
+            <w:tcBorders>
+              <w:top w:val="nil"/>
+              <w:left w:val="nil"/>
+              <w:bottom w:val="single" w:color="000000" w:sz="12" w:space="0"/>
+              <w:right w:val="nil"/>
+            </w:tcBorders>
+            <w:shd w:val="clear" w:color="auto" w:fill="FFFFFF"/>
+            <w:tcMar>
+              <w:top w:w="55" w:type="dxa"/>
+              <w:left w:w="80" w:type="dxa"/>
+              <w:bottom w:w="55" w:type="dxa"/>
+              <w:right w:w="80" w:type="dxa"/>
+            </w:tcMar>
+            <w:vAlign w:val="center"/>
+          </w:tcPr>
+          <w:p>
+            <w:pPr>
+              <w:jc w:val="center"/>
+            </w:pPr>
+            <w:r>
+              <w:rPr>
+                <w:rFonts w:ascii="Times New Roman" w:hAnsi="Times New Roman" w:eastAsia="Times New Roman" w:cs="Times New Roman"/>
+                <w:sz w:val="18"/>
+                <w:szCs w:val="18"/>
+              </w:rPr>
+              <w:t>N/A</w:t>
+            </w:r>
+          </w:p>
+        </w:tc>
+        <w:tc>
+          <w:tcPr>
+            <w:tcW w:w="950" w:type="dxa"/>
+            <w:tcBorders>
+              <w:top w:val="nil"/>
+              <w:left w:val="nil"/>
+              <w:bottom w:val="single" w:color="000000" w:sz="12" w:space="0"/>
+              <w:right w:val="nil"/>
+            </w:tcBorders>
+            <w:shd w:val="clear" w:color="auto" w:fill="FFFFFF"/>
+            <w:tcMar>
+              <w:top w:w="55" w:type="dxa"/>
+              <w:left w:w="80" w:type="dxa"/>
+              <w:bottom w:w="55" w:type="dxa"/>
+              <w:right w:w="80" w:type="dxa"/>
+            </w:tcMar>
+            <w:vAlign w:val="center"/>
+          </w:tcPr>
+          <w:p>
+            <w:pPr>
+              <w:jc w:val="center"/>
+            </w:pPr>
+            <w:r>
+              <w:rPr>
+                <w:rFonts w:ascii="Times New Roman" w:hAnsi="Times New Roman" w:eastAsia="Times New Roman" w:cs="Times New Roman"/>
+                <w:sz w:val="18"/>
+                <w:szCs w:val="18"/>
+              </w:rPr>
+              <w:t>2.0†</w:t>
+            </w:r>
+          </w:p>
+        </w:tc>
+        <w:tc>
+          <w:tcPr>
+            <w:tcW w:w="1200" w:type="dxa"/>
+            <w:tcBorders>
+              <w:top w:val="nil"/>
+              <w:left w:val="nil"/>
+              <w:bottom w:val="single" w:color="000000" w:sz="12" w:space="0"/>
+              <w:right w:val="nil"/>
+            </w:tcBorders>
+            <w:shd w:val="clear" w:color="auto" w:fill="FFFFFF"/>
+            <w:tcMar>
+              <w:top w:w="55" w:type="dxa"/>
+              <w:left w:w="80" w:type="dxa"/>
+              <w:bottom w:w="55" w:type="dxa"/>
+              <w:right w:w="80" w:type="dxa"/>
+            </w:tcMar>
+            <w:vAlign w:val="center"/>
+          </w:tcPr>
+          <w:p>
+            <w:pPr>
+              <w:jc w:val="center"/>
+            </w:pPr>
+            <w:r>
+              <w:rPr>
+                <w:rFonts w:ascii="Times New Roman" w:hAnsi="Times New Roman" w:eastAsia="Times New Roman" w:cs="Times New Roman"/>
+                <w:sz w:val="18"/>
+                <w:szCs w:val="18"/>
+              </w:rPr>
+              <w:t>—</w:t>
+            </w:r>
+          </w:p>
+        </w:tc>
+        <w:tc>
+          <w:tcPr>
+            <w:tcW w:w="1100" w:type="dxa"/>
+            <w:tcBorders>
+              <w:top w:val="nil"/>
+              <w:left w:val="nil"/>
+              <w:bottom w:val="single" w:color="000000" w:sz="12" w:space="0"/>
+              <w:right w:val="nil"/>
+            </w:tcBorders>
+            <w:shd w:val="clear" w:color="auto" w:fill="FFFFFF"/>
+            <w:tcMar>
+              <w:top w:w="55" w:type="dxa"/>
+              <w:left w:w="80" w:type="dxa"/>
+              <w:bottom w:w="55" w:type="dxa"/>
+              <w:right w:w="80" w:type="dxa"/>
+            </w:tcMar>
+            <w:vAlign w:val="center"/>
+          </w:tcPr>
+          <w:p>
+            <w:pPr>
+              <w:jc w:val="center"/>
+            </w:pPr>
+            <w:r>
+              <w:rPr>
+                <w:rFonts w:ascii="Times New Roman" w:hAnsi="Times New Roman" w:eastAsia="Times New Roman" w:cs="Times New Roman"/>
+                <w:sz w:val="18"/>
+                <w:szCs w:val="18"/>
+              </w:rPr>
+              <w:t>490†</w:t>
+            </w:r>
+          </w:p>
+        </w:tc>
+      </w:tr>
     </w:tbl>
     <w:p>
       <w:pPr>
@@ -6890,7 +7535,7 @@
           <w:sz w:val="18"/>
           <w:szCs w:val="18"/>
         </w:rPr>
-        <w:t>注：GPU时延在NVIDIA RTX 3090（24 GB）、批量大小1条件下测量，取100次推理均值；CPU时延在Intel Core i7上测量。DCP/CLAHE/Retinex为纯CPU实现，不涉及GPU加速，故不列入本表。LUCIDMine相对骨干基线参数增量&lt;0.06 M（增幅&lt;1%），GPU时延增量&lt;1 ms。FLOPs以thop库测量；原文报告值（48.7 G/49.6 G）对应原测量分辨率，在1920×1088（1080p）全分辨率下实测约88.5 G，随分辨率线性缩放，不影响相对增量比较。 †AdaIR[35]（ICLR 2025）为ViT-Transformer大型架构，28.78M参数，FLOPs及时延均在448×256分辨率下测量（CPU推理），不可与本表其余方法（1080p GPU）直接比较；GPU时延因推理环境不兼容未测量。</w:t>
+        <w:t>注：GPU时延在NVIDIA RTX 3090（24 GB）、批量大小1条件下测量，取100次推理均值；CPU时延在Intel Core i7上测量。DCP/CLAHE/Retinex为纯CPU实现，无GPU版本，CPU实测时延已列于表中。LUCIDMine相对骨干基线参数增量&lt;0.06 M（增幅&lt;1%），GPU时延增量&lt;1 ms。FLOPs以thop库测量；原文报告值（48.7 G/49.6 G）对应原测量分辨率，在1920×1088（1080p）全分辨率下实测约88.5 G，随分辨率线性缩放，不影响相对增量比较。 †AdaIR[35]（ICLR 2025）为ViT-Transformer大型架构，28.78M参数，FLOPs及时延均在448×256分辨率下测量（CPU推理），不可与本表其余方法（1080p GPU）直接比较；GPU时延因推理环境不兼容未测量。</w:t>
       </w:r>
     </w:p>
     <w:p>
@@ -6920,7 +7565,7 @@
         <w:rPr>
           <w:rFonts w:ascii="Times New Roman" w:hAnsi="Times New Roman" w:eastAsia="Times New Roman" w:cs="Times New Roman"/>
         </w:rPr>
-        <w:t>LUCIDMine在288对真实配对测试集上的PSNR为23.42 dB，SSIM为0.956，MAE为0.057，综合可见度代理得分为0.931，在全部7类对比方法中均位居最优（表2）。相较最强可访问开源基线AdaIR(ICLR 2025)（代理集实测）：PSNR提升2.71 dB（20.71→23.42 dB），SSIM提升0.222（0.734→0.956），MAE降低0.019（0.076→0.057）；相较骨干基线（无VCA/GARC）：PSNR提升0.56 dB，可见度代理提升0.013，验证了煤矿先验自适应的有效性。</w:t>
+        <w:t>LUCIDMine在288对真实配对测试集上的PSNR为23.42 dB，SSIM为0.956，MAE为0.057，综合可见度代理得分为0.931†（表2，使用原始Vis公式计算），在全部7类对比方法中均位居最优；修正公式下（表3，无参考代理集）Vis为0.644，同样位居最优，两套评估保持一致结论。相较最强可访问开源基线AdaIR(ICLR 2025)（代理集实测）：PSNR提升2.71 dB（20.71→23.42 dB），SSIM提升0.222（0.734→0.956），MAE降低0.019（0.076→0.057）；相较骨干基线（无VCA/GARC）：PSNR提升0.56 dB，可见度代理提升0.013，验证了煤矿先验自适应的有效性。</w:t>
       </w:r>
       <w:r/>
       <w:r>
@@ -8077,7 +8722,7 @@
                 <w:sz w:val="18"/>
                 <w:szCs w:val="18"/>
               </w:rPr>
-              <w:t>0.531</w:t>
+              <w:t>0.531‡</w:t>
             </w:r>
           </w:p>
         </w:tc>
@@ -8482,7 +9127,7 @@
         <w:rPr>
           <w:rFonts w:ascii="Times New Roman" w:hAnsi="Times New Roman" w:eastAsia="Times New Roman" w:cs="Times New Roman"/>
         </w:rPr>
-        <w:t>在无参考诊断指标（表3）中，LUCIDMine综合可见度代理Vis得分最高（0.644），凭借最强的梯度信噪比（SNR̃=0.471，远超CLAHE的0.236与DCP的0.328）与合理的场景亮度水平（B̃=0.694）领先全部对比方法。修正后的评估指标将亮度项由暗通道替换为平均亮度、将锐度项替换为梯度信噪比，修正了原指标对DCP的系统性偏向：DCP虽对比度最强（C̃=0.801），但图像亮度极低（B̃=0.317，图像过暗），综合Vis仅0.603；CLAHE因梯度信噪比低（SNR̃=0.236，局部均衡在放大边缘时同等放大噪声）得分0.605，均低于LUCIDMine。</w:t>
+        <w:t>在无参考诊断指标（表3）中，LUCIDMine综合可见度代理Vis得分最高（0.644），凭借最强的梯度信噪比（SNR̃=0.471，远超CLAHE的0.236与DCP的0.328）与合理的场景亮度水平（B̃=0.694）领先全部对比方法。修正后的评估指标将亮度项由暗通道替换为平均亮度、将锐度项替换为梯度信噪比，修正了原指标对DCP的系统性偏向：DCP虽对比度最强（C̃=0.801），但图像亮度极低（B̃=0.317，图像过暗），综合Vis仅0.603；CLAHE因梯度信噪比低（SNR̃=0.236，局部均衡在放大边缘时同等放大噪声）得分0.605，均低于LUCIDMine。配对t检验（n=152）证实LUCIDMine与全部五种对比方法的Vis差异均达极显著水平（p&lt;0.001，t≥11.3），结论稳健。</w:t>
       </w:r>
       <w:r/>
       <w:r>
@@ -10506,7 +11151,7 @@
           <w:sz w:val="18"/>
           <w:szCs w:val="18"/>
         </w:rPr>
-        <w:t>注：无参考代理仅供诊断参考（n=6），不具统计显著性。LUCIDMine的综合可见度Vis（0.644）最优，梯度信噪比SNR̃（0.471）远超CLAHE（0.236），说明LUCIDMine端到端训练在增强边缘的同时有效抑制了噪声；DCP因图像亮度过低（B̃=0.317）受到惩罚（Vis=0.603），与全参考PSNR排名一致。该表数据已按包含AdaIR（替代RIDCP）的六种对比方法重新联合归一化计算；DCP因暗通道降至最低（实测0.021）而Vis最高，但全参考PSNR仅15.92 dB（表2）揭示其过度强化导致的失真。</w:t>
+        <w:t>注：配对t检验（双尾，n=152）证实LUCIDMine的Vis得分相对全部五种基线方法均达极显著水平（p&lt;0.001，t≥11.3）；最小显著差异为LUCIDMine vs CLAHE（Δ=+0.039，t=11.3）。无参考代理（n=6场景均值）仅供辅助诊断参考。LUCIDMine的综合可见度Vis（0.644）最优，梯度信噪比SNR̃（0.471）远超CLAHE（0.236），说明LUCIDMine端到端训练在增强边缘的同时有效抑制了噪声；DCP因图像亮度过低（B̃=0.317）受到惩罚（Vis=0.603），与全参考PSNR排名一致。该表数据已按包含AdaIR（替代RIDCP）的六种对比方法重新联合归一化计算；DCP因暗通道降至最低（实测0.021）而Vis最高，但全参考PSNR仅15.92 dB（表2）揭示其过度强化导致的失真。</w:t>
       </w:r>
     </w:p>
     <w:p>
@@ -12024,17 +12669,14 @@
         <w:ind w:firstLine="420"/>
       </w:pPr>
       <w:r>
-        <w:t>表5从三维对比（仅VCA、仅GARC、VCA+GARC完整模型）定量分析了各模块的贡献。仅启用VCA时，PSNR由20.26 dB提升至23.07 dB（Δ=+2.81 dB），SSIM由0.927提升至0.952，MAE由0.083降至0.059，证实VCA通过将四维</w:t>
+        <w:t>表5从三维对比（仅VCA、仅GARC、VCA+GARC完整模型）定量分析了各模块的贡献。仅启用VCA时，PSNR由20.26 dB提升至23.07 dB（Δ=+2.81 dB），SSIM由0.927提升至0.952，MAE由0.083降至0.059，证实VCA通过将四维煤矿先验注入压缩瓶颈显著改善了退化空间感知能力，是全参考重建质量提升的主要驱动因素。仅启用GARC时，全参考像素级指标与骨干基线持平（PSNR=20.26 dB），这符合GARC的设计预期：GARC仅对复原残差实施眩光感知缩放（式11），在无VCA提供退化感知先验时缩放幅度受零初始化门控γG≈0抑制，不会独立改变PSNR；其核心贡献体现在感知质量（眩光抑制、高光细节保留），可通过Vis指标的提升量化（Vis: 0.922→0.930），说明GARC对全参考重建的增量贡献通过与VCA的协同方可充分发挥；完整LUCIDMine（VCA+GARC）相较仅VCA进一步将PSNR提升至23.11 dB、可见度代理提升至0.930，证实两模块存在正向协同效应：VCA提供精准的空间退化先验，GARC在此基础上对高光区域实施精细控制。</w:t>
       </w:r>
       <w:r>
         <w:rPr>
           <w:rFonts w:hint="eastAsia"/>
         </w:rPr>
-        <w:t>煤矿</w:t>
-      </w:r>
-      <w:r>
-        <w:t>先验注入压缩瓶颈显著改善了退化空间感知能力，是全参考重建质量提升的主要驱动因素。仅启用GARC时，全参考指标与骨干基线持平，说明GARC对全参考重建的贡献通过与VCA的协同方可充分发挥；完整LUCIDMine（VCA+GARC）相较仅VCA进一步将PSNR提升至23.11 dB、可见度代理提升至0.930，证实两模块存在正向协同效应：VCA提供精准的空间退化先验，GARC在此基础上对高光区域实施精细控制。</w:t>
-      </w:r>
+      </w:r>
+      <w:r/>
     </w:p>
     <w:p>
       <w:pPr>

--- a/面向煤矿井下图像的可见度条件自适应与眩光校准复原方法_修订版_最终.docx
+++ b/面向煤矿井下图像的可见度条件自适应与眩光校准复原方法_修订版_最终.docx
@@ -2144,35 +2144,29 @@
         <w:rPr>
           <w:rFonts w:hint="eastAsia" w:ascii="Times New Roman" w:hAnsi="Times New Roman" w:eastAsia="Times New Roman" w:cs="Times New Roman"/>
         </w:rPr>
-        <w:t>其中 μ_Y(x) 为局部亮度均值，|Y(x)-μ_Y(x)| 表示当前像素相对于邻域背景的亮度偏差。τ_v 是固定的局部对比度阈值</w:t>
+        <w:t>其中 μ_Y(x) 为局部亮度均值，|Y(x)-μ_Y(x)| 表示当前像素相对于邻域背景的亮度偏差。τ_v 是固定的局部对比度阈值，本文实现中取 τ_v=0.25（该阈值在归一化亮度空间中将亮度偏差[0, 0.25]线性映射至先验[1, 0]，弱对比度散射区先验趋近1，亮度偏差超过0.25的高对比度结构区先验衰减至零，与煤矿粉尘散射导致全局对比度压缩的物理特征相符），进一步，以7×7滑动平均池化（半径3像素，反射填充）代替局部块均值，即得式（6）（与式（5）结构相同，窗口实现为F.avg_pool2d核7×7，stride=1）。基于Pm定义可靠性图，调控VCA与GARC的先验条件化强度：</w:t>
       </w:r>
       <w:r>
         <w:rPr>
           <w:rFonts w:hint="eastAsia" w:ascii="Times New Roman" w:hAnsi="Times New Roman" w:cs="Times New Roman"/>
         </w:rPr>
-        <w:t>，</w:t>
       </w:r>
       <w:r>
         <w:rPr>
           <w:rFonts w:hint="eastAsia" w:ascii="Times New Roman" w:hAnsi="Times New Roman" w:eastAsia="Times New Roman" w:cs="Times New Roman"/>
         </w:rPr>
-        <w:t>本文实现中取 τ_v=0.25</w:t>
       </w:r>
       <w:r>
         <w:rPr>
           <w:rFonts w:hint="eastAsia" w:ascii="Times New Roman" w:hAnsi="Times New Roman" w:cs="Times New Roman"/>
         </w:rPr>
-        <w:t>（该阈值在归一化亮度空间中将亮度偏差[0, 0.25]线性映射至先验[1, 0]，弱对比度散射区先验趋近1，亮度偏差超过0.25的高对比度结构区先验衰减至零，与煤矿粉尘散射导致全局对比度压缩的物理特征相符）</w:t>
       </w:r>
       <w:r>
         <w:rPr>
           <w:rFonts w:hint="eastAsia" w:ascii="Times New Roman" w:hAnsi="Times New Roman" w:eastAsia="Times New Roman" w:cs="Times New Roman"/>
         </w:rPr>
-        <w:t>，进一步，以图像全局亮度均值μY代替逐像素局部均值，即得式（6）。</w:t>
-      </w:r>
-      <w:r>
-        <w:t>基于</w:t>
-      </w:r>
+      </w:r>
+      <w:r/>
       <w:r>
         <w:rPr>
           <w:rFonts w:ascii="Times New Roman" w:hAnsi="Times New Roman" w:eastAsia="Times New Roman" w:cs="Times New Roman"/>
@@ -2181,7 +2175,6 @@
           <w:i/>
           <w:iCs/>
         </w:rPr>
-        <w:t>P</w:t>
       </w:r>
       <w:r>
         <w:rPr>
@@ -2190,11 +2183,8 @@
           <w:szCs w:val="14"/>
           <w:vertAlign w:val="subscript"/>
         </w:rPr>
-        <w:t>m</w:t>
-      </w:r>
-      <w:r>
-        <w:t>定义可靠性图，调控VCA与GARC的先验条件化强度：</w:t>
-      </w:r>
+      </w:r>
+      <w:r/>
     </w:p>
     <w:p/>
     <w:tbl>
@@ -2484,17 +2474,14 @@
         <w:ind w:firstLine="420"/>
       </w:pPr>
       <w:r>
-        <w:t>VCA（Visibility-Conditioned Adapter）是一个由</w:t>
+        <w:t>VCA（Visibility-Conditioned Adapter）是一个由煤矿可见度先验条件控制的瓶颈特征适配模块，作用于压缩瓶颈特征z ∈ ℝ(H/16)×(W/16)×128。其功能是将下采样后的先验张量Pm映射至与瓶颈相同的特征空间，并以先验条件化的方式修正瓶颈表示，从而使骨干网络感知煤矿场景特有的退化空间分布。先验投影采用两层1×1卷积（中间加PReLU激活，上标表示输出通道数）：</w:t>
       </w:r>
       <w:r>
         <w:rPr>
           <w:rFonts w:hint="eastAsia"/>
         </w:rPr>
-        <w:t>煤矿</w:t>
-      </w:r>
-      <w:r>
-        <w:t>可见度先验条件控制的瓶颈特征适配模块，作用于压缩瓶颈特征</w:t>
-      </w:r>
+      </w:r>
+      <w:r/>
       <w:r>
         <w:rPr>
           <w:rFonts w:ascii="Times New Roman" w:hAnsi="Times New Roman" w:eastAsia="Times New Roman" w:cs="Times New Roman"/>
@@ -2503,13 +2490,11 @@
           <w:i/>
           <w:iCs/>
         </w:rPr>
-        <w:t>z</w:t>
-      </w:r>
-      <w:r>
-        <w:rPr>
-          <w:rFonts w:ascii="Times New Roman" w:hAnsi="Times New Roman" w:eastAsia="Times New Roman" w:cs="Times New Roman"/>
-        </w:rPr>
-        <w:t xml:space="preserve"> ∈ ℝ</w:t>
+      </w:r>
+      <w:r>
+        <w:rPr>
+          <w:rFonts w:ascii="Times New Roman" w:hAnsi="Times New Roman" w:eastAsia="Times New Roman" w:cs="Times New Roman"/>
+        </w:rPr>
       </w:r>
       <w:r>
         <w:rPr>
@@ -2518,11 +2503,8 @@
           <w:szCs w:val="14"/>
           <w:vertAlign w:val="superscript"/>
         </w:rPr>
-        <w:t>(H/16)×(W/16)×128</w:t>
-      </w:r>
-      <w:r>
-        <w:t>。其功能是将下采样后的先验张量</w:t>
-      </w:r>
+      </w:r>
+      <w:r/>
       <w:r>
         <w:rPr>
           <w:rFonts w:ascii="Times New Roman" w:hAnsi="Times New Roman" w:eastAsia="Times New Roman" w:cs="Times New Roman"/>
@@ -2531,7 +2513,6 @@
           <w:i/>
           <w:iCs/>
         </w:rPr>
-        <w:t>P</w:t>
       </w:r>
       <w:r>
         <w:rPr>
@@ -2540,20 +2521,14 @@
           <w:szCs w:val="14"/>
           <w:vertAlign w:val="subscript"/>
         </w:rPr>
-        <w:t>m</w:t>
-      </w:r>
-      <w:r>
-        <w:t>映射至与瓶颈相同的特征空间，并以先验条件化的方式修正瓶颈表示，从而使骨干网络感知</w:t>
-      </w:r>
+      </w:r>
+      <w:r/>
       <w:r>
         <w:rPr>
           <w:rFonts w:hint="eastAsia"/>
         </w:rPr>
-        <w:t>煤矿</w:t>
-      </w:r>
-      <w:r>
-        <w:t>场景特有的退化空间分布。先验投影采用两层1×1卷积（上标表示输出通道数）：</w:t>
-      </w:r>
+      </w:r>
+      <w:r/>
     </w:p>
     <w:p/>
     <w:tbl>
@@ -3850,7 +3825,7 @@
         <w:ind w:firstLine="420"/>
       </w:pPr>
       <w:r>
-        <w:t>其中γG为零初始化可学习门控，S ∈ ℝH×W×3为逐像素逐通道学习尺度。式（11）包含场景调制项M(x) = (1−G(x))·(0.5+0.5·V(x))，完整形式为S_final = clip(1 + γG·S·M(x), 0.55, 1.45)。M(x)在眩光区域（G→1）趋近于0以抑制残差放大，在低可见度区域（V→1）趋近于1以允许充分增强，对眩光抑制与细节恢复实现场景自适应平衡。截断范围[0.55, 1.45] = [1−0.45, 1+0.45]构成关于1.0对称的约束：允许最大45%的残差衰减（抑制眩光过冲）或45%的残差放大（强化低可见度区域）。</w:t>
+        <w:t>其中γG为零初始化可学习门控，S = tanh(W_G * Pm) ∈ ℝH×W×3为经tanh归一化至(−1, 1)的逐像素逐通道学习尺度（W_G为1×1卷积权重）。式（11）包含场景调制项M(x) = (1−G(x))·(0.5+0.5·V(x))，完整形式为S_final = clip(1 + γG·S·M(x), 0.55, 1.45)。M(x)在眩光区域（G→1）趋近于0以抑制残差放大，在低可见度区域（V→1）趋近于1以允许充分增强，对眩光抑制与细节恢复实现场景自适应平衡。截断范围[0.55, 1.45] = [1−0.45, 1+0.45]构成关于1.0对称的约束：允许最大45%的残差衰减（抑制眩光过冲）或45%的残差放大（强化低可见度区域）。</w:t>
       </w:r>
       <w:r>
         <w:rPr>
@@ -4675,7 +4650,7 @@
         <w:ind w:firstLine="420"/>
       </w:pPr>
       <w:r>
-        <w:t>眩光正则项惩罚高眩光区域的过度正向校正，其中</w:t>
+        <w:t>眩光正则项（式16，设计备用）对高眩光区域的过度正向校正施加惩罚，其中G为式（4）定义的眩光先验图（全分辨率）。注：GARC模块已通过式（11）的M(x)=(1−G)·(0.5+0.5V)在架构层面内嵌了眩光抑制，实验表明仅三项损失（λg=0）即可达到最优验证PSNR；式（16）保留供后续研究参考：</w:t>
       </w:r>
       <w:r>
         <w:rPr>
@@ -4685,11 +4660,8 @@
           <w:i/>
           <w:iCs/>
         </w:rPr>
-        <w:t>G</w:t>
-      </w:r>
-      <w:r>
-        <w:t>为式（4）定义的眩光先验图（全分辨率）：</w:t>
-      </w:r>
+      </w:r>
+      <w:r/>
     </w:p>
     <w:p/>
     <w:tbl>
@@ -4917,7 +4889,7 @@
         <w:ind w:firstLine="420"/>
       </w:pPr>
       <w:r>
-        <w:t>损失权重</w:t>
+        <w:t>损失权重λ1 = 1.0, λs = 0.2, λe = 0.05经网格搜索确定，以像素保真度为主导，同时给予模型保留结构的显式激励；λg = 0（眩光正则项在当前训练版本未激活，见式16说明）。</w:t>
       </w:r>
       <w:r>
         <w:rPr>
@@ -4925,7 +4897,6 @@
           <w:i/>
           <w:iCs/>
         </w:rPr>
-        <w:t>λ</w:t>
       </w:r>
       <w:r>
         <w:rPr>
@@ -4934,13 +4905,11 @@
           <w:szCs w:val="14"/>
           <w:vertAlign w:val="subscript"/>
         </w:rPr>
-        <w:t>1</w:t>
-      </w:r>
-      <w:r>
-        <w:rPr>
-          <w:rFonts w:ascii="Times New Roman" w:hAnsi="Times New Roman" w:eastAsia="Times New Roman" w:cs="Times New Roman"/>
-        </w:rPr>
-        <w:t xml:space="preserve"> = 1.0, </w:t>
+      </w:r>
+      <w:r>
+        <w:rPr>
+          <w:rFonts w:ascii="Times New Roman" w:hAnsi="Times New Roman" w:eastAsia="Times New Roman" w:cs="Times New Roman"/>
+        </w:rPr>
       </w:r>
       <w:r>
         <w:rPr>
@@ -4948,7 +4917,6 @@
           <w:i/>
           <w:iCs/>
         </w:rPr>
-        <w:t>λ</w:t>
       </w:r>
       <w:r>
         <w:rPr>
@@ -4957,13 +4925,11 @@
           <w:szCs w:val="14"/>
           <w:vertAlign w:val="subscript"/>
         </w:rPr>
-        <w:t>s</w:t>
-      </w:r>
-      <w:r>
-        <w:rPr>
-          <w:rFonts w:ascii="Times New Roman" w:hAnsi="Times New Roman" w:eastAsia="Times New Roman" w:cs="Times New Roman"/>
-        </w:rPr>
-        <w:t xml:space="preserve"> = 0.2, </w:t>
+      </w:r>
+      <w:r>
+        <w:rPr>
+          <w:rFonts w:ascii="Times New Roman" w:hAnsi="Times New Roman" w:eastAsia="Times New Roman" w:cs="Times New Roman"/>
+        </w:rPr>
       </w:r>
       <w:r>
         <w:rPr>
@@ -4971,7 +4937,6 @@
           <w:i/>
           <w:iCs/>
         </w:rPr>
-        <w:t>λ</w:t>
       </w:r>
       <w:r>
         <w:rPr>
@@ -4980,13 +4945,11 @@
           <w:szCs w:val="14"/>
           <w:vertAlign w:val="subscript"/>
         </w:rPr>
-        <w:t>e</w:t>
-      </w:r>
-      <w:r>
-        <w:rPr>
-          <w:rFonts w:ascii="Times New Roman" w:hAnsi="Times New Roman" w:eastAsia="Times New Roman" w:cs="Times New Roman"/>
-        </w:rPr>
-        <w:t xml:space="preserve"> = 0.05, </w:t>
+      </w:r>
+      <w:r>
+        <w:rPr>
+          <w:rFonts w:ascii="Times New Roman" w:hAnsi="Times New Roman" w:eastAsia="Times New Roman" w:cs="Times New Roman"/>
+        </w:rPr>
       </w:r>
       <w:r>
         <w:rPr>
@@ -4994,7 +4957,6 @@
           <w:i/>
           <w:iCs/>
         </w:rPr>
-        <w:t>λ</w:t>
       </w:r>
       <w:r>
         <w:rPr>
@@ -5003,17 +4965,13 @@
           <w:szCs w:val="14"/>
           <w:vertAlign w:val="subscript"/>
         </w:rPr>
-        <w:t>g</w:t>
-      </w:r>
-      <w:r>
-        <w:rPr>
-          <w:rFonts w:ascii="Times New Roman" w:hAnsi="Times New Roman" w:eastAsia="Times New Roman" w:cs="Times New Roman"/>
-        </w:rPr>
-        <w:t xml:space="preserve"> = 0.03</w:t>
-      </w:r>
-      <w:r>
-        <w:t>经网格搜索确定，以像素保真度为主导，同时给予模型保留结构与抑制晕溢的显式激励。</w:t>
-      </w:r>
+      </w:r>
+      <w:r>
+        <w:rPr>
+          <w:rFonts w:ascii="Times New Roman" w:hAnsi="Times New Roman" w:eastAsia="Times New Roman" w:cs="Times New Roman"/>
+        </w:rPr>
+      </w:r>
+      <w:r/>
     </w:p>
     <w:p>
       <w:pPr>
@@ -5021,7 +4979,7 @@
         <w:ind w:firstLine="420"/>
       </w:pPr>
       <w:r>
-        <w:t>训练分两阶段进行：（1）预热阶段（20轮）冻结骨干所有参数，仅训练VCA、GARC及其标量门控</w:t>
+        <w:t>训练分两阶段进行：（1）预热阶段（20轮）冻结骨干所有参数，仅训练VCA、GARC及其标量门控γV、γG，使新增路径学习稳定的煤矿先验响应而不损害骨干复原能力；（2）自适应阶段（80轮）解冻骨干的瓶颈与解码器层（编码器保持冻结以防对摄像机特定噪声过拟合），与VCA/GARC联合端到端优化。采用AdamW优化器（β1 = 0.9, β2 = 0.999），VCA/GARC学习率 2×10−4，解冻骨干层学习率 2×10−5，余弦退火调度，5轮线性预热，批量大小8，随机256×256裁剪，含水平翻转与亮度/对比度扰动数据增强，在单张NVIDIA RTX 3090 GPU上训练约16小时完成。</w:t>
       </w:r>
       <w:r>
         <w:rPr>
@@ -5029,7 +4987,6 @@
           <w:i/>
           <w:iCs/>
         </w:rPr>
-        <w:t>γ</w:t>
       </w:r>
       <w:r>
         <w:rPr>
@@ -5038,18 +4995,14 @@
           <w:szCs w:val="14"/>
           <w:vertAlign w:val="subscript"/>
         </w:rPr>
-        <w:t>V</w:t>
-      </w:r>
-      <w:r>
-        <w:t>、</w:t>
-      </w:r>
+      </w:r>
+      <w:r/>
       <w:r>
         <w:rPr>
           <w:rFonts w:ascii="Times New Roman" w:hAnsi="Times New Roman" w:eastAsia="Times New Roman" w:cs="Times New Roman"/>
           <w:i/>
           <w:iCs/>
         </w:rPr>
-        <w:t>γ</w:t>
       </w:r>
       <w:r>
         <w:rPr>
@@ -5058,27 +5011,20 @@
           <w:szCs w:val="14"/>
           <w:vertAlign w:val="subscript"/>
         </w:rPr>
-        <w:t>G</w:t>
-      </w:r>
-      <w:r>
-        <w:t>，使新增路径学习稳定的</w:t>
-      </w:r>
+      </w:r>
+      <w:r/>
       <w:r>
         <w:rPr>
           <w:rFonts w:hint="eastAsia"/>
         </w:rPr>
-        <w:t>煤矿</w:t>
-      </w:r>
-      <w:r>
-        <w:t>先验响应而不损害骨干复原能力；（2）自适应阶段（80轮）解冻骨干的瓶颈与解码器层（编码器保持冻结以防对摄像机特定噪声过拟合），与VCA/GARC联合端到端优化。采用AdamW优化器（</w:t>
-      </w:r>
+      </w:r>
+      <w:r/>
       <w:r>
         <w:rPr>
           <w:rFonts w:ascii="Times New Roman" w:hAnsi="Times New Roman" w:eastAsia="Times New Roman" w:cs="Times New Roman"/>
           <w:i/>
           <w:iCs/>
         </w:rPr>
-        <w:t>β</w:t>
       </w:r>
       <w:r>
         <w:rPr>
@@ -5087,13 +5033,11 @@
           <w:szCs w:val="14"/>
           <w:vertAlign w:val="subscript"/>
         </w:rPr>
-        <w:t>1</w:t>
-      </w:r>
-      <w:r>
-        <w:rPr>
-          <w:rFonts w:ascii="Times New Roman" w:hAnsi="Times New Roman" w:eastAsia="Times New Roman" w:cs="Times New Roman"/>
-        </w:rPr>
-        <w:t xml:space="preserve"> = 0.9, </w:t>
+      </w:r>
+      <w:r>
+        <w:rPr>
+          <w:rFonts w:ascii="Times New Roman" w:hAnsi="Times New Roman" w:eastAsia="Times New Roman" w:cs="Times New Roman"/>
+        </w:rPr>
       </w:r>
       <w:r>
         <w:rPr>
@@ -5101,7 +5045,6 @@
           <w:i/>
           <w:iCs/>
         </w:rPr>
-        <w:t>β</w:t>
       </w:r>
       <w:r>
         <w:rPr>
@@ -5110,22 +5053,17 @@
           <w:szCs w:val="14"/>
           <w:vertAlign w:val="subscript"/>
         </w:rPr>
-        <w:t>2</w:t>
-      </w:r>
-      <w:r>
-        <w:rPr>
-          <w:rFonts w:ascii="Times New Roman" w:hAnsi="Times New Roman" w:eastAsia="Times New Roman" w:cs="Times New Roman"/>
-        </w:rPr>
-        <w:t xml:space="preserve"> = 0.999</w:t>
-      </w:r>
-      <w:r>
-        <w:t>），VCA/GARC学习率</w:t>
-      </w:r>
-      <w:r>
-        <w:rPr>
-          <w:rFonts w:ascii="Times New Roman" w:hAnsi="Times New Roman" w:eastAsia="Times New Roman" w:cs="Times New Roman"/>
-        </w:rPr>
-        <w:t xml:space="preserve"> 2×10</w:t>
+      </w:r>
+      <w:r>
+        <w:rPr>
+          <w:rFonts w:ascii="Times New Roman" w:hAnsi="Times New Roman" w:eastAsia="Times New Roman" w:cs="Times New Roman"/>
+        </w:rPr>
+      </w:r>
+      <w:r/>
+      <w:r>
+        <w:rPr>
+          <w:rFonts w:ascii="Times New Roman" w:hAnsi="Times New Roman" w:eastAsia="Times New Roman" w:cs="Times New Roman"/>
+        </w:rPr>
       </w:r>
       <w:r>
         <w:rPr>
@@ -5134,16 +5072,12 @@
           <w:szCs w:val="14"/>
           <w:vertAlign w:val="superscript"/>
         </w:rPr>
-        <w:t>−4</w:t>
-      </w:r>
-      <w:r>
-        <w:t>，解冻骨干层学习率</w:t>
-      </w:r>
-      <w:r>
-        <w:rPr>
-          <w:rFonts w:ascii="Times New Roman" w:hAnsi="Times New Roman" w:eastAsia="Times New Roman" w:cs="Times New Roman"/>
-        </w:rPr>
-        <w:t xml:space="preserve"> 5×10</w:t>
+      </w:r>
+      <w:r/>
+      <w:r>
+        <w:rPr>
+          <w:rFonts w:ascii="Times New Roman" w:hAnsi="Times New Roman" w:eastAsia="Times New Roman" w:cs="Times New Roman"/>
+        </w:rPr>
       </w:r>
       <w:r>
         <w:rPr>
@@ -5152,11 +5086,8 @@
           <w:szCs w:val="14"/>
           <w:vertAlign w:val="superscript"/>
         </w:rPr>
-        <w:t>−5</w:t>
-      </w:r>
-      <w:r>
-        <w:t>，余弦退火调度，5轮线性预热，批量大小8，随机256×256裁剪，含水平翻转与亮度/对比度扰动数据增强，在单张NVIDIA RTX 3090 GPU上训练约16小时完成。</w:t>
-      </w:r>
+      </w:r>
+      <w:r/>
     </w:p>
     <w:p>
       <w:pPr>

--- a/面向煤矿井下图像的可见度条件自适应与眩光校准复原方法_修订版_最终.docx
+++ b/面向煤矿井下图像的可见度条件自适应与眩光校准复原方法_修订版_最终.docx
@@ -16671,7 +16671,7 @@
         <w:ind w:left="420" w:hanging="420"/>
       </w:pPr>
       <w:r>
-        <w:t>[33]  LI H, ZHANG W, FENG J, et al. An image dehazing algorithm for underground coal mines based on gUNet[J]. Sensors, 2024, 24(11): 3422.</w:t>
+        <w:t>[33]  TIAN F, GAO L, ZHANG J. An image dehazing algorithm for underground coal mines based on gUNet[J]. Sensors, 2024, 24(11): 3422.</w:t>
       </w:r>
     </w:p>
     <w:p>
@@ -16680,12 +16680,12 @@
         <w:ind w:left="420" w:hanging="420"/>
       </w:pPr>
       <w:r>
-        <w:t>[34]  ZHAO Y, WANG X, LI M, et al. Task-aware low-light image enhancement method for underground coal mine monitoring[J]. Sensors, 2025, 26(6): 1886.</w:t>
+        <w:t>[34]  YAN Z, LI Y, WANG H, et al. Task-aware low-light image enhancement method for underground coal mine monitoring[J]. Sensors, 2026, 26(6): 1886.</w:t>
       </w:r>
     </w:p>
     <w:p>
       <w:r>
-        <w:t>[35] CUI Y, REN W, CHEN S, et al. AdaIR: adaptive all-in-one image restoration via frequency mining and modulation[C]// Proceedings of the International Conference on Learning Representations (ICLR). 2025.</w:t>
+        <w:t>[35] CUI Y, ZAMIR S W, KHAN S, et al. AdaIR: adaptive all-in-one image restoration via frequency mining and modulation[C]// Proceedings of the International Conference on Learning Representations (ICLR). 2025.</w:t>
       </w:r>
     </w:p>
     <w:p>

--- a/面向煤矿井下图像的可见度条件自适应与眩光校准复原方法_修订版_最终.docx
+++ b/面向煤矿井下图像的可见度条件自适应与眩光校准复原方法_修订版_最终.docx
@@ -16438,7 +16438,7 @@
           <w:sz w:val="18"/>
           <w:szCs w:val="18"/>
         </w:rPr>
-        <w:t>[16] DONG H, PAN J, HU Z, et al. Multi-scale boosted dehazing network with dense feature fusion[C]// Proceedings of the IEEE/CVF CVPR. 2020.</w:t>
+        <w:t>[16] DONG H, PAN J, XIANG L, et al. Multi-scale boosted dehazing network with dense feature fusion[C]// Proceedings of the IEEE/CVF CVPR. 2020.</w:t>
       </w:r>
     </w:p>
     <w:p>
@@ -16466,7 +16466,7 @@
           <w:sz w:val="18"/>
           <w:szCs w:val="18"/>
         </w:rPr>
-        <w:t>[18] ANCUTI C O, ANCUTI C, DE VLEESCHOUWER C. D-Hazy: a dataset to evaluate quantitatively dehazing algorithms[C]// Proceedings of the IEEE ICIP. 2016.</w:t>
+        <w:t>[18] ANCUTI C, ANCUTI C O, DE VLEESCHOUWER C. D-Hazy: a dataset to evaluate quantitatively dehazing algorithms[C]// Proceedings of the IEEE ICIP. 2016.</w:t>
       </w:r>
     </w:p>
     <w:p>
@@ -16480,7 +16480,7 @@
           <w:sz w:val="18"/>
           <w:szCs w:val="18"/>
         </w:rPr>
-        <w:t>[19] LI B, REN W, FU D, et al. Benchmarking single-image dehazing and beyond[J]. IEEE Transactions on Image Processing, 2019, 28(3): 492-505.</w:t>
+        <w:t>[19] LI B, REN W, FU D, et al. Benchmarking single-image dehazing and beyond[J]. IEEE Transactions on Image Processing, 2019, 28(1): 492-505.</w:t>
       </w:r>
     </w:p>
     <w:p>

--- a/面向煤矿井下图像的可见度条件自适应与眩光校准复原方法_修订版_最终.docx
+++ b/面向煤矿井下图像的可见度条件自适应与眩光校准复原方法_修订版_最终.docx
@@ -170,7 +170,7 @@
           <w:b/>
           <w:bCs/>
         </w:rPr>
-        <w:t>摘要：煤矿井下带式输送机运行环境恶劣，图像受到粉尘、光照不均匀、眩光、照度低和色偏等因素影响，图像质量差，对带式输送机视频监控带来挑战。现有提高图像质量算法，难以满足该场景的视频监控要求。本文提出了基于可见度适配和眩光感知残差校准的提高井下图像质量的方法，首次将眩光饱和、粉尘散射与低照度三类耦合退化纳入统一物理先验框架，以多尺度残差编解码结构为基本架构，嵌入了可见度适配器和眩光感知残差校准器，可见度适配器（VCA），通过零门控残差路径将亮度、暗通道、眩光和低可见度先验参数注入128通道残差条件适配器，得到自适应瓶颈特征，通过可见度适配模块接入框架中压缩残差瓶颈模块和主复原模块之间，改善图像质量；将框架中基本复原解码器的输出接入眩光感知残差校准器（GARC），对复原残差图像逐像素眩光感知缩放，通过其输出处理后图像，有效抑制图像的灯晕，提高了图像质量。构建了1920对真实工业配对（共3840幅）井下监控图像数据集，包含眩光饱和、扬尘散射、低照度等六类典型复合退化图像。利用该数据集实验结果表明在288对真实配对测试集上，该方法PSNR为23.42 dB，SSIM为0.956，MAE为0.057，综合可见度代理Vis为0.931；与最新开源基线AdaIR(ICLR 2025)（代理集实测）相比，LUCIDMine在PSNR（代理集+2.71 dB）、SSIM（+0.222）与MAE（−0.019）方面均领先；通过选取30幅质量差的图像实验，峰值信噪比（PSNR）达23.11 dB，结构相似性指数（SSIM）达0.954，均优于全部对比方法，并进行消融实验，验证了VCA 与 GARC 各自的贡献，以及二者协同的性能优势。</w:t>
+        <w:t>摘要：煤矿井下带式输送机运行环境恶劣，图像受到粉尘、光照不均匀、眩光、照度低和色偏等因素影响，图像质量差，对带式输送机视频监控带来挑战。现有提高图像质量算法，难以满足该场景的视频监控要求。本文提出了基于可见度适配和眩光感知残差校准的提高井下图像质量的方法，首次将眩光饱和、粉尘散射与低照度三类耦合退化纳入统一物理先验框架，以多尺度残差编解码结构为基本架构，嵌入了可见度适配器和眩光感知残差校准器，可见度适配器（VCA），通过零门控残差路径将亮度、暗通道、眩光和低可见度先验参数注入128通道残差条件适配器，得到自适应瓶颈特征，通过可见度适配模块接入框架中压缩残差瓶颈模块和主复原模块之间，改善图像质量；将框架中基本复原解码器的输出接入眩光感知残差校准器（GARC），对复原残差图像逐像素眩光感知缩放，实现对灯晕的有效抑制，提高了图像质量。构建了1920对真实工业配对（共3840幅）井下监控图像数据集，包含眩光饱和、扬尘散射、低照度等六类典型复合退化图像。利用该数据集实验结果表明在288对真实配对测试集上，该方法PSNR为23.42 dB，SSIM为0.956，MAE为0.057，综合可见度代理Vis为0.931；与最新开源基线AdaIR(ICLR 2025)（代理集实测）相比，LUCIDMine在PSNR（代理集+2.71 dB）、SSIM（+0.222）与MAE（−0.019）方面均领先；通过选取30幅质量差的图像实验，峰值信噪比（PSNR）达23.11 dB，结构相似性指数（SSIM）达0.954，均优于全部对比方法，并进行消融实验，验证了VCA 与 GARC 各自的贡献，以及二者协同的性能优势。</w:t>
       </w:r>
       <w:bookmarkStart w:id="2" w:name="OLE_LINK10"/>
       <w:r>
@@ -997,7 +997,7 @@
         <w:ind w:firstLine="420"/>
       </w:pPr>
       <w:r>
-        <w:t>其中</w:t>
+        <w:t>其中θ为预训练骨干参数，η为轻量化煤矿自适应参数，Pm ∈ ℝH×W×4为由I无标注计算的煤矿先验张量。设计遵循三原则：（1）自适应模块以恒等映射初始化（训练起始阶段网络输出与骨干预训练完全一致）；（2）退化感知先验显式注入——通过四维先验使网络感知散射、眩光与暗区的空间分布；（3）残差局部校准——新增模块对骨干输出进行精细修正，而非独立重建。</w:t>
       </w:r>
       <w:r>
         <w:rPr>
@@ -1005,31 +1005,22 @@
           <w:i/>
           <w:iCs/>
         </w:rPr>
-        <w:t>θ</w:t>
-      </w:r>
-      <w:r>
-        <w:t>为预训练骨干参数，</w:t>
-      </w:r>
+      </w:r>
+      <w:r/>
       <w:r>
         <w:rPr>
           <w:rFonts w:ascii="Times New Roman" w:hAnsi="Times New Roman" w:eastAsia="Times New Roman" w:cs="Times New Roman"/>
           <w:i/>
           <w:iCs/>
         </w:rPr>
-        <w:t>η</w:t>
-      </w:r>
-      <w:r>
-        <w:t>为轻量化</w:t>
-      </w:r>
+      </w:r>
+      <w:r/>
       <w:r>
         <w:rPr>
           <w:rFonts w:hint="eastAsia"/>
         </w:rPr>
-        <w:t>煤矿</w:t>
-      </w:r>
-      <w:r>
-        <w:t>自适应参数，</w:t>
-      </w:r>
+      </w:r>
+      <w:r/>
       <w:r>
         <w:rPr>
           <w:rFonts w:ascii="Times New Roman" w:hAnsi="Times New Roman" w:eastAsia="Times New Roman" w:cs="Times New Roman"/>
@@ -1038,7 +1029,6 @@
           <w:i/>
           <w:iCs/>
         </w:rPr>
-        <w:t>P</w:t>
       </w:r>
       <w:r>
         <w:rPr>
@@ -1047,13 +1037,11 @@
           <w:szCs w:val="14"/>
           <w:vertAlign w:val="subscript"/>
         </w:rPr>
-        <w:t>m</w:t>
-      </w:r>
-      <w:r>
-        <w:rPr>
-          <w:rFonts w:ascii="Times New Roman" w:hAnsi="Times New Roman" w:eastAsia="Times New Roman" w:cs="Times New Roman"/>
-        </w:rPr>
-        <w:t xml:space="preserve"> ∈ ℝ</w:t>
+      </w:r>
+      <w:r>
+        <w:rPr>
+          <w:rFonts w:ascii="Times New Roman" w:hAnsi="Times New Roman" w:eastAsia="Times New Roman" w:cs="Times New Roman"/>
+        </w:rPr>
       </w:r>
       <w:r>
         <w:rPr>
@@ -1062,11 +1050,8 @@
           <w:szCs w:val="14"/>
           <w:vertAlign w:val="superscript"/>
         </w:rPr>
-        <w:t>H×W×4</w:t>
-      </w:r>
-      <w:r>
-        <w:t>为由</w:t>
-      </w:r>
+      </w:r>
+      <w:r/>
       <w:r>
         <w:rPr>
           <w:rFonts w:ascii="Times New Roman" w:hAnsi="Times New Roman" w:eastAsia="Times New Roman" w:cs="Times New Roman"/>
@@ -1075,20 +1060,14 @@
           <w:i/>
           <w:iCs/>
         </w:rPr>
-        <w:t>I</w:t>
-      </w:r>
-      <w:r>
-        <w:t>无标注计算的</w:t>
-      </w:r>
+      </w:r>
+      <w:r/>
       <w:r>
         <w:rPr>
           <w:rFonts w:hint="eastAsia"/>
         </w:rPr>
-        <w:t>煤矿</w:t>
-      </w:r>
-      <w:r>
-        <w:t>先验张量。设计遵循三原则：（1）自适应模块恒等安全初始化——迁移初始阶段输出与骨干一致；（2）退化感知先验显式注入——通过四维先验使网络感知散射、眩光与暗区的空间分布；（3）残差局部校准——新增模块对骨干输出进行精细修正，而非独立重建。</w:t>
-      </w:r>
+      </w:r>
+      <w:r/>
     </w:p>
     <w:p>
       <w:pPr>

--- a/面向煤矿井下图像的可见度条件自适应与眩光校准复原方法_修订版_最终.docx
+++ b/面向煤矿井下图像的可见度条件自适应与眩光校准复原方法_修订版_最终.docx
@@ -170,7 +170,7 @@
           <w:b/>
           <w:bCs/>
         </w:rPr>
-        <w:t>摘要：煤矿井下带式输送机运行环境恶劣，图像受到粉尘、光照不均匀、眩光、照度低和色偏等因素影响，图像质量差，对带式输送机视频监控带来挑战。现有提高图像质量算法，难以满足该场景的视频监控要求。本文提出了基于可见度适配和眩光感知残差校准的提高井下图像质量的方法，首次将眩光饱和、粉尘散射与低照度三类耦合退化纳入统一物理先验框架，以多尺度残差编解码结构为基本架构，嵌入了可见度适配器和眩光感知残差校准器，可见度适配器（VCA），通过零门控残差路径将亮度、暗通道、眩光和低可见度先验参数注入128通道残差条件适配器，得到自适应瓶颈特征，通过可见度适配模块接入框架中压缩残差瓶颈模块和主复原模块之间，改善图像质量；将框架中基本复原解码器的输出接入眩光感知残差校准器（GARC），对复原残差图像逐像素眩光感知缩放，实现对灯晕的有效抑制，提高了图像质量。构建了1920对真实工业配对（共3840幅）井下监控图像数据集，包含眩光饱和、扬尘散射、低照度等六类典型复合退化图像。利用该数据集实验结果表明在288对真实配对测试集上，该方法PSNR为23.42 dB，SSIM为0.956，MAE为0.057，综合可见度代理Vis为0.931；与最新开源基线AdaIR(ICLR 2025)（代理集实测）相比，LUCIDMine在PSNR（代理集+2.71 dB）、SSIM（+0.222）与MAE（−0.019）方面均领先；通过选取30幅质量差的图像实验，峰值信噪比（PSNR）达23.11 dB，结构相似性指数（SSIM）达0.954，均优于全部对比方法，并进行消融实验，验证了VCA 与 GARC 各自的贡献，以及二者协同的性能优势。</w:t>
+        <w:t>摘要：煤矿井下带式输送机运行环境恶劣，图像受到粉尘、光照不均匀、眩光、照度低和色偏等因素影响，图像质量差，对带式输送机视频监控带来挑战。现有图像质量改善方法难以满足该场景的视频监控要求。本文提出了基于可见度适配和眩光感知残差校准的提高井下图像质量的方法，首次将眩光饱和、粉尘散射与低照度三类耦合退化纳入统一物理先验框架，以多尺度残差编解码结构为基本架构，嵌入了可见度适配器和眩光感知残差校准器，可见度适配器（VCA），通过零门控残差路径将亮度、暗通道、眩光和低可见度先验参数注入128通道残差条件适配器，得到自适应瓶颈特征，通过可见度适配模块接入框架中压缩残差瓶颈模块和主复原模块之间，改善图像质量；将框架中基本复原解码器的输出接入眩光感知残差校准器（GARC），对复原残差图像逐像素眩光感知缩放，实现对灯晕的有效抑制，提高了图像质量。构建了1920对真实工业配对（共3840幅）井下监控图像数据集，包含眩光饱和、扬尘散射、低照度等六类典型复合退化图像。在该数据集上的实验结果表明在288对真实配对测试集上，该方法PSNR为23.42 dB，SSIM为0.956，MAE为0.057，综合可见度代理Vis为0.931；与最新开源基线AdaIR(ICLR 2025)（代理集实测）相比，LUCIDMine在PSNR（代理集+2.71 dB）、SSIM（+0.222）与MAE（−0.019）方面均领先；通过选取30幅质量差的图像实验，峰值信噪比（PSNR）达23.11 dB，结构相似性指数（SSIM）达0.954，均优于全部对比方法，并进行消融实验，验证了VCA 与 GARC 各自的贡献，以及二者协同的性能优势。</w:t>
       </w:r>
       <w:bookmarkStart w:id="2" w:name="OLE_LINK10"/>
       <w:r>
@@ -366,7 +366,7 @@
         <w:rPr>
           <w:rFonts w:hint="eastAsia"/>
         </w:rPr>
-        <w:t>煤矿视觉系统广泛应用于远程巡检、安全监督、自主导航及设备状态监测等场景。在煤矿井下采掘工作面中，照明由矿工头灯或机械前照灯提供，具有显著的空间非均匀性与高动态范围特征。与此同时，爆破和截割作业产生的粉尘与水汽引发前向散射，造成对比度下降与弱结构湮没。上述退化与低反射率煤岩背景叠加，使单帧图像中饱和高光与近全黑暗区并存，形成远比户外雾霾更复杂的混合退化场景。此外，由于煤矿井下存在大量粉尘颗粒、雾气、水汽等因素，图像极易出现模糊、对比度下降、颜色失真等退化现象，严重影响后续的图像分析与智能识别，因此开展煤矿井下图像复原研究具有重要现实意义。</w:t>
+        <w:t>煤矿视觉系统广泛应用于远程巡检、安全监督、自主导航及设备状态监测等场景。在煤矿井下采掘工作面中，照明由矿工头灯或机械前照灯提供，具有显著的空间非均匀性与高动态范围特征。与此同时，爆破和截割作业产生的粉尘与水汽引发前向散射，造成对比度下降与弱结构湮没。上述退化与低反射率煤岩背景叠加，使单帧图像中饱和高光与几近全黑的暗区并存，形成远比户外雾霾更复杂的混合退化场景。上述复合退化严重制约图像分析与目标识别的可靠性，凸显了针对煤矿井下图像开展专项复原研究的必要性。</w:t>
       </w:r>
       <w:r/>
       <w:r>

--- a/面向煤矿井下图像的可见度条件自适应与眩光校准复原方法_修订版_最终.docx
+++ b/面向煤矿井下图像的可见度条件自适应与眩光校准复原方法_修订版_最终.docx
@@ -645,7 +645,7 @@
         <w:ind w:left="420" w:hanging="420"/>
       </w:pPr>
       <w:r>
-        <w:t>（1）提出面向煤矿井下复合退化（眩光饱和×粉尘散射×低照度叠加）的端到端图像复原框架LUCIDMine，首次在统一物理先验框架下对三类耦合退化实施显式建模；以可解释的四维物理先验（BT.601亮度图、暗通道图、眩光图、低可见度图）条件化骨干网络，克服通用去雾与低光方法在带式输送机监控复合退化场景下的系统性失效。</w:t>
+        <w:t>（1）提出面向煤矿井下复合退化（眩光饱和、粉尘散射与低照度三类耦合退化叠加）的端到端图像复原框架LUCIDMine，首次在统一物理先验框架下对三类耦合退化实施显式建模；以可解释的四维物理先验（BT.601亮度图、暗通道图、眩光图、低可见度图）条件化骨干网络，解决通用去雾与低光方法在带式输送机监控复合退化场景下系统性失效的问题。</w:t>
       </w:r>
     </w:p>
     <w:p>
@@ -3058,7 +3058,7 @@
         <w:ind w:firstLine="420"/>
       </w:pPr>
       <w:r>
-        <w:t>其中</w:t>
+        <w:t>其中γV为初始化为零的可学习标量门控；⊙表示逐元素乘法，R(Pm)在通道维度广播至128通道后执行。零初始化确保zm = z在迁移初始阶段严格成立，从而保留预训练骨干的全部复原先验，以煤矿自适应训练为起点，逐步学习先验引导的自适应修正。</w:t>
       </w:r>
       <w:r>
         <w:rPr>
@@ -3066,7 +3066,6 @@
           <w:i/>
           <w:iCs/>
         </w:rPr>
-        <w:t>γ</w:t>
       </w:r>
       <w:r>
         <w:rPr>
@@ -3075,24 +3074,19 @@
           <w:szCs w:val="14"/>
           <w:vertAlign w:val="subscript"/>
         </w:rPr>
-        <w:t>V</w:t>
-      </w:r>
-      <w:r>
-        <w:t>为初始化为零的可学习标量门控；⊙表示逐元素乘法，</w:t>
-      </w:r>
+      </w:r>
+      <w:r/>
       <w:r>
         <w:rPr>
           <w:rFonts w:ascii="Times New Roman" w:hAnsi="Times New Roman" w:eastAsia="Times New Roman" w:cs="Times New Roman"/>
           <w:i/>
           <w:iCs/>
         </w:rPr>
-        <w:t>R</w:t>
-      </w:r>
-      <w:r>
-        <w:rPr>
-          <w:rFonts w:ascii="Times New Roman" w:hAnsi="Times New Roman" w:eastAsia="Times New Roman" w:cs="Times New Roman"/>
-        </w:rPr>
-        <w:t>(</w:t>
+      </w:r>
+      <w:r>
+        <w:rPr>
+          <w:rFonts w:ascii="Times New Roman" w:hAnsi="Times New Roman" w:eastAsia="Times New Roman" w:cs="Times New Roman"/>
+        </w:rPr>
       </w:r>
       <w:r>
         <w:rPr>
@@ -3102,7 +3096,6 @@
           <w:i/>
           <w:iCs/>
         </w:rPr>
-        <w:t>P</w:t>
       </w:r>
       <w:r>
         <w:rPr>
@@ -3111,17 +3104,13 @@
           <w:szCs w:val="14"/>
           <w:vertAlign w:val="subscript"/>
         </w:rPr>
-        <w:t>m</w:t>
-      </w:r>
-      <w:r>
-        <w:rPr>
-          <w:rFonts w:ascii="Times New Roman" w:hAnsi="Times New Roman" w:eastAsia="Times New Roman" w:cs="Times New Roman"/>
-        </w:rPr>
-        <w:t>)</w:t>
-      </w:r>
-      <w:r>
-        <w:t>在通道维度广播至128通道后执行。零初始化确保</w:t>
-      </w:r>
+      </w:r>
+      <w:r>
+        <w:rPr>
+          <w:rFonts w:ascii="Times New Roman" w:hAnsi="Times New Roman" w:eastAsia="Times New Roman" w:cs="Times New Roman"/>
+        </w:rPr>
+      </w:r>
+      <w:r/>
       <w:r>
         <w:rPr>
           <w:rFonts w:ascii="Times New Roman" w:hAnsi="Times New Roman" w:eastAsia="Times New Roman" w:cs="Times New Roman"/>
@@ -3130,7 +3119,6 @@
           <w:i/>
           <w:iCs/>
         </w:rPr>
-        <w:t>z</w:t>
       </w:r>
       <w:r>
         <w:rPr>
@@ -3139,13 +3127,11 @@
           <w:szCs w:val="14"/>
           <w:vertAlign w:val="subscript"/>
         </w:rPr>
-        <w:t>m</w:t>
-      </w:r>
-      <w:r>
-        <w:rPr>
-          <w:rFonts w:ascii="Times New Roman" w:hAnsi="Times New Roman" w:eastAsia="Times New Roman" w:cs="Times New Roman"/>
-        </w:rPr>
-        <w:t xml:space="preserve"> = </w:t>
+      </w:r>
+      <w:r>
+        <w:rPr>
+          <w:rFonts w:ascii="Times New Roman" w:hAnsi="Times New Roman" w:eastAsia="Times New Roman" w:cs="Times New Roman"/>
+        </w:rPr>
       </w:r>
       <w:r>
         <w:rPr>
@@ -3155,20 +3141,14 @@
           <w:i/>
           <w:iCs/>
         </w:rPr>
-        <w:t>z</w:t>
-      </w:r>
-      <w:r>
-        <w:t>在迁移初始阶段严格成立，从而保留预训练骨干的全部复原先验，以</w:t>
-      </w:r>
+      </w:r>
+      <w:r/>
       <w:r>
         <w:rPr>
           <w:rFonts w:hint="eastAsia"/>
         </w:rPr>
-        <w:t>煤矿</w:t>
-      </w:r>
-      <w:r>
-        <w:t>自适应训练为起点逐步学习先验条件化修正。</w:t>
-      </w:r>
+      </w:r>
+      <w:r/>
     </w:p>
     <w:p>
       <w:pPr>
@@ -4629,7 +4609,7 @@
         <w:ind w:firstLine="420"/>
       </w:pPr>
       <w:r>
-        <w:t>眩光正则项（式16，设计备用）对高眩光区域的过度正向校正施加惩罚，其中G为式（4）定义的眩光先验图（全分辨率）。注：GARC模块已通过式（11）的M(x)=(1−G)·(0.5+0.5V)在架构层面内嵌了眩光抑制，实验表明仅三项损失（λg=0）即可达到最优验证PSNR；式（16）保留供后续研究参考：</w:t>
+        <w:t>眩光正则项（式16，设计备用）对高眩光区域的过度增强进行约束，其中G为式（4）定义的眩光先验图（全分辨率）。注：GARC模块已通过式（11）的M(x)=(1−G)·(0.5+0.5V)在架构层面内嵌了眩光抑制，实验表明仅三项损失（λg=0）即可达到最优验证PSNR；式（16）保留供后续研究参考：</w:t>
       </w:r>
       <w:r>
         <w:rPr>

--- a/面向煤矿井下图像的可见度条件自适应与眩光校准复原方法_修订版_最终.docx
+++ b/面向煤矿井下图像的可见度条件自适应与眩光校准复原方法_修订版_最终.docx
@@ -687,7 +687,7 @@
         <w:ind w:left="420" w:hanging="420"/>
       </w:pPr>
       <w:r>
-        <w:t>（4）构建包含1920对真实配对图像的煤矿井下带式输送机监控数据集；与现有煤矿图像研究普遍采用合成退化生成或单一退化类型配对的数据集不同，本数据集来自真实工业监控场景下的固定摄像机采集，涵盖缆线侧灯光眩光（M1）、矿工反光背心（M2）、蓝色信号灯照明（M3）、仪表盘近场雾化（M4）、顶板低照度纹理（M5）、机械截割扬尘（M6）等六类典型复合退化模式，提供完整的定量评估协议与多维消融分析。</w:t>
+        <w:t>（4）构建包含1920对真实配对图像的煤矿井下带式输送机监控数据集；与现有煤矿图像研究普遍采用合成退化生成或单一退化类型配对的数据集不同，本数据集来自真实工业监控场景下的固定摄像机采集，涵盖缆线侧灯光眩光（M1）、矿工反光背心（M2）、蓝色信号灯照明（M3）、仪表盘近场雾化（M4）、顶板低照度纹理（M5）、机械截割扬尘（M6）等六类典型复合退化模式，提供完整的定量评估方案与多维消融分析。</w:t>
       </w:r>
     </w:p>
     <w:p>
@@ -4848,7 +4848,7 @@
         <w:ind w:firstLine="420"/>
       </w:pPr>
       <w:r>
-        <w:t>损失权重λ1 = 1.0, λs = 0.2, λe = 0.05经网格搜索确定，以像素保真度为主导，同时给予模型保留结构的显式激励；λg = 0（眩光正则项在当前训练版本未激活，见式16说明）。</w:t>
+        <w:t>损失权重λ1 = 1.0, λs = 0.2, λe = 0.05经网格搜索确定，以像素保真度为主导，同时为模型提供明确的结构保留约束；λg = 0（眩光正则项在当前训练版本未激活，见式16说明）。</w:t>
       </w:r>
       <w:r>
         <w:rPr>
@@ -5163,7 +5163,7 @@
         <w:ind w:firstLine="420"/>
       </w:pPr>
       <w:r>
-        <w:t>本文构建了一个真实井下煤矿图像数据集。图像由固定安装于煤矿巷道与采掘工作面的1080p固定监控摄像机采集，采集历时三个月，覆盖正常截割、爆破后扬尘、机械检修、人员通行等多种生产工况，涉及两座华东煤矿，图像分辨率为1920×1080像素。每对图像由同一监控视角下的退化帧与较清晰目标帧构成。数据集共1920对，按7:1.5:1.5比例划分为训练集1344对、验证集288对、测试集288对。定性阵列图（图6）所示的6幅场景选自测试集，覆盖六类典型煤矿退化模式：缆线侧灯光眩光（M1）、矿工反光背心活动区（M2）、蓝色信号灯照明（M3）、仪表盘近场雾化（M4）、顶板低照度纹理（M5）及机械截割扬尘（M6）。定量评估在完整的288对测试集上进行，所示6幅场景不代表评估规模。数据集代理版本（40视频，n=152测试对，RIDCP伪标签参考）已公开于 github.com/chelloocarol/lucidmine-40-video-dataset；原始1920对数据集因商业数据保密协议暂不公开，如需访问请联系通讯作者。</w:t>
+        <w:t>本文构建了一个真实井下煤矿图像数据集。图像由安装于煤矿巷道与采掘工作面的1080p监控摄像机采集，采集历时三个月，覆盖正常截割、爆破后扬尘、机械检修、人员通行等多种生产工况，涉及两座华东煤矿，图像分辨率为1920×1080像素。每对图像由同一监控视角下的退化帧与较清晰目标帧构成。数据集共1920对，按7:1.5:1.5比例划分为训练集1344对、验证集288对、测试集288对。定性阵列图（图6）所示的6幅场景选自测试集，覆盖六类典型煤矿退化模式：缆线侧灯光眩光（M1）、矿工反光背心活动区（M2）、蓝色信号灯照明（M3）、仪表盘近场雾化（M4）、顶板低照度纹理（M5）及机械截割扬尘（M6）。定量评估在完整的288对测试集上进行，所示6幅场景不代表评估规模。数据集代理版本（40视频，n=152测试对，RIDCP伪标签参考）已公开于 github.com/chelloocarol/lucidmine-40-video-dataset；原始1920对数据集因商业数据保密协议暂不公开，如需访问请联系通讯作者。</w:t>
       </w:r>
       <w:r>
         <w:rPr>
@@ -11041,7 +11041,7 @@
           <w:sz w:val="18"/>
           <w:szCs w:val="18"/>
         </w:rPr>
-        <w:t>注：配对t检验（双尾，n=152）证实LUCIDMine的Vis得分相对全部五种基线方法均达极显著水平（p&lt;0.001，t≥11.3）；最小显著差异为LUCIDMine vs CLAHE（Δ=+0.039，t=11.3）。无参考代理（n=6场景均值）仅供辅助诊断参考。LUCIDMine的综合可见度Vis（0.644）最优，梯度信噪比SNR̃（0.471）远超CLAHE（0.236），说明LUCIDMine端到端训练在增强边缘的同时有效抑制了噪声；DCP因图像亮度过低（B̃=0.317）受到惩罚（Vis=0.603），与全参考PSNR排名一致。该表数据已按包含AdaIR（替代RIDCP）的六种对比方法重新联合归一化计算；DCP因暗通道降至最低（实测0.021）而Vis最高，但全参考PSNR仅15.92 dB（表2）揭示其过度强化导致的失真。</w:t>
+        <w:t>注：配对t检验（双尾，n=152）证实LUCIDMine的Vis得分相对全部五种基线方法均达极显著水平（p&lt;0.001，t≥11.3）；显著性差异最弱的配对为LUCIDMine vs CLAHE（Δ=+0.039，t=11.3）。无参考代理（n=6场景均值）仅供辅助诊断参考。LUCIDMine的综合可见度Vis（0.644）最优，梯度信噪比SNR̃（0.471）远超CLAHE（0.236），说明LUCIDMine端到端训练在增强边缘的同时有效抑制了噪声；DCP因图像亮度过低（B̃=0.317）受到惩罚（Vis=0.603），与全参考PSNR排名一致。该表数据已按包含AdaIR（替代RIDCP）的六种对比方法重新联合归一化计算；DCP因暗通道降至最低（实测0.021）而Vis最高，但全参考PSNR仅15.92 dB（表2）揭示其过度强化导致的失真。</w:t>
       </w:r>
     </w:p>
     <w:p>
@@ -12559,7 +12559,7 @@
         <w:ind w:firstLine="420"/>
       </w:pPr>
       <w:r>
-        <w:t>表5从三维对比（仅VCA、仅GARC、VCA+GARC完整模型）定量分析了各模块的贡献。仅启用VCA时，PSNR由20.26 dB提升至23.07 dB（Δ=+2.81 dB），SSIM由0.927提升至0.952，MAE由0.083降至0.059，证实VCA通过将四维煤矿先验注入压缩瓶颈显著改善了退化空间感知能力，是全参考重建质量提升的主要驱动因素。仅启用GARC时，全参考像素级指标与骨干基线持平（PSNR=20.26 dB），这符合GARC的设计预期：GARC仅对复原残差实施眩光感知缩放（式11），在无VCA提供退化感知先验时缩放幅度受零初始化门控γG≈0抑制，不会独立改变PSNR；其核心贡献体现在感知质量（眩光抑制、高光细节保留），可通过Vis指标的提升量化（Vis: 0.922→0.930），说明GARC对全参考重建的增量贡献通过与VCA的协同方可充分发挥；完整LUCIDMine（VCA+GARC）相较仅VCA进一步将PSNR提升至23.11 dB、可见度代理提升至0.930，证实两模块存在正向协同效应：VCA提供精准的空间退化先验，GARC在此基础上对高光区域实施精细控制。</w:t>
+        <w:t>表5从三维对比（仅VCA、仅GARC、VCA+GARC完整模型）定量分析了各模块的贡献。仅启用VCA时，PSNR由20.26 dB提升至23.07 dB（Δ=+2.81 dB），SSIM由0.927提升至0.952，MAE由0.083降至0.059，证实VCA通过将四维煤矿先验注入压缩瓶颈显著改善了退化空间感知能力，是全参考重建质量提升的主要原因。仅启用GARC时，全参考像素级指标与骨干基线持平（PSNR=20.26 dB），这符合GARC的设计预期：GARC仅对复原残差实施眩光感知缩放（式11），在无VCA提供退化感知先验时缩放幅度受零初始化门控γG≈0抑制，不会独立改变PSNR；其核心贡献体现在感知质量（眩光抑制、高光细节保留），可通过Vis指标的提升量化（Vis: 0.922→0.930），说明GARC对全参考重建的增量贡献通过与VCA的协同方可充分发挥；完整LUCIDMine（VCA+GARC）相较仅VCA进一步将PSNR提升至23.11 dB、可见度代理提升至0.930，证实两模块存在正向协同效应：VCA提供精准的空间退化先验，GARC在此基础上对高光区域实施精细控制。</w:t>
       </w:r>
       <w:r>
         <w:rPr>
@@ -13944,7 +13944,7 @@
         <w:ind w:firstLine="420"/>
       </w:pPr>
       <w:r>
-        <w:t>图5展示了LUCIDMine在不同煤矿场景类型上的跨域稳定性。黄色框标注仪表盘感兴趣区域（ROI），为煤矿安全监控中需清晰辨识的关键区域。DCP在强人工照明场景中引入明显蓝-洋红色偏；CLAHE在仪表盘高光区域产生过曝截断；Retinex存在整体色调偏移；AdaIR[35]在通用去雾场景有一定稳健性，但在煤矿复杂混合光照下仪表刻度辨识度有限。LUCIDMine在仪表盘雾化、巷道散射与宽视角复杂场景中均保持稳健的ROI可见度与整体结构保留，体现了可见度条件化适配的跨场景稳健性。</w:t>
+        <w:t>图5展示了LUCIDMine在不同煤矿场景类型上的跨域稳定性。黄色框标注仪表盘感兴趣区域（ROI），为煤矿安全监控中需清晰辨识的关键区域。DCP在强人工照明场景中引入明显的蓝紫色偏；CLAHE在仪表盘高光区域产生过曝截断；Retinex存在整体色调偏移；AdaIR[35]在通用去雾场景有一定稳健性，但在煤矿复杂混合光照下仪表刻度辨识度有限。LUCIDMine在仪表盘雾化、巷道散射与宽视角复杂场景中均保持稳健的ROI可见度与整体结构保留，体现了可见度条件化适配的跨场景稳健性。</w:t>
       </w:r>
       <w:r>
         <w:rPr>
@@ -16023,7 +16023,7 @@
         <w:ind w:left="420" w:hanging="420"/>
       </w:pPr>
       <w:r>
-        <w:t>（1）眩光抑制不均匀：GARC在极端强点光源（如机械探照灯）附近的高光抑制能力仍有提升空间：LUCIDMine眩光代理为0.161（表3），在M1缆线眩光场景Vis（0.684，表6）位居最优，但与CLAHE（0.669）差距最小，提示极端高动态照明场景仍有提升空间。</w:t>
+        <w:t>（1）眩光抑制不均匀：GARC在极端强点光源（如机械探照灯）附近的高光抑制能力仍有提升空间，LUCIDMine眩光代理为0.161（表3），在M1缆线眩光场景Vis（0.684，表6）位居最优，但与CLAHE（0.669）差距最小，提示极端高动态照明场景仍有提升空间。</w:t>
       </w:r>
       <w:r>
         <w:rPr>

--- a/面向煤矿井下图像的可见度条件自适应与眩光校准复原方法_修订版_最终.docx
+++ b/面向煤矿井下图像的可见度条件自适应与眩光校准复原方法_修订版_最终.docx
@@ -366,7 +366,7 @@
         <w:rPr>
           <w:rFonts w:hint="eastAsia"/>
         </w:rPr>
-        <w:t>煤矿视觉系统广泛应用于远程巡检、安全监督、自主导航及设备状态监测等场景。在煤矿井下采掘工作面中，照明由矿工头灯或机械前照灯提供，具有显著的空间非均匀性与高动态范围特征。与此同时，爆破和截割作业产生的粉尘与水汽引发前向散射，造成对比度下降与弱结构湮没。上述退化与低反射率煤岩背景叠加，使单帧图像中饱和高光与几近全黑的暗区并存，形成远比户外雾霾更复杂的混合退化场景。上述复合退化严重制约图像分析与目标识别的可靠性，凸显了针对煤矿井下图像开展专项复原研究的必要性。</w:t>
+        <w:t>带式输送机是煤矿井下物料运输的主动脉，其运行状态的视觉监控对皮带撕裂、堆煤堵塞等安全事故的早期预警至关重要。然而，矿工头灯与机械前照灯所形成的照明具有显著的空间非均匀性与高动态范围特征；爆破和截割作业产生的粉尘与水汽引发前向散射，造成对比度下降与弱结构湮没；上述退化与低反射率煤岩背景叠加，使单帧图像中饱和高光与几近全黑的暗区并存，形成远比户外雾霾更复杂的混合退化场景。这一复合退化直接制约图像分析与目标识别的可靠性，而现有图像复原方法均针对单一退化类型设计，在上述耦合退化场景下系统性失效，凸显了针对煤矿井下图像开展专项复原研究的迫切必要性。</w:t>
       </w:r>
       <w:r/>
       <w:r>
@@ -522,7 +522,7 @@
         <w:ind w:firstLine="420"/>
       </w:pPr>
       <w:r>
-        <w:t>低光增强与煤矿图像处理密切相关，因为煤矿帧在灯光束之外普遍欠曝。Retinex分解</w:t>
+        <w:t>低光增强与煤矿图像处理密切相关，因为煤矿帧在灯光束之外普遍欠曝。Retinex分解[25]将图像分解为反射率与照度之积，后续方法发展出照度图估计（LIME[22]）、零参考深度曲线估计（Zero-DCE[23]）、自标定照度学习（SCI[26]）及生成对抗增强（EnlightenGAN[24]）等变体。离散化表示学习[27,28]与注意力机制[6,7]进一步增强了骨干网络对复杂场景的泛化能力；参数高效微调思路[29]为领域迁移提供了理论基础。然而上述方法均未专门针对扬尘散射与眩光饱和进行建模，在饱和灯光区域易产生显著光晕伪影，亦无法有效处理煤矿强灯光与粉尘散射叠加形成的复合退化——即便近期任务感知型煤矿低光增强方法[34]已针对井下场景优化，其建模假设仍局限于低照度单一退化，无法应对带式输送机监控中眩光饱和、扬尘散射与暗区低照度同时存在的复合退化场景。综上，现有方法存在三重研究空白：其一，无方法同时对煤矿眩光饱和、粉尘散射与低照度三类退化的空间耦合实施显式建模；其二，无方法在复用户外预训练骨干先验的同时对煤矿专有退化实施轻量化自适应校正；其三，缺乏来自真实工业监控现场的大规模配对数据集支撑全面定量评估。</w:t>
       </w:r>
       <w:r>
         <w:rPr>
@@ -531,11 +531,8 @@
           <w:szCs w:val="19"/>
           <w:vertAlign w:val="superscript"/>
         </w:rPr>
-        <w:t>[25]</w:t>
-      </w:r>
-      <w:r>
-        <w:t>将图像分解为反射率与照度之积，后续方法发展出照度图估计（LIME</w:t>
-      </w:r>
+      </w:r>
+      <w:r/>
       <w:r>
         <w:rPr>
           <w:rFonts w:ascii="Times New Roman" w:hAnsi="Times New Roman" w:eastAsia="Times New Roman" w:cs="Times New Roman"/>
@@ -543,11 +540,8 @@
           <w:szCs w:val="19"/>
           <w:vertAlign w:val="superscript"/>
         </w:rPr>
-        <w:t>[22]</w:t>
-      </w:r>
-      <w:r>
-        <w:t>）、零参考深度曲线估计（Zero-DCE</w:t>
-      </w:r>
+      </w:r>
+      <w:r/>
       <w:r>
         <w:rPr>
           <w:rFonts w:ascii="Times New Roman" w:hAnsi="Times New Roman" w:eastAsia="Times New Roman" w:cs="Times New Roman"/>
@@ -555,11 +549,8 @@
           <w:szCs w:val="19"/>
           <w:vertAlign w:val="superscript"/>
         </w:rPr>
-        <w:t>[23]</w:t>
-      </w:r>
-      <w:r>
-        <w:t>）、自标定照度学习（SCI</w:t>
-      </w:r>
+      </w:r>
+      <w:r/>
       <w:r>
         <w:rPr>
           <w:rFonts w:ascii="Times New Roman" w:hAnsi="Times New Roman" w:eastAsia="Times New Roman" w:cs="Times New Roman"/>
@@ -567,11 +558,8 @@
           <w:szCs w:val="19"/>
           <w:vertAlign w:val="superscript"/>
         </w:rPr>
-        <w:t>[26]</w:t>
-      </w:r>
-      <w:r>
-        <w:t>）及生成对抗增强（EnlightenGAN</w:t>
-      </w:r>
+      </w:r>
+      <w:r/>
       <w:r>
         <w:rPr>
           <w:rFonts w:ascii="Times New Roman" w:hAnsi="Times New Roman" w:eastAsia="Times New Roman" w:cs="Times New Roman"/>
@@ -579,11 +567,8 @@
           <w:szCs w:val="19"/>
           <w:vertAlign w:val="superscript"/>
         </w:rPr>
-        <w:t>[24]</w:t>
-      </w:r>
-      <w:r>
-        <w:t>）等变体。离散化表示学习</w:t>
-      </w:r>
+      </w:r>
+      <w:r/>
       <w:r>
         <w:rPr>
           <w:rFonts w:ascii="Times New Roman" w:hAnsi="Times New Roman" w:eastAsia="Times New Roman" w:cs="Times New Roman"/>
@@ -591,11 +576,8 @@
           <w:szCs w:val="19"/>
           <w:vertAlign w:val="superscript"/>
         </w:rPr>
-        <w:t>[27,28]</w:t>
-      </w:r>
-      <w:r>
-        <w:t>与注意力机制</w:t>
-      </w:r>
+      </w:r>
+      <w:r/>
       <w:r>
         <w:rPr>
           <w:rFonts w:ascii="Times New Roman" w:hAnsi="Times New Roman" w:eastAsia="Times New Roman" w:cs="Times New Roman"/>
@@ -603,11 +585,8 @@
           <w:szCs w:val="19"/>
           <w:vertAlign w:val="superscript"/>
         </w:rPr>
-        <w:t>[6,7]</w:t>
-      </w:r>
-      <w:r>
-        <w:t>进一步增强了骨干网络对复杂场景的泛化能力；参数高效微调思路</w:t>
-      </w:r>
+      </w:r>
+      <w:r/>
       <w:r>
         <w:rPr>
           <w:rFonts w:ascii="Times New Roman" w:hAnsi="Times New Roman" w:eastAsia="Times New Roman" w:cs="Times New Roman"/>
@@ -615,11 +594,8 @@
           <w:szCs w:val="19"/>
           <w:vertAlign w:val="superscript"/>
         </w:rPr>
-        <w:t>[29]</w:t>
-      </w:r>
-      <w:r>
-        <w:t>为领域迁移提供了理论基础。然而上述方法均未专门针对扬尘散射与眩光饱和进行建模，在饱和灯光区域易产生显著光晕伪影，亦无法有效处理煤矿强灯光与粉尘散射叠加形成的复合退化——即便近期任务感知型煤矿低光增强方法[34]已针对井下场景优化，其建模假设仍局限于低照度单一退化，无法应对带式输送机监控中眩光饱和、扬尘散射与暗区低照度同时存在的复合退化场景。</w:t>
-      </w:r>
+      </w:r>
+      <w:r/>
     </w:p>
     <w:p>
       <w:pPr>
@@ -645,7 +621,7 @@
         <w:ind w:left="420" w:hanging="420"/>
       </w:pPr>
       <w:r>
-        <w:t>（1）提出面向煤矿井下复合退化（眩光饱和、粉尘散射与低照度三类耦合退化叠加）的端到端图像复原框架LUCIDMine，首次在统一物理先验框架下对三类耦合退化实施显式建模；以可解释的四维物理先验（BT.601亮度图、暗通道图、眩光图、低可见度图）条件化骨干网络，解决通用去雾与低光方法在带式输送机监控复合退化场景下系统性失效的问题。</w:t>
+        <w:t>（1）针对煤矿井下眩光饱和、粉尘散射与低照度三类耦合退化，设计可解释的四维煤矿物理先验张量Pm = [Y, D, G, V]与场景自适应可靠性调制图R(Pm) = (0.55+0.45V)(1−0.35G)，首次在统一物理先验框架内对上述三类退化的空间分布实施显式建模与自适应权重调控；以Pm为条件对预训练户外去雾骨干（CoA[5]）进行煤矿域迁移适配，构成端到端复原框架LUCIDMine，解决通用去雾与低光方法在带式输送机监控复合退化场景下系统性失效的问题。</w:t>
       </w:r>
     </w:p>
     <w:p>
@@ -666,19 +642,17 @@
         <w:rPr>
           <w:rFonts w:hint="eastAsia"/>
         </w:rPr>
-        <w:t>（3）提出眩光感知残差校准模块（</w:t>
-      </w:r>
-      <w:r>
-        <w:rPr>
-          <w:rFonts w:ascii="Times New Roman" w:hAnsi="Times New Roman" w:eastAsia="Times New Roman" w:cs="Times New Roman"/>
-        </w:rPr>
-        <w:t>Glare-Aware Residual Calibrator，</w:t>
+        <w:t>（3）提出眩光感知残差校准模块（Glare-Aware Residual Calibrator，GARC），在图像空间对VCA增强后的复原残差进行逐像素眩光感知缩放：基于与VCA共享的物理先验调制思想，在眩光区域（G→1）抑制残差放大以避免灯晕过冲，在低可见度区域（V→1）允许残差充分增强以恢复弱纹理细节。GARC以感知质量提升（而非像素级重建误差）为核心设计目标，与VCA协同后可见度代理在全部六类退化场景均取得最优，高光区域的稳健性显著改善。</w:t>
+      </w:r>
+      <w:r>
+        <w:rPr>
+          <w:rFonts w:ascii="Times New Roman" w:hAnsi="Times New Roman" w:eastAsia="Times New Roman" w:cs="Times New Roman"/>
+        </w:rPr>
       </w:r>
       <w:r>
         <w:rPr>
           <w:rFonts w:hint="eastAsia"/>
         </w:rPr>
-        <w:t>GARC），在图像空间对复原残差进行逐像素眩光感知缩放，在抑制灯光晕溢的同时保留低可见度区域的弱结构细节。</w:t>
       </w:r>
     </w:p>
     <w:p>
@@ -16122,7 +16096,7 @@
         <w:ind w:firstLine="420"/>
       </w:pPr>
       <w:r>
-        <w:t>本文提出了面向地下煤矿图像的端到端复原框架LUCIDMine。该框架以多尺度残差编解码主干为核心，针对煤矿复合退化引入两个煤矿定制控制模块：可见度条件化瓶颈适配模块（VCA）通过零门控残差路径将四维煤矿先验注入128通道压缩瓶颈，实现先验条件化的特征适配；眩光感知残差校准模块（GARC）对复原残差进行逐像素眩光感知缩放，在抑制灯光晕溢的同时保留弱结构细节。两模块均采用零门控初始化以保证迁移安全性，并在1920对真实井下煤矿配对图像上完成两阶段有监督训练。在288对真实配对测试集上，LUCIDMine的PSNR为23.42 dB，SSIM为0.956，较最新公开去雾基线AdaIR(ICLR 2025)[35]（代理集实测，n=152，448×256）PSNR领先2.71 dB，SSIM领先0.222；模型参数增幅&lt;1%，GPU时延增加&lt;1 ms，满足煤矿现场实时处理需求。消融实验验证了VCA（+2.81 dB PSNR）与GARC协同的有效性。该框架为标注数据稀缺的煤矿场景提供了一条计算高效、物理可解释、迁移安全的图像复原路径，在煤矿带式输送机目标检测的视觉复原领域具有较强的实用价值与方法扩展潜力。</w:t>
+        <w:t>本文表明，当训练标注稀缺且退化物理机制明确时，显式领域物理先验注入比端到端重训练更高效、更可解释、迁移更安全。LUCIDMine以预训练户外去雾骨干[5]为基础，通过四维煤矿物理先验张量Pm与可靠性调制图R(Pm)，以不足1%的参数增量实现了煤矿复合退化的域自适应；VCA的零门控初始化与GARC的残差截断约束共同保证了迁移不损害预训练先验能力。在288对真实配对测试集上，PSNR达23.42 dB、SSIM达0.956，较最新开源基线AdaIR（代理集，ICLR 2025）[35]分别领先2.71 dB与0.222，GPU推理时延仅增加&lt;1 ms，满足煤矿现场实时部署要求。该物理先验迁移范式对采矿、隧道施工、水下视觉等同类标注稀缺工业场景具有直接借鉴价值；未来结合下游带式输送机目标检测任务的联合优化，以及面向边缘计算设备的模型压缩探索，有望进一步将图像复原的质量增益转化为可量化的安全监控收益。</w:t>
       </w:r>
       <w:r>
         <w:rPr>

--- a/面向煤矿井下图像的可见度条件自适应与眩光校准复原方法_修订版_最终.docx
+++ b/面向煤矿井下图像的可见度条件自适应与眩光校准复原方法_修订版_最终.docx
@@ -72,7 +72,7 @@
           <w:sz w:val="30"/>
           <w:szCs w:val="30"/>
         </w:rPr>
-        <w:t>基于</w:t>
+        <w:t>基于煤矿物理先验自适应注入的井下复合退化图像端到端复原方法</w:t>
       </w:r>
       <w:r>
         <w:rPr>
@@ -81,7 +81,6 @@
           <w:sz w:val="30"/>
           <w:szCs w:val="30"/>
         </w:rPr>
-        <w:t>可见度</w:t>
       </w:r>
       <w:r>
         <w:rPr>
@@ -91,7 +90,6 @@
           <w:sz w:val="30"/>
           <w:szCs w:val="30"/>
         </w:rPr>
-        <w:t>适配和</w:t>
       </w:r>
       <w:r>
         <w:rPr>
@@ -100,7 +98,6 @@
           <w:sz w:val="30"/>
           <w:szCs w:val="30"/>
         </w:rPr>
-        <w:t>眩光感知残差校准</w:t>
       </w:r>
       <w:r>
         <w:rPr>
@@ -110,7 +107,6 @@
           <w:sz w:val="30"/>
           <w:szCs w:val="30"/>
         </w:rPr>
-        <w:t>的提高煤矿井下带式输送机运行环境图像质量方法</w:t>
       </w:r>
     </w:p>
     <w:p>
@@ -170,7 +166,7 @@
           <w:b/>
           <w:bCs/>
         </w:rPr>
-        <w:t>摘要：煤矿井下带式输送机运行环境恶劣，图像受到粉尘、光照不均匀、眩光、照度低和色偏等因素影响，图像质量差，对带式输送机视频监控带来挑战。现有图像质量改善方法难以满足该场景的视频监控要求。本文提出了基于可见度适配和眩光感知残差校准的提高井下图像质量的方法，首次将眩光饱和、粉尘散射与低照度三类耦合退化纳入统一物理先验框架，以多尺度残差编解码结构为基本架构，嵌入了可见度适配器和眩光感知残差校准器，可见度适配器（VCA），通过零门控残差路径将亮度、暗通道、眩光和低可见度先验参数注入128通道残差条件适配器，得到自适应瓶颈特征，通过可见度适配模块接入框架中压缩残差瓶颈模块和主复原模块之间，改善图像质量；将框架中基本复原解码器的输出接入眩光感知残差校准器（GARC），对复原残差图像逐像素眩光感知缩放，实现对灯晕的有效抑制，提高了图像质量。构建了1920对真实工业配对（共3840幅）井下监控图像数据集，包含眩光饱和、扬尘散射、低照度等六类典型复合退化图像。在该数据集上的实验结果表明在288对真实配对测试集上，该方法PSNR为23.42 dB，SSIM为0.956，MAE为0.057，综合可见度代理Vis为0.931；与最新开源基线AdaIR(ICLR 2025)（代理集实测）相比，LUCIDMine在PSNR（代理集+2.71 dB）、SSIM（+0.222）与MAE（−0.019）方面均领先；通过选取30幅质量差的图像实验，峰值信噪比（PSNR）达23.11 dB，结构相似性指数（SSIM）达0.954，均优于全部对比方法，并进行消融实验，验证了VCA 与 GARC 各自的贡献，以及二者协同的性能优势。</w:t>
+        <w:t>摘要：煤矿井下带式输送机运行环境恶劣，图像同时受粉尘散射、眩光饱和与低照度三类耦合退化影响，严重制约安全视觉监控的可靠性。现有图像复原方法均针对单一退化类型设计，难以应对上述耦合退化场景。本文提出LUCIDMine——面向煤矿井下复合退化的端到端图像复原框架。核心创新在于：设计四维煤矿物理先验张量Pm = [Y, D, G, V]与场景自适应可靠性调制图R(Pm)，首次在统一物理先验框架内对三类退化的空间分布实施显式建模与自适应权重调控；在预训练多尺度去雾主干[5]基础上，以不足1%参数增量引入两个煤矿定制模块：可见度条件化瓶颈适配模块（VCA）通过零门控残差路径将Pm注入128通道压缩瓶颈，实现退化感知的特征自适应；眩光感知残差校准模块（GARC）与VCA协同，对图像域复原残差进行逐像素眩光感知缩放，强化高光区域的稳健性。同时构建1920对真实工业配对井下监控图像数据集，涵盖六类典型复合退化场景。在288对真实配对测试集上，PSNR为23.42 dB，SSIM为0.956，MAE为0.057，综合可见度代理Vis为0.931；较最新开源基线AdaIR（ICLR 2025）（代理集实测）PSNR领先2.71 dB，SSIM领先0.222；消融实验验证了VCA（+2.81 dB PSNR）与GARC协同的有效性。</w:t>
       </w:r>
       <w:bookmarkStart w:id="2" w:name="OLE_LINK10"/>
       <w:r>
@@ -603,7 +599,7 @@
         <w:ind w:firstLine="420"/>
       </w:pPr>
       <w:r>
-        <w:t>针对上述挑战，本文提出LUCIDMine——面向煤矿井下复合退化的端到端图像复原框架。LUCIDMine以多尺度残差编解码结构为骨干，编码器逐级将场景信息压缩为128通道紧凑瓶颈表示（该结构在真实图像去雾领域已具备领先性能[5]），解码器由此重建复原输出；在瓶颈特征域与图像域分别插入两个轻量级煤矿定制控制模块，对扬尘散射与灯光眩光实施针对性建模，构成完整的井下图像复原体系。与现有煤矿图像处理方法逐一处理单类退化不同，LUCIDMine首次将眩光饱和、粉尘散射与暗区低照度三类耦合退化纳入统一物理先验框架；可靠性图R(Pm)=(0.55+0.45V)(1-0.35G)对先验注入强度实施场景自适应调制，在眩光饱和区域（G→1）自动将注入权重收缩至约65%以保守处理已饱和像素，在低可见度区域（V→1）趋近满权重注入以最大化细节恢复，实现了对两类相互制约退化的精准平衡。</w:t>
+        <w:t>针对上述挑战，本文提出LUCIDMine——面向煤矿井下复合退化的端到端图像复原框架。LUCIDMine以预训练于真实户外去雾的多尺度残差编解码主干[5]为骨干，编码器逐级将场景信息压缩为128通道压缩瓶颈表示，解码器由此重建复原输出；在瓶颈特征域与图像域分别插入两个轻量级煤矿定制控制模块，对扬尘散射与灯光眩光实施针对性建模，构成完整的井下图像复原体系。与现有煤矿图像处理方法逐一处理单类退化不同，LUCIDMine首次将眩光饱和、粉尘散射与暗区低照度三类耦合退化纳入统一物理先验框架；可靠性图R(Pm)=(0.55+0.45V)(1-0.35G)对先验注入强度实施场景自适应调制，在眩光饱和区域（G→1）自动将注入权重收缩至约65%以保守处理已饱和像素，在低可见度区域（V→1）趋近满权重注入以最大化细节恢复，实现了对两类相互制约退化的精准平衡。</w:t>
       </w:r>
     </w:p>
     <w:p>
@@ -621,7 +617,7 @@
         <w:ind w:left="420" w:hanging="420"/>
       </w:pPr>
       <w:r>
-        <w:t>（1）针对煤矿井下眩光饱和、粉尘散射与低照度三类耦合退化，设计可解释的四维煤矿物理先验张量Pm = [Y, D, G, V]与场景自适应可靠性调制图R(Pm) = (0.55+0.45V)(1−0.35G)，首次在统一物理先验框架内对上述三类退化的空间分布实施显式建模与自适应权重调控；以Pm为条件对预训练户外去雾骨干（CoA[5]）进行煤矿域迁移适配，构成端到端复原框架LUCIDMine，解决通用去雾与低光方法在带式输送机监控复合退化场景下系统性失效的问题。</w:t>
+        <w:t>（1）针对煤矿井下眩光饱和、粉尘散射与低照度三类耦合退化，设计可解释的四维煤矿物理先验张量Pm = [Y, D, G, V]与场景自适应可靠性调制图R(Pm) = (0.55+0.45V)(1−0.35G)，首次在统一物理先验框架内对上述三类退化的空间分布实施显式建模与自适应权重调控；以Pm为条件对预训练于真实户外去雾的多尺度压缩-瓶颈-自适应主干网络[5]进行煤矿域迁移适配，构成端到端复原框架LUCIDMine，解决通用去雾与低光方法在带式输送机监控复合退化场景下系统性失效的问题。</w:t>
       </w:r>
     </w:p>
     <w:p>
@@ -630,7 +626,7 @@
         <w:ind w:left="420" w:hanging="420"/>
       </w:pPr>
       <w:r>
-        <w:t>（2）提出可见度条件化瓶颈适配模块（VCA），将四维煤矿先验张量通过零门控残差路径注入128通道压缩瓶颈特征，实现煤矿场景感知的特征自适应；设计可靠性图R(Pm)=(0.55+0.45V)(1-0.35G)对注入强度实施场景自适应调制：眩光区域（G→1）自动收缩至约65%注入强度以避免对饱和光源过增强，低可见度区域（V→1）趋近满强度注入以强化弱纹理恢复，实现眩光抑制与细节增强的动态平衡。</w:t>
+        <w:t>（2）提出可见度条件化瓶颈适配模块（VCA），将四维煤矿先验张量通过零门控残差路径注入128通道压缩瓶颈特征，实现煤矿场景感知的特征自适应；借助贡献（1）中定义的可靠性调制图R(Pm)对注入强度实施场景自适应调制：眩光区域（G→1）自动收缩至约65%注入强度以避免对饱和光源过增强，低可见度区域（V→1）趋近满强度注入以强化弱纹理恢复，实现眩光抑制与细节增强的动态平衡。</w:t>
       </w:r>
     </w:p>
     <w:p>
@@ -642,7 +638,7 @@
         <w:rPr>
           <w:rFonts w:hint="eastAsia"/>
         </w:rPr>
-        <w:t>（3）提出眩光感知残差校准模块（Glare-Aware Residual Calibrator，GARC），在图像空间对VCA增强后的复原残差进行逐像素眩光感知缩放：基于与VCA共享的物理先验调制思想，在眩光区域（G→1）抑制残差放大以避免灯晕过冲，在低可见度区域（V→1）允许残差充分增强以恢复弱纹理细节。GARC以感知质量提升（而非像素级重建误差）为核心设计目标，与VCA协同后可见度代理在全部六类退化场景均取得最优，高光区域的稳健性显著改善。</w:t>
+        <w:t>（3）提出眩光感知残差校准模块（Glare-Aware Residual Calibrator，GARC），在图像空间对VCA增强后的复原残差进行逐像素眩光感知缩放：基于与VCA共享的物理先验调制思想，在眩光区域（G→1）抑制残差放大以避免灯晕过冲，在低可见度区域（V→1）允许残差充分增强以恢复弱纹理细节。GARC的贡献体现于感知质量层面（高光稳健性、弱纹理保留）而非像素级重建误差，与VCA协同后可见度代理在全部六类退化场景均取得最优，高光区域的稳健性显著改善。</w:t>
       </w:r>
       <w:r>
         <w:rPr>
@@ -15962,7 +15958,7 @@
         <w:rPr>
           <w:rFonts w:ascii="Times New Roman" w:hAnsi="Times New Roman" w:eastAsia="Times New Roman" w:cs="Times New Roman"/>
         </w:rPr>
-        <w:t>LUCIDMine的核心设计优势在于：（1）物理可解释性——四维先验张量（亮度、暗通道、眩光、低可见度）直接对应煤矿退化的物理来源，模型行为可通过先验图直接分析；（2）高效迁移性——参数增幅&lt;1%，零门控初始化保证迁移安全；（3）可解释的失效分析——先验图同时可作为煤矿场景退化诊断工具，为操作人员提供量化的场景质量分析。这些特性使LUCIDMine不仅是一个复原算法，也是一个面向井下监控的可解释视觉复原框架。</w:t>
+        <w:t>LUCIDMine的核心设计优势在于：（1）物理可解释性——四维先验张量（亮度、暗通道、眩光、低可见度）直接对应煤矿退化的物理来源，模型行为可通过先验图直接分析；（2）高效迁移性——参数增幅&lt;1%，零门控初始化保证迁移安全；（3）可解释的失效分析——四维先验各通道直接对应物理退化来源（Y→曝光水平，D→散射强度，G→眩光程度，V→局部可见度），模型在不同场景下的性能差异可通过对应先验通道的响应状态加以解释，为方法局限性定位与后续优化方向的识别提供了物理依据。这些特性使LUCIDMine不仅是一个复原算法，也是一个面向井下监控的可解释视觉复原框架。</w:t>
       </w:r>
       <w:r/>
       <w:r>

--- a/面向煤矿井下图像的可见度条件自适应与眩光校准复原方法_修订版_最终.docx
+++ b/面向煤矿井下图像的可见度条件自适应与眩光校准复原方法_修订版_最终.docx
@@ -5133,7 +5133,7 @@
         <w:ind w:firstLine="420"/>
       </w:pPr>
       <w:r>
-        <w:t>本文构建了一个真实井下煤矿图像数据集。图像由安装于煤矿巷道与采掘工作面的1080p监控摄像机采集，采集历时三个月，覆盖正常截割、爆破后扬尘、机械检修、人员通行等多种生产工况，涉及两座华东煤矿，图像分辨率为1920×1080像素。每对图像由同一监控视角下的退化帧与较清晰目标帧构成。数据集共1920对，按7:1.5:1.5比例划分为训练集1344对、验证集288对、测试集288对。定性阵列图（图6）所示的6幅场景选自测试集，覆盖六类典型煤矿退化模式：缆线侧灯光眩光（M1）、矿工反光背心活动区（M2）、蓝色信号灯照明（M3）、仪表盘近场雾化（M4）、顶板低照度纹理（M5）及机械截割扬尘（M6）。定量评估在完整的288对测试集上进行，所示6幅场景不代表评估规模。数据集代理版本（40视频，n=152测试对，RIDCP伪标签参考）已公开于 github.com/chelloocarol/lucidmine-40-video-dataset；原始1920对数据集因商业数据保密协议暂不公开，如需访问请联系通讯作者。</w:t>
+        <w:t>本文构建了一个真实井下煤矿图像数据集。图像由安装于煤矿巷道与采掘工作面的1080p监控摄像机采集，采集历时三个月，覆盖正常截割、爆破后扬尘、机械检修、人员通行等多种生产工况，涉及两座华东煤矿，图像分辨率为1920×1080像素。每对图像由同一监控视角下的退化帧与较清晰目标帧构成。目标帧由退化帧经去退化预处理算法增强后生成，作为有监督训练的伪标签监督信号；固定摄像机视角保证了退化帧与参考帧的像素级空间对准，无需额外配准处理。鉴于参考帧并非理想纯净图像，PSNR/SSIM度量各方法输出与该参考分布的吻合程度（各方法在同一参考集上公平评估，相对排名有效），无参考可见度指标Vis提供独立的感知质量佐证。数据集共1920对，按7:1.5:1.5比例划分为训练集1344对、验证集288对、测试集288对。定性阵列图（图6）所示的6幅场景选自测试集，覆盖六类典型煤矿退化模式：缆线侧灯光眩光（M1）、矿工反光背心活动区（M2）、蓝色信号灯照明（M3）、仪表盘近场雾化（M4）、顶板低照度纹理（M5）及机械截割扬尘（M6）。定量评估在完整的288对测试集上进行，所示6幅场景不代表评估规模。数据集代理版本（40视频，n=152测试对，RIDCP伪标签参考）已公开于 github.com/chelloocarol/lucidmine-40-video-dataset；原始1920对数据集因商业数据保密协议暂不公开，如需访问请联系通讯作者。</w:t>
       </w:r>
       <w:r>
         <w:rPr>
@@ -16075,6 +16075,15 @@
       </w:r>
       <w:r>
         <w:t>边缘计算设备的实时部署。</w:t>
+      </w:r>
+    </w:p>
+    <w:p>
+      <w:pPr>
+        <w:spacing w:after="120" w:line="300" w:lineRule="auto"/>
+        <w:ind w:left="420" w:hanging="420"/>
+      </w:pPr>
+      <w:r>
+        <w:t w:space="preserve">（4）伪标签监督信号局限：训练监督信号依赖算法生成的伪标签参考帧，而非理想纯净图像，模型存在对特定参考算法风格过拟合的风险。PSNR/SSIM反映模型输出与该参考分布的吻合程度，可能低估模型的实际复原质量（若伪标签质量低于理想）；无参考Vis指标的一致性结果在一定程度上缓解了此局限。未来工作可通过引入真实多曝光配对标注或无监督训练范式加以改进。</w:t>
       </w:r>
     </w:p>
     <w:p>

--- a/面向煤矿井下图像的可见度条件自适应与眩光校准复原方法_修订版_最终.docx
+++ b/面向煤矿井下图像的可见度条件自适应与眩光校准复原方法_修订版_最终.docx
@@ -166,7 +166,7 @@
           <w:b/>
           <w:bCs/>
         </w:rPr>
-        <w:t>摘要：煤矿井下带式输送机运行环境恶劣，图像同时受粉尘散射、眩光饱和与低照度三类耦合退化影响，严重制约安全视觉监控的可靠性。现有图像复原方法均针对单一退化类型设计，难以应对上述耦合退化场景。本文提出LUCIDMine——面向煤矿井下复合退化的端到端图像复原框架。核心创新在于：设计四维煤矿物理先验张量Pm = [Y, D, G, V]与场景自适应可靠性调制图R(Pm)，首次在统一物理先验框架内对三类退化的空间分布实施显式建模与自适应权重调控；在预训练多尺度去雾主干[5]基础上，以不足1%参数增量引入两个煤矿定制模块：可见度条件化瓶颈适配模块（VCA）通过零门控残差路径将Pm注入128通道压缩瓶颈，实现退化感知的特征自适应；眩光感知残差校准模块（GARC）与VCA协同，对图像域复原残差进行逐像素眩光感知缩放，强化高光区域的稳健性。同时构建1920对真实工业配对井下监控图像数据集，涵盖六类典型复合退化场景。在288对真实配对测试集上，PSNR为23.42 dB，SSIM为0.956，MAE为0.057，综合可见度代理Vis为0.931；较最新开源基线AdaIR（ICLR 2025）（代理集实测）PSNR领先2.71 dB，SSIM领先0.222；消融实验验证了VCA（+2.81 dB PSNR）与GARC协同的有效性。</w:t>
+        <w:t>摘要：煤矿井下带式输送机运行环境恶劣，图像同时受粉尘散射、眩光饱和与低照度三类耦合退化影响，严重制约安全视觉监控的可靠性。现有图像复原方法均针对单一退化类型设计，难以应对上述耦合退化场景。本文提出LUCIDMine——面向煤矿井下复合退化的端到端图像复原框架。核心创新在于：设计四维煤矿物理先验张量Pm = [Y, D, G, V]与场景自适应可靠性调制图R(Pm)，首次在统一物理先验框架内对三类退化的空间分布实施显式建模与自适应权重调控；在预训练多尺度去雾主干[5]基础上，以不足1%参数增量引入两个煤矿定制模块：可见度条件化瓶颈适配模块（VCA）通过零门控残差路径将Pm注入128通道压缩瓶颈，实现退化感知的特征自适应；眩光感知残差校准模块（GARC）与VCA协同，对图像域复原残差进行逐像素眩光感知缩放，强化高光区域的稳健性。同时构建1920对真实工业配对井下监控图像数据集，涵盖六类典型复合退化场景。在288对真实配对测试集上，PSNR为23.42 dB，SSIM为0.956，MAE为0.057，综合可见度代理Vis为0.931；在可比评估协议（152对代理集，448×256分辨率）下，LUCIDMine（PSNR 23.12 dB）较最新开源基线AdaIR（ICLR 2025）（20.71 dB）领先2.41 dB，SSIM领先0.171；消融实验验证了VCA（+2.81 dB PSNR）与GARC协同的有效性。</w:t>
       </w:r>
       <w:bookmarkStart w:id="2" w:name="OLE_LINK10"/>
       <w:r>
@@ -280,7 +280,7 @@
           <w:b/>
           <w:bCs/>
         </w:rPr>
-        <w:t>关键词：</w:t>
+        <w:t>关键词：煤矿井下图像复原；复合退化抑制；物理先验张量；参数高效域自适应；眩光感知校准；可见度增强</w:t>
       </w:r>
       <w:r>
         <w:rPr>
@@ -288,7 +288,6 @@
           <w:b/>
           <w:bCs/>
         </w:rPr>
-        <w:t>带式输送机运行环境图像</w:t>
       </w:r>
       <w:r>
         <w:rPr>
@@ -296,7 +295,6 @@
           <w:b/>
           <w:bCs/>
         </w:rPr>
-        <w:t>；</w:t>
       </w:r>
       <w:r>
         <w:rPr>
@@ -304,7 +302,6 @@
           <w:b/>
           <w:bCs/>
         </w:rPr>
-        <w:t>端到端图像复原；</w:t>
       </w:r>
       <w:r>
         <w:rPr>
@@ -312,7 +309,6 @@
           <w:b/>
           <w:bCs/>
         </w:rPr>
-        <w:t>可见度</w:t>
       </w:r>
       <w:r>
         <w:rPr>
@@ -320,7 +316,6 @@
           <w:b/>
           <w:bCs/>
         </w:rPr>
-        <w:t>适配；</w:t>
       </w:r>
       <w:r>
         <w:rPr>
@@ -328,7 +323,6 @@
           <w:b/>
           <w:bCs/>
         </w:rPr>
-        <w:t>眩光感知残差校准</w:t>
       </w:r>
       <w:r>
         <w:rPr>
@@ -336,7 +330,6 @@
           <w:b/>
           <w:bCs/>
         </w:rPr>
-        <w:t>；图像质量</w:t>
       </w:r>
     </w:p>
     <w:p>
@@ -7425,7 +7418,7 @@
         <w:rPr>
           <w:rFonts w:ascii="Times New Roman" w:hAnsi="Times New Roman" w:eastAsia="Times New Roman" w:cs="Times New Roman"/>
         </w:rPr>
-        <w:t>LUCIDMine在288对真实配对测试集上的PSNR为23.42 dB，SSIM为0.956，MAE为0.057，综合可见度代理得分为0.931†（表2，使用原始Vis公式计算），在全部7类对比方法中均位居最优；修正公式下（表3，无参考代理集）Vis为0.644，同样位居最优，两套评估保持一致结论。相较最强可访问开源基线AdaIR(ICLR 2025)（代理集实测）：PSNR提升2.71 dB（20.71→23.42 dB），SSIM提升0.222（0.734→0.956），MAE降低0.019（0.076→0.057）；相较骨干基线（无VCA/GARC）：PSNR提升0.56 dB，可见度代理提升0.013，验证了煤矿先验自适应的有效性。</w:t>
+        <w:t>LUCIDMine在288对真实配对测试集上的PSNR为23.42 dB，SSIM为0.956，MAE为0.057，综合可见度代理得分为0.931†（表2，使用原始Vis公式计算），在全部7类对比方法中均位居最优；修正公式下（表3，无参考代理集）Vis为0.644，同样位居最优，两套评估保持一致结论。在可比评估协议（152对代理集，448×256分辨率）下，相较AdaIR(ICLR 2025)：PSNR领先2.41 dB（20.71→23.12 dB），SSIM领先0.171（0.734→0.905），MAE降低0.017（0.076→0.059）；相较骨干基线（无VCA/GARC）：PSNR提升0.56 dB，可见度代理提升0.013，验证了煤矿先验自适应的有效性。</w:t>
       </w:r>
       <w:r/>
       <w:r>
@@ -7441,7 +7434,7 @@
         <w:ind w:firstLine="420"/>
       </w:pPr>
       <w:r>
-        <w:t>各方法的失效模式呈现显著差异：DCP因暗通道假设在煤矿灯光场景下系统性失效，PSNR仅15.92 dB，无参考可见度Vis（表3）在修正指标下为0.603，低于LUCIDMine（0.644），与全参考评价一致；CLAHE的SSIM最低（0.805），表明其局部直方图修正与真实参考存在较大结构偏差；Retinex的SSIM仅0.681，色调调整引入系统性偏差；AdaIR(ICLR 2025)[35]作为最新开源基线（代理集实测，n=152，448×256）达到20.71 dB，但其户外通用设计未针对煤矿眩光建模，与LUCIDMine（代理集：23.42 dB）相差2.71 dB。</w:t>
+        <w:t>各方法的失效模式呈现显著差异：DCP因暗通道假设在煤矿灯光场景下系统性失效，PSNR仅15.92 dB，无参考可见度Vis（表3）在修正指标下为0.603，低于LUCIDMine（0.644），与全参考评价一致；CLAHE的SSIM最低（0.805），表明其局部直方图修正与真实参考存在较大结构偏差；Retinex的SSIM仅0.681，色调调整引入系统性偏差；AdaIR(ICLR 2025)[35]作为最新开源基线（代理集实测，n=152，448×256）达到20.71 dB，但其户外通用设计未针对煤矿眩光建模，与LUCIDMine（同协议代理集：23.12 dB）相差2.41 dB。</w:t>
       </w:r>
       <w:r>
         <w:rPr>
@@ -8962,7 +8955,7 @@
           <w:sz w:val="18"/>
           <w:szCs w:val="18"/>
         </w:rPr>
-        <w:t>注：↑表示越大越好，↓表示越小越好。骨干基线为内部对照，非独立竞争方法。†AdaIR(ICLR 2025)为最新开源去雾基线；值来自代理集(n=152,448×256)，与本表其他方法（288对真实测试集）不直接可比，仅供评估方法可访问性参考。LUCIDMine相对AdaIR代理集：PSNR +2.71 dB；相对骨干基线：PSNR +0.56 dB，Vis +0.013。表2中输入原图Vis（0.889）高于DCP（0.812），原因是DCP在煤矿灯光场景过度压暗（PSNR仅15.92 dB），导致其全参考Vis也低于未处理图像；两者均低于LUCIDMine（0.931）。</w:t>
+        <w:t>注：↑表示越大越好，↓表示越小越好。骨干基线为内部对照，非独立竞争方法。†AdaIR(ICLR 2025)为最新开源去雾基线；值来自代理集(n=152,448×256)，与本表其他方法（288对真实测试集）不直接可比，仅供评估方法可访问性参考。LUCIDMine相对AdaIR（同协议448×256代理集）：PSNR +2.41 dB；相对骨干基线：PSNR +0.56 dB，Vis +0.013。表2中输入原图Vis（0.889）高于DCP（0.812），原因是DCP在煤矿灯光场景过度压暗（PSNR仅15.92 dB），导致其全参考Vis也低于未处理图像；两者均低于LUCIDMine（0.931）。</w:t>
       </w:r>
     </w:p>
     <w:p>
@@ -16101,7 +16094,7 @@
         <w:ind w:firstLine="420"/>
       </w:pPr>
       <w:r>
-        <w:t>本文表明，当训练标注稀缺且退化物理机制明确时，显式领域物理先验注入比端到端重训练更高效、更可解释、迁移更安全。LUCIDMine以预训练户外去雾骨干[5]为基础，通过四维煤矿物理先验张量Pm与可靠性调制图R(Pm)，以不足1%的参数增量实现了煤矿复合退化的域自适应；VCA的零门控初始化与GARC的残差截断约束共同保证了迁移不损害预训练先验能力。在288对真实配对测试集上，PSNR达23.42 dB、SSIM达0.956，较最新开源基线AdaIR（代理集，ICLR 2025）[35]分别领先2.71 dB与0.222，GPU推理时延仅增加&lt;1 ms，满足煤矿现场实时部署要求。该物理先验迁移范式对采矿、隧道施工、水下视觉等同类标注稀缺工业场景具有直接借鉴价值；未来结合下游带式输送机目标检测任务的联合优化，以及面向边缘计算设备的模型压缩探索，有望进一步将图像复原的质量增益转化为可量化的安全监控收益。</w:t>
+        <w:t>本文表明，当训练标注稀缺且退化物理机制明确时，显式领域物理先验注入比端到端重训练更高效、更可解释、迁移更安全。LUCIDMine以预训练户外去雾骨干[5]为基础，通过四维煤矿物理先验张量Pm与可靠性调制图R(Pm)，以不足1%的参数增量实现了煤矿复合退化的域自适应；VCA的零门控初始化与GARC的残差截断约束共同保证了迁移不损害预训练先验能力。在288对真实配对测试集上，PSNR达23.42 dB、SSIM达0.956，在可比评估协议下较最新开源基线AdaIR（代理集，ICLR 2025）[35]分别领先2.41 dB与0.171，GPU推理时延仅增加&lt;1 ms，满足煤矿现场实时部署要求。该物理先验迁移范式对采矿、隧道施工、水下视觉等同类标注稀缺工业场景具有直接借鉴价值；未来结合下游带式输送机目标检测任务的联合优化，以及面向边缘计算设备的模型压缩探索，有望进一步将图像复原的质量增益转化为可量化的安全监控收益。</w:t>
       </w:r>
       <w:r>
         <w:rPr>

--- a/面向煤矿井下图像的可见度条件自适应与眩光校准复原方法_修订版_最终.docx
+++ b/面向煤矿井下图像的可见度条件自适应与眩光校准复原方法_修订版_最终.docx
@@ -651,6 +651,15 @@
       </w:pPr>
       <w:r>
         <w:t>（4）构建包含1920对真实配对图像的煤矿井下带式输送机监控数据集；与现有煤矿图像研究普遍采用合成退化生成或单一退化类型配对的数据集不同，本数据集来自真实工业监控场景下的固定摄像机采集，涵盖缆线侧灯光眩光（M1）、矿工反光背心（M2）、蓝色信号灯照明（M3）、仪表盘近场雾化（M4）、顶板低照度纹理（M5）、机械截割扬尘（M6）等六类典型复合退化模式，提供完整的定量评估方案与多维消融分析。</w:t>
+      </w:r>
+    </w:p>
+    <w:p>
+      <w:pPr>
+        <w:spacing w:after="60" w:line="360" w:lineRule="auto"/>
+        <w:ind w:left="420" w:hanging="420"/>
+      </w:pPr>
+      <w:r>
+        <w:t w:space="preserve">本文其余部分组织如下：第2节详述LUCIDMine方法框架，包括问题建模、煤矿物理先验张量设计、VCA与GARC模块及训练策略；第3节描述实验设置；第4节报告并分析实验结果，包括定量评估、消融实验、跨域稳定性与逐场景可见度分析；第5节讨论方法优势与局限性；第6节给出结论与展望。</w:t>
       </w:r>
     </w:p>
     <w:p>
@@ -2336,17 +2345,14 @@
         <w:ind w:firstLine="420"/>
       </w:pPr>
       <w:r>
-        <w:t>式（</w:t>
+        <w:t>式（7）中三个经验常数含义如下：0.55为可靠性下限，确保先验注入在任何场景下保持不低于55%的强度；系数0.45控制低可见度区域（V→1）的可靠性增益，使其趋近1.0；系数0.35在眩光区域（G→1）将可靠性最多降至约0.65倍，以保守对待已饱和光源，避免对眩光区域过度增强。三个常数值由以下设计约束联合确定：α₀+α₁ = 0.55+0.45 = 1.0，保证纯低可见度极端场景（V=1,G=0）获得满强度注入；1−β = 1−0.35 = 0.65，保证纯眩光极端场景（G=1,V=0）仍保留65%注入而非完全置零，维持训练早期有效的先验梯度信号；两因子之积在[0.55×0.65, 1.0] = [0.36, 1.0]范围内单调有界，保证可靠性调制图的数值稳定性。</w:t>
       </w:r>
       <w:r>
         <w:rPr>
           <w:rFonts w:hint="eastAsia"/>
         </w:rPr>
-        <w:t>7</w:t>
-      </w:r>
-      <w:r>
-        <w:t>）中三个经验常数含义如下：0.55为可靠性下限，确保先验注入在任何场景下保持不低于55%的强度；系数0.45控制低可见度区域（</w:t>
-      </w:r>
+      </w:r>
+      <w:r/>
       <w:r>
         <w:rPr>
           <w:rFonts w:ascii="Times New Roman" w:hAnsi="Times New Roman" w:eastAsia="Times New Roman" w:cs="Times New Roman"/>
@@ -2355,17 +2361,13 @@
           <w:i/>
           <w:iCs/>
         </w:rPr>
-        <w:t>V</w:t>
-      </w:r>
-      <w:r>
-        <w:rPr>
-          <w:rFonts w:ascii="Times New Roman" w:hAnsi="Times New Roman" w:eastAsia="Times New Roman" w:cs="Times New Roman"/>
-        </w:rPr>
-        <w:t>→1</w:t>
-      </w:r>
-      <w:r>
-        <w:t>）的可靠性增益，使其趋近1.0；系数0.35在眩光区域（</w:t>
-      </w:r>
+      </w:r>
+      <w:r>
+        <w:rPr>
+          <w:rFonts w:ascii="Times New Roman" w:hAnsi="Times New Roman" w:eastAsia="Times New Roman" w:cs="Times New Roman"/>
+        </w:rPr>
+      </w:r>
+      <w:r/>
       <w:r>
         <w:rPr>
           <w:rFonts w:ascii="Times New Roman" w:hAnsi="Times New Roman" w:eastAsia="Times New Roman" w:cs="Times New Roman"/>
@@ -2374,17 +2376,13 @@
           <w:i/>
           <w:iCs/>
         </w:rPr>
-        <w:t>G</w:t>
-      </w:r>
-      <w:r>
-        <w:rPr>
-          <w:rFonts w:ascii="Times New Roman" w:hAnsi="Times New Roman" w:eastAsia="Times New Roman" w:cs="Times New Roman"/>
-        </w:rPr>
-        <w:t>→1</w:t>
-      </w:r>
-      <w:r>
-        <w:t>）将可靠性最多降至约0.65倍，以保守对待已饱和光源，避免对眩光区域过度增强。</w:t>
-      </w:r>
+      </w:r>
+      <w:r>
+        <w:rPr>
+          <w:rFonts w:ascii="Times New Roman" w:hAnsi="Times New Roman" w:eastAsia="Times New Roman" w:cs="Times New Roman"/>
+        </w:rPr>
+      </w:r>
+      <w:r/>
     </w:p>
     <w:p>
       <w:pPr>

--- a/面向煤矿井下图像的可见度条件自适应与眩光校准复原方法_修订版_最终.docx
+++ b/面向煤矿井下图像的可见度条件自适应与眩光校准复原方法_修订版_最终.docx
@@ -16092,7 +16092,7 @@
         <w:ind w:firstLine="420"/>
       </w:pPr>
       <w:r>
-        <w:t>本文表明，当训练标注稀缺且退化物理机制明确时，显式领域物理先验注入比端到端重训练更高效、更可解释、迁移更安全。LUCIDMine以预训练户外去雾骨干[5]为基础，通过四维煤矿物理先验张量Pm与可靠性调制图R(Pm)，以不足1%的参数增量实现了煤矿复合退化的域自适应；VCA的零门控初始化与GARC的残差截断约束共同保证了迁移不损害预训练先验能力。在288对真实配对测试集上，PSNR达23.42 dB、SSIM达0.956，在可比评估协议下较最新开源基线AdaIR（代理集，ICLR 2025）[35]分别领先2.41 dB与0.171，GPU推理时延仅增加&lt;1 ms，满足煤矿现场实时部署要求。该物理先验迁移范式对采矿、隧道施工、水下视觉等同类标注稀缺工业场景具有直接借鉴价值；未来结合下游带式输送机目标检测任务的联合优化，以及面向边缘计算设备的模型压缩探索，有望进一步将图像复原的质量增益转化为可量化的安全监控收益。</w:t>
+        <w:t>本文表明，当训练标注稀缺且退化物理机制明确时，以轻量化物理先验模块对预训练骨干实施参数高效域自适应，可在极低参数代价（不足1%增量）下显著超越同一骨干的零样本直接推理（PSNR +2.16 dB），同时以远少于全参数通用去雾模型的领域标注需求实现可比或更优的性能——该设计范式兼具参数高效性、物理可解释性与迁移安全性。LUCIDMine以预训练户外去雾骨干[5]为基础，通过四维煤矿物理先验张量Pm与可靠性调制图R(Pm)，以不足1%的参数增量实现了煤矿复合退化的域自适应；VCA的零门控初始化与GARC的残差截断约束共同保证了迁移不损害预训练先验能力。在288对真实配对测试集上，PSNR达23.42 dB、SSIM达0.956，在可比评估协议下较最新开源基线AdaIR（代理集，ICLR 2025）[35]分别领先2.41 dB与0.171，GPU推理时延仅增加&lt;1 ms，满足煤矿现场实时部署要求。该物理先验迁移范式对采矿、隧道施工、水下视觉等同类标注稀缺工业场景具有直接借鉴价值；未来结合下游带式输送机目标检测任务的联合优化，以及面向边缘计算设备的模型压缩探索，有望进一步将图像复原的质量增益转化为可量化的安全监控收益。</w:t>
       </w:r>
       <w:r>
         <w:rPr>

--- a/面向煤矿井下图像的可见度条件自适应与眩光校准复原方法_修订版_最终.docx
+++ b/面向煤矿井下图像的可见度条件自适应与眩光校准复原方法_修订版_最终.docx
@@ -166,7 +166,7 @@
           <w:b/>
           <w:bCs/>
         </w:rPr>
-        <w:t>摘要：煤矿井下带式输送机运行环境恶劣，图像同时受粉尘散射、眩光饱和与低照度三类耦合退化影响，严重制约安全视觉监控的可靠性。现有图像复原方法均针对单一退化类型设计，难以应对上述耦合退化场景。本文提出LUCIDMine——面向煤矿井下复合退化的端到端图像复原框架。核心创新在于：设计四维煤矿物理先验张量Pm = [Y, D, G, V]与场景自适应可靠性调制图R(Pm)，首次在统一物理先验框架内对三类退化的空间分布实施显式建模与自适应权重调控；在预训练多尺度去雾主干[5]基础上，以不足1%参数增量引入两个煤矿定制模块：可见度条件化瓶颈适配模块（VCA）通过零门控残差路径将Pm注入128通道压缩瓶颈，实现退化感知的特征自适应；眩光感知残差校准模块（GARC）与VCA协同，对图像域复原残差进行逐像素眩光感知缩放，强化高光区域的稳健性。同时构建1920对真实工业配对井下监控图像数据集，涵盖六类典型复合退化场景。在288对真实配对测试集上，PSNR为23.42 dB，SSIM为0.956，MAE为0.057，综合可见度代理Vis为0.931；在可比评估协议（152对代理集，448×256分辨率）下，LUCIDMine（PSNR 23.12 dB）较最新开源基线AdaIR（ICLR 2025）（20.71 dB）领先2.41 dB，SSIM领先0.171；消融实验验证了VCA（+2.81 dB PSNR）与GARC协同的有效性。</w:t>
+        <w:t>摘要：煤矿井下带式输送机运行环境恶劣，图像同时受粉尘散射、眩光饱和与低照度三类耦合退化影响，严重制约安全视觉监控的可靠性。现有图像复原方法均针对单一退化类型设计，难以应对上述耦合退化场景。本文提出LUCIDMine——面向煤矿井下复合退化的端到端图像复原框架。核心创新在于：设计四维煤矿物理先验张量Pm = [Y, D, G, V]与场景自适应可靠性调制图R(Pm)，据我们所知，首次在统一物理先验框架内对三类退化的空间分布实施显式建模与自适应权重调控；在预训练多尺度去雾主干[5]基础上，以不足1%参数增量引入两个煤矿定制模块：可见度条件化瓶颈适配模块（VCA）通过零门控残差路径将Pm注入128通道压缩瓶颈，实现退化感知的特征自适应；眩光感知残差校准模块（GARC）与VCA协同，对图像域复原残差进行逐像素眩光感知缩放，强化高光区域的稳健性。同时构建1920对真实工业配对井下监控图像数据集，涵盖六类典型复合退化场景。在288对真实配对测试集上，PSNR为23.42 dB，SSIM为0.956，MAE为0.057，综合可见度代理Vis为0.931；在可比评估协议（152对代理集，448×256分辨率）下，LUCIDMine（PSNR 23.12 dB）较最新开源基线AdaIR（ICLR 2025）（20.71 dB）领先2.41 dB，SSIM领先0.171；消融实验验证了VCA（+2.81 dB PSNR）与GARC协同的有效性。</w:t>
       </w:r>
       <w:bookmarkStart w:id="2" w:name="OLE_LINK10"/>
       <w:r>
@@ -592,7 +592,7 @@
         <w:ind w:firstLine="420"/>
       </w:pPr>
       <w:r>
-        <w:t>针对上述挑战，本文提出LUCIDMine——面向煤矿井下复合退化的端到端图像复原框架。LUCIDMine以预训练于真实户外去雾的多尺度残差编解码主干[5]为骨干，编码器逐级将场景信息压缩为128通道压缩瓶颈表示，解码器由此重建复原输出；在瓶颈特征域与图像域分别插入两个轻量级煤矿定制控制模块，对扬尘散射与灯光眩光实施针对性建模，构成完整的井下图像复原体系。与现有煤矿图像处理方法逐一处理单类退化不同，LUCIDMine首次将眩光饱和、粉尘散射与暗区低照度三类耦合退化纳入统一物理先验框架；可靠性图R(Pm)=(0.55+0.45V)(1-0.35G)对先验注入强度实施场景自适应调制，在眩光饱和区域（G→1）自动将注入权重收缩至约65%以保守处理已饱和像素，在低可见度区域（V→1）趋近满权重注入以最大化细节恢复，实现了对两类相互制约退化的精准平衡。</w:t>
+        <w:t>针对上述挑战，本文提出LUCIDMine——面向煤矿井下复合退化的端到端图像复原框架。LUCIDMine以预训练于真实户外去雾的多尺度残差编解码主干[5]为骨干，编码器逐级将场景信息压缩为128通道压缩瓶颈表示，解码器由此重建复原输出；在瓶颈特征域与图像域分别插入两个轻量级煤矿定制控制模块，对扬尘散射与灯光眩光实施针对性建模，构成完整的井下图像复原体系。与现有煤矿图像处理方法逐一处理单类退化不同，据我们所知，LUCIDMine首次将眩光饱和、粉尘散射与暗区低照度三类耦合退化纳入统一物理先验框架；可靠性图R(Pm)=(0.55+0.45V)(1-0.35G)对先验注入强度实施场景自适应调制，在眩光饱和区域（G→1）自动将注入权重收缩至约65%以保守处理已饱和像素，在低可见度区域（V→1）趋近满权重注入以最大化细节恢复，实现了对两类相互制约退化的精准平衡。</w:t>
       </w:r>
     </w:p>
     <w:p>
@@ -610,7 +610,7 @@
         <w:ind w:left="420" w:hanging="420"/>
       </w:pPr>
       <w:r>
-        <w:t>（1）针对煤矿井下眩光饱和、粉尘散射与低照度三类耦合退化，设计可解释的四维煤矿物理先验张量Pm = [Y, D, G, V]与场景自适应可靠性调制图R(Pm) = (0.55+0.45V)(1−0.35G)，首次在统一物理先验框架内对上述三类退化的空间分布实施显式建模与自适应权重调控；以Pm为条件对预训练于真实户外去雾的多尺度压缩-瓶颈-自适应主干网络[5]进行煤矿域迁移适配，构成端到端复原框架LUCIDMine，解决通用去雾与低光方法在带式输送机监控复合退化场景下系统性失效的问题。</w:t>
+        <w:t>（1）针对煤矿井下眩光饱和、粉尘散射与低照度三类耦合退化，设计可解释的四维煤矿物理先验张量Pm = [Y, D, G, V]与场景自适应可靠性调制图R(Pm) = (0.55+0.45V)(1−0.35G)，据我们所知，首次在统一物理先验框架内对上述三类退化的空间分布实施显式建模与自适应权重调控；以Pm为条件对预训练于真实户外去雾的多尺度压缩-瓶颈-自适应主干网络[5]进行煤矿域迁移适配，构成端到端复原框架LUCIDMine，解决通用去雾与低光方法在带式输送机监控复合退化场景下系统性失效的问题。</w:t>
       </w:r>
     </w:p>
     <w:p>

--- a/面向煤矿井下图像的可见度条件自适应与眩光校准复原方法_修订版_最终.docx
+++ b/面向煤矿井下图像的可见度条件自适应与眩光校准复原方法_修订版_最终.docx
@@ -7673,7 +7673,7 @@
                 <w:sz w:val="18"/>
                 <w:szCs w:val="18"/>
               </w:rPr>
-              <w:t>Vis↑</w:t>
+              <w:t>Vis↑§</w:t>
             </w:r>
           </w:p>
         </w:tc>
@@ -8953,7 +8953,7 @@
           <w:sz w:val="18"/>
           <w:szCs w:val="18"/>
         </w:rPr>
-        <w:t>注：↑表示越大越好，↓表示越小越好。骨干基线为内部对照，非独立竞争方法。†AdaIR(ICLR 2025)为最新开源去雾基线；值来自代理集(n=152,448×256)，与本表其他方法（288对真实测试集）不直接可比，仅供评估方法可访问性参考。LUCIDMine相对AdaIR（同协议448×256代理集）：PSNR +2.41 dB；相对骨干基线：PSNR +0.56 dB，Vis +0.013。表2中输入原图Vis（0.889）高于DCP（0.812），原因是DCP在煤矿灯光场景过度压暗（PSNR仅15.92 dB），导致其全参考Vis也低于未处理图像；两者均低于LUCIDMine（0.931）。</w:t>
+        <w:t>注：↑表示越大越好，↓表示越小越好。§表2 Vis列按原始公式（含暗通道D̃与拉普拉斯锐度S̃分量）计算于288对测试集；修订版公式(16)结果详见表3。骨干基线为内部对照，非独立竞争方法。†AdaIR(ICLR 2025)为最新开源去雾基线；值来自代理集(n=152,448×256)，与本表其他方法（288对真实测试集）不直接可比，仅供评估方法可访问性参考。LUCIDMine相对AdaIR（同协议448×256代理集）：PSNR +2.41 dB；相对骨干基线：PSNR +0.56 dB，Vis +0.013。表2中输入原图Vis（0.889）高于DCP（0.812），原因是DCP在煤矿灯光场景过度压暗（PSNR仅15.92 dB），导致其全参考Vis也低于未处理图像；两者均低于LUCIDMine（0.931）。</w:t>
       </w:r>
     </w:p>
     <w:p>
@@ -12438,7 +12438,7 @@
           <w:sz w:val="18"/>
           <w:szCs w:val="18"/>
         </w:rPr>
-        <w:t>图像，非理想清晰地面真值；绝对PSNR值反映合成退化下的重建一致性，不可与表2结果直接比较。 ‡AdaIR[35]（ICLR 2025）未在本30对合成子集上评测，相关单元以“—”标注，不纳入排名比较。</w:t>
+        <w:t>图像，非理想清晰地面真值；绝对PSNR值反映合成退化下的重建一致性，不可与表2结果直接比较。 ‡AdaIR[35]（ICLR 2025）本次实验中AdaIR仅针对Protocol B（448×256代理集）配置了CPU推理流水线；合成子集采用专用退化管线生成输入及配对真值，将AdaIR推理扩展至此格式需额外工程成本，故未在本子集评测，相关单元以“—”标注，不纳入排名比较。</w:t>
       </w:r>
     </w:p>
     <w:p>
